--- a/api/_files/CO_Brain_Injury_Residential_PP_Manual.docx
+++ b/api/_files/CO_Brain_Injury_Residential_PP_Manual.docx
@@ -42996,6 +42996,5242 @@
         </w:tc>
       </w:tr>
     </w:tbl>
+    <w:p>
+      <w:r>
+        <w:br w:type="page"/>
+      </w:r>
+    </w:p>
+    <w:p>
+      <w:pPr>
+        <w:shd w:fill="1F3A5F" w:color="auto" w:val="clear"/>
+        <w:spacing w:after="60" w:before="60"/>
+      </w:pPr>
+      <w:r>
+        <w:rPr>
+          <w:rFonts w:ascii="Calibri" w:cs="Calibri" w:eastAsia="Calibri" w:hAnsi="Calibri"/>
+          <w:b/>
+          <w:bCs/>
+          <w:i w:val="false"/>
+          <w:iCs w:val="false"/>
+          <w:color w:val="FFFFFF"/>
+          <w:sz w:val="24"/>
+          <w:szCs w:val="24"/>
+        </w:rPr>
+        <w:t xml:space="preserve">SECTION 6 — ACCREDITATION ALIGNMENT &amp; PROGRAM OUTCOMES</w:t>
+      </w:r>
+    </w:p>
+    <w:p>
+      <w:pPr>
+        <w:spacing w:after="140" w:before="0" w:line="276"/>
+        <w:jc w:val="left"/>
+      </w:pPr>
+      <w:r>
+        <w:rPr>
+          <w:rFonts w:ascii="Calibri" w:cs="Calibri" w:eastAsia="Calibri" w:hAnsi="Calibri"/>
+          <w:b/>
+          <w:bCs/>
+          <w:i w:val="false"/>
+          <w:iCs w:val="false"/>
+          <w:color w:val="3E5871"/>
+          <w:sz w:val="20"/>
+          <w:szCs w:val="20"/>
+        </w:rPr>
+        <w:t xml:space="preserve">Accreditation alignment (optional, but market-relevant): </w:t>
+      </w:r>
+      <w:r>
+        <w:rPr>
+          <w:rFonts w:ascii="Calibri" w:cs="Calibri" w:eastAsia="Calibri" w:hAnsi="Calibri"/>
+          <w:b w:val="false"/>
+          <w:bCs w:val="false"/>
+          <w:i w:val="false"/>
+          <w:iCs w:val="false"/>
+          <w:color w:val="555555"/>
+          <w:sz w:val="20"/>
+          <w:szCs w:val="20"/>
+        </w:rPr>
+        <w:t xml:space="preserve">this section aligns the facility’s brain-injury rehabilitation program to nationally recognized accreditation frameworks — the Joint Commission and CARF (Commission on Accreditation of Rehabilitation Facilities) — which payers and Colorado’s Case Management Agencies often require or prefer for brain-injury providers. It aligns the facility’s practices to these frameworks and does not reproduce their proprietary standards; obtain current standards directly from the accreditor.</w:t>
+      </w:r>
+    </w:p>
+    <w:p>
+      <w:pPr>
+        <w:keepNext/>
+        <w:spacing w:after="100" w:before="240"/>
+      </w:pPr>
+      <w:r>
+        <w:rPr>
+          <w:rFonts w:ascii="Calibri" w:cs="Calibri" w:eastAsia="Calibri" w:hAnsi="Calibri"/>
+          <w:b/>
+          <w:bCs/>
+          <w:i w:val="false"/>
+          <w:iCs w:val="false"/>
+          <w:color w:val="1F3A5F"/>
+          <w:sz w:val="24"/>
+          <w:szCs w:val="24"/>
+        </w:rPr>
+        <w:t xml:space="preserve">Policy 6.01 — Individualized Rehabilitation / Program Plan</w:t>
+      </w:r>
+    </w:p>
+    <w:tbl>
+      <w:tblPr>
+        <w:tblW w:type="dxa" w:w="9360"/>
+        <w:tblBorders>
+          <w:top w:val="single" w:color="9DB1C7" w:sz="4"/>
+          <w:left w:val="single" w:color="9DB1C7" w:sz="4"/>
+          <w:bottom w:val="single" w:color="9DB1C7" w:sz="4"/>
+          <w:right w:val="single" w:color="9DB1C7" w:sz="4"/>
+          <w:insideH w:val="single" w:color="9DB1C7" w:sz="4"/>
+          <w:insideV w:val="single" w:color="9DB1C7" w:sz="4"/>
+        </w:tblBorders>
+      </w:tblPr>
+      <w:tblGrid>
+        <w:gridCol w:w="2000"/>
+        <w:gridCol w:w="7360"/>
+      </w:tblGrid>
+      <w:tr>
+        <w:tc>
+          <w:tcPr>
+            <w:tcW w:type="dxa" w:w="2000"/>
+            <w:shd w:fill="EAF0F6" w:color="auto" w:val="clear"/>
+            <w:tcMar>
+              <w:top w:type="dxa" w:w="60"/>
+              <w:left w:type="dxa" w:w="110"/>
+              <w:bottom w:type="dxa" w:w="60"/>
+              <w:right w:type="dxa" w:w="110"/>
+            </w:tcMar>
+            <w:vAlign w:val="center"/>
+          </w:tcPr>
+          <w:p>
+            <w:pPr>
+              <w:spacing w:after="0" w:before="0" w:line="276"/>
+              <w:jc w:val="left"/>
+            </w:pPr>
+            <w:r>
+              <w:rPr>
+                <w:rFonts w:ascii="Calibri" w:cs="Calibri" w:eastAsia="Calibri" w:hAnsi="Calibri"/>
+                <w:b/>
+                <w:bCs/>
+                <w:i w:val="false"/>
+                <w:iCs w:val="false"/>
+                <w:color w:val="3E5871"/>
+                <w:sz w:val="20"/>
+                <w:szCs w:val="20"/>
+              </w:rPr>
+              <w:t xml:space="preserve">Subject</w:t>
+            </w:r>
+          </w:p>
+        </w:tc>
+        <w:tc>
+          <w:tcPr>
+            <w:tcW w:type="dxa" w:w="7360"/>
+            <w:tcMar>
+              <w:top w:type="dxa" w:w="60"/>
+              <w:left w:type="dxa" w:w="110"/>
+              <w:bottom w:type="dxa" w:w="60"/>
+              <w:right w:type="dxa" w:w="110"/>
+            </w:tcMar>
+            <w:vAlign w:val="center"/>
+          </w:tcPr>
+          <w:p>
+            <w:pPr>
+              <w:spacing w:after="0" w:before="0" w:line="276"/>
+              <w:jc w:val="left"/>
+            </w:pPr>
+            <w:r>
+              <w:rPr>
+                <w:rFonts w:ascii="Calibri" w:cs="Calibri" w:eastAsia="Calibri" w:hAnsi="Calibri"/>
+                <w:b w:val="false"/>
+                <w:bCs w:val="false"/>
+                <w:i w:val="false"/>
+                <w:iCs w:val="false"/>
+                <w:color w:val="1A1A1A"/>
+                <w:sz w:val="20"/>
+                <w:szCs w:val="20"/>
+              </w:rPr>
+              <w:t xml:space="preserve">Individualized Rehabilitation / Program Plan</w:t>
+            </w:r>
+          </w:p>
+        </w:tc>
+      </w:tr>
+      <w:tr>
+        <w:tc>
+          <w:tcPr>
+            <w:tcW w:type="dxa" w:w="2000"/>
+            <w:shd w:fill="EAF0F6" w:color="auto" w:val="clear"/>
+            <w:tcMar>
+              <w:top w:type="dxa" w:w="60"/>
+              <w:left w:type="dxa" w:w="110"/>
+              <w:bottom w:type="dxa" w:w="60"/>
+              <w:right w:type="dxa" w:w="110"/>
+            </w:tcMar>
+            <w:vAlign w:val="center"/>
+          </w:tcPr>
+          <w:p>
+            <w:pPr>
+              <w:spacing w:after="0" w:before="0" w:line="276"/>
+              <w:jc w:val="left"/>
+            </w:pPr>
+            <w:r>
+              <w:rPr>
+                <w:rFonts w:ascii="Calibri" w:cs="Calibri" w:eastAsia="Calibri" w:hAnsi="Calibri"/>
+                <w:b/>
+                <w:bCs/>
+                <w:i w:val="false"/>
+                <w:iCs w:val="false"/>
+                <w:color w:val="3E5871"/>
+                <w:sz w:val="20"/>
+                <w:szCs w:val="20"/>
+              </w:rPr>
+              <w:t xml:space="preserve">Department</w:t>
+            </w:r>
+          </w:p>
+        </w:tc>
+        <w:tc>
+          <w:tcPr>
+            <w:tcW w:type="dxa" w:w="7360"/>
+            <w:tcMar>
+              <w:top w:type="dxa" w:w="60"/>
+              <w:left w:type="dxa" w:w="110"/>
+              <w:bottom w:type="dxa" w:w="60"/>
+              <w:right w:type="dxa" w:w="110"/>
+            </w:tcMar>
+            <w:vAlign w:val="center"/>
+          </w:tcPr>
+          <w:p>
+            <w:pPr>
+              <w:spacing w:after="0" w:before="0" w:line="276"/>
+              <w:jc w:val="left"/>
+            </w:pPr>
+            <w:r>
+              <w:rPr>
+                <w:rFonts w:ascii="Calibri" w:cs="Calibri" w:eastAsia="Calibri" w:hAnsi="Calibri"/>
+                <w:b w:val="false"/>
+                <w:bCs w:val="false"/>
+                <w:i w:val="false"/>
+                <w:iCs w:val="false"/>
+                <w:color w:val="1A1A1A"/>
+                <w:sz w:val="20"/>
+                <w:szCs w:val="20"/>
+              </w:rPr>
+              <w:t xml:space="preserve">[Facility Name] — Program Evaluation / Quality</w:t>
+            </w:r>
+          </w:p>
+        </w:tc>
+      </w:tr>
+      <w:tr>
+        <w:tc>
+          <w:tcPr>
+            <w:tcW w:type="dxa" w:w="2000"/>
+            <w:shd w:fill="EAF0F6" w:color="auto" w:val="clear"/>
+            <w:tcMar>
+              <w:top w:type="dxa" w:w="60"/>
+              <w:left w:type="dxa" w:w="110"/>
+              <w:bottom w:type="dxa" w:w="60"/>
+              <w:right w:type="dxa" w:w="110"/>
+            </w:tcMar>
+            <w:vAlign w:val="center"/>
+          </w:tcPr>
+          <w:p>
+            <w:pPr>
+              <w:spacing w:after="0" w:before="0" w:line="276"/>
+              <w:jc w:val="left"/>
+            </w:pPr>
+            <w:r>
+              <w:rPr>
+                <w:rFonts w:ascii="Calibri" w:cs="Calibri" w:eastAsia="Calibri" w:hAnsi="Calibri"/>
+                <w:b/>
+                <w:bCs/>
+                <w:i w:val="false"/>
+                <w:iCs w:val="false"/>
+                <w:color w:val="3E5871"/>
+                <w:sz w:val="20"/>
+                <w:szCs w:val="20"/>
+              </w:rPr>
+              <w:t xml:space="preserve">Reference</w:t>
+            </w:r>
+          </w:p>
+        </w:tc>
+        <w:tc>
+          <w:tcPr>
+            <w:tcW w:type="dxa" w:w="7360"/>
+            <w:tcMar>
+              <w:top w:type="dxa" w:w="60"/>
+              <w:left w:type="dxa" w:w="110"/>
+              <w:bottom w:type="dxa" w:w="60"/>
+              <w:right w:type="dxa" w:w="110"/>
+            </w:tcMar>
+            <w:vAlign w:val="center"/>
+          </w:tcPr>
+          <w:p>
+            <w:pPr>
+              <w:spacing w:after="0" w:before="0" w:line="276"/>
+              <w:jc w:val="left"/>
+            </w:pPr>
+            <w:r>
+              <w:rPr>
+                <w:rFonts w:ascii="Calibri" w:cs="Calibri" w:eastAsia="Calibri" w:hAnsi="Calibri"/>
+                <w:b w:val="false"/>
+                <w:bCs w:val="false"/>
+                <w:i w:val="false"/>
+                <w:iCs w:val="false"/>
+                <w:color w:val="1A1A1A"/>
+                <w:sz w:val="20"/>
+                <w:szCs w:val="20"/>
+              </w:rPr>
+              <w:t xml:space="preserve">6 CCR 1011-1, Chapter 7; national rehabilitation accreditation standards</w:t>
+            </w:r>
+          </w:p>
+        </w:tc>
+      </w:tr>
+      <w:tr>
+        <w:tc>
+          <w:tcPr>
+            <w:tcW w:type="dxa" w:w="2000"/>
+            <w:shd w:fill="EAF0F6" w:color="auto" w:val="clear"/>
+            <w:tcMar>
+              <w:top w:type="dxa" w:w="60"/>
+              <w:left w:type="dxa" w:w="110"/>
+              <w:bottom w:type="dxa" w:w="60"/>
+              <w:right w:type="dxa" w:w="110"/>
+            </w:tcMar>
+            <w:vAlign w:val="center"/>
+          </w:tcPr>
+          <w:p>
+            <w:pPr>
+              <w:spacing w:after="0" w:before="0" w:line="276"/>
+              <w:jc w:val="left"/>
+            </w:pPr>
+            <w:r>
+              <w:rPr>
+                <w:rFonts w:ascii="Calibri" w:cs="Calibri" w:eastAsia="Calibri" w:hAnsi="Calibri"/>
+                <w:b/>
+                <w:bCs/>
+                <w:i w:val="false"/>
+                <w:iCs w:val="false"/>
+                <w:color w:val="3E5871"/>
+                <w:sz w:val="20"/>
+                <w:szCs w:val="20"/>
+              </w:rPr>
+              <w:t xml:space="preserve">Effective Date</w:t>
+            </w:r>
+          </w:p>
+        </w:tc>
+        <w:tc>
+          <w:tcPr>
+            <w:tcW w:type="dxa" w:w="7360"/>
+            <w:tcMar>
+              <w:top w:type="dxa" w:w="60"/>
+              <w:left w:type="dxa" w:w="110"/>
+              <w:bottom w:type="dxa" w:w="60"/>
+              <w:right w:type="dxa" w:w="110"/>
+            </w:tcMar>
+            <w:vAlign w:val="center"/>
+          </w:tcPr>
+          <w:p>
+            <w:pPr>
+              <w:spacing w:after="0" w:before="0" w:line="276"/>
+              <w:jc w:val="left"/>
+            </w:pPr>
+            <w:r>
+              <w:rPr>
+                <w:rFonts w:ascii="Calibri" w:cs="Calibri" w:eastAsia="Calibri" w:hAnsi="Calibri"/>
+                <w:b w:val="false"/>
+                <w:bCs w:val="false"/>
+                <w:i w:val="false"/>
+                <w:iCs w:val="false"/>
+                <w:color w:val="1A1A1A"/>
+                <w:sz w:val="20"/>
+                <w:szCs w:val="20"/>
+              </w:rPr>
+              <w:t xml:space="preserve">[MM/DD/YYYY]</w:t>
+            </w:r>
+          </w:p>
+        </w:tc>
+      </w:tr>
+      <w:tr>
+        <w:tc>
+          <w:tcPr>
+            <w:tcW w:type="dxa" w:w="2000"/>
+            <w:shd w:fill="EAF0F6" w:color="auto" w:val="clear"/>
+            <w:tcMar>
+              <w:top w:type="dxa" w:w="60"/>
+              <w:left w:type="dxa" w:w="110"/>
+              <w:bottom w:type="dxa" w:w="60"/>
+              <w:right w:type="dxa" w:w="110"/>
+            </w:tcMar>
+            <w:vAlign w:val="center"/>
+          </w:tcPr>
+          <w:p>
+            <w:pPr>
+              <w:spacing w:after="0" w:before="0" w:line="276"/>
+              <w:jc w:val="left"/>
+            </w:pPr>
+            <w:r>
+              <w:rPr>
+                <w:rFonts w:ascii="Calibri" w:cs="Calibri" w:eastAsia="Calibri" w:hAnsi="Calibri"/>
+                <w:b/>
+                <w:bCs/>
+                <w:i w:val="false"/>
+                <w:iCs w:val="false"/>
+                <w:color w:val="3E5871"/>
+                <w:sz w:val="20"/>
+                <w:szCs w:val="20"/>
+              </w:rPr>
+              <w:t xml:space="preserve">Revision Dates</w:t>
+            </w:r>
+          </w:p>
+        </w:tc>
+        <w:tc>
+          <w:tcPr>
+            <w:tcW w:type="dxa" w:w="7360"/>
+            <w:tcMar>
+              <w:top w:type="dxa" w:w="60"/>
+              <w:left w:type="dxa" w:w="110"/>
+              <w:bottom w:type="dxa" w:w="60"/>
+              <w:right w:type="dxa" w:w="110"/>
+            </w:tcMar>
+            <w:vAlign w:val="center"/>
+          </w:tcPr>
+          <w:p>
+            <w:pPr>
+              <w:spacing w:after="0" w:before="0" w:line="276"/>
+              <w:jc w:val="left"/>
+            </w:pPr>
+            <w:r>
+              <w:rPr>
+                <w:rFonts w:ascii="Calibri" w:cs="Calibri" w:eastAsia="Calibri" w:hAnsi="Calibri"/>
+                <w:b w:val="false"/>
+                <w:bCs w:val="false"/>
+                <w:i w:val="false"/>
+                <w:iCs w:val="false"/>
+                <w:color w:val="1A1A1A"/>
+                <w:sz w:val="20"/>
+                <w:szCs w:val="20"/>
+              </w:rPr>
+              <w:t xml:space="preserve">[MM/DD/YYYY]</w:t>
+            </w:r>
+          </w:p>
+        </w:tc>
+      </w:tr>
+      <w:tr>
+        <w:tc>
+          <w:tcPr>
+            <w:tcW w:type="dxa" w:w="2000"/>
+            <w:shd w:fill="EAF0F6" w:color="auto" w:val="clear"/>
+            <w:tcMar>
+              <w:top w:type="dxa" w:w="60"/>
+              <w:left w:type="dxa" w:w="110"/>
+              <w:bottom w:type="dxa" w:w="60"/>
+              <w:right w:type="dxa" w:w="110"/>
+            </w:tcMar>
+            <w:vAlign w:val="center"/>
+          </w:tcPr>
+          <w:p>
+            <w:pPr>
+              <w:spacing w:after="0" w:before="0" w:line="276"/>
+              <w:jc w:val="left"/>
+            </w:pPr>
+            <w:r>
+              <w:rPr>
+                <w:rFonts w:ascii="Calibri" w:cs="Calibri" w:eastAsia="Calibri" w:hAnsi="Calibri"/>
+                <w:b/>
+                <w:bCs/>
+                <w:i w:val="false"/>
+                <w:iCs w:val="false"/>
+                <w:color w:val="3E5871"/>
+                <w:sz w:val="20"/>
+                <w:szCs w:val="20"/>
+              </w:rPr>
+              <w:t xml:space="preserve">Approved By</w:t>
+            </w:r>
+          </w:p>
+        </w:tc>
+        <w:tc>
+          <w:tcPr>
+            <w:tcW w:type="dxa" w:w="7360"/>
+            <w:tcMar>
+              <w:top w:type="dxa" w:w="60"/>
+              <w:left w:type="dxa" w:w="110"/>
+              <w:bottom w:type="dxa" w:w="60"/>
+              <w:right w:type="dxa" w:w="110"/>
+            </w:tcMar>
+            <w:vAlign w:val="center"/>
+          </w:tcPr>
+          <w:p>
+            <w:pPr>
+              <w:spacing w:after="0" w:before="0" w:line="276"/>
+              <w:jc w:val="left"/>
+            </w:pPr>
+            <w:r>
+              <w:rPr>
+                <w:rFonts w:ascii="Calibri" w:cs="Calibri" w:eastAsia="Calibri" w:hAnsi="Calibri"/>
+                <w:b w:val="false"/>
+                <w:bCs w:val="false"/>
+                <w:i w:val="false"/>
+                <w:iCs w:val="false"/>
+                <w:color w:val="1A1A1A"/>
+                <w:sz w:val="20"/>
+                <w:szCs w:val="20"/>
+              </w:rPr>
+              <w:t xml:space="preserve">____________________________   </w:t>
+            </w:r>
+            <w:r>
+              <w:rPr>
+                <w:rFonts w:ascii="Calibri" w:cs="Calibri" w:eastAsia="Calibri" w:hAnsi="Calibri"/>
+                <w:b w:val="false"/>
+                <w:bCs w:val="false"/>
+                <w:i w:val="false"/>
+                <w:iCs w:val="false"/>
+                <w:color w:val="1A1A1A"/>
+                <w:sz w:val="20"/>
+                <w:szCs w:val="20"/>
+              </w:rPr>
+              <w:t xml:space="preserve">[Administrator Name], Administrator</w:t>
+            </w:r>
+          </w:p>
+        </w:tc>
+      </w:tr>
+    </w:tbl>
+    <w:p>
+      <w:pPr>
+        <w:spacing w:after="60" w:before="0" w:line="276"/>
+        <w:jc w:val="left"/>
+      </w:pPr>
+      <w:r>
+        <w:rPr>
+          <w:rFonts w:ascii="Calibri" w:cs="Calibri" w:eastAsia="Calibri" w:hAnsi="Calibri"/>
+          <w:b w:val="false"/>
+          <w:bCs w:val="false"/>
+          <w:i w:val="false"/>
+          <w:iCs w:val="false"/>
+          <w:color w:val="1A1A1A"/>
+          <w:sz w:val="6"/>
+          <w:szCs w:val="6"/>
+        </w:rPr>
+        <w:t xml:space="preserve"/>
+      </w:r>
+    </w:p>
+    <w:p>
+      <w:pPr>
+        <w:spacing w:after="60" w:before="0" w:line="276"/>
+        <w:jc w:val="left"/>
+      </w:pPr>
+      <w:r>
+        <w:rPr>
+          <w:rFonts w:ascii="Calibri" w:cs="Calibri" w:eastAsia="Calibri" w:hAnsi="Calibri"/>
+          <w:b/>
+          <w:bCs/>
+          <w:i w:val="false"/>
+          <w:iCs w:val="false"/>
+          <w:color w:val="3E5871"/>
+          <w:sz w:val="21"/>
+          <w:szCs w:val="21"/>
+        </w:rPr>
+        <w:t xml:space="preserve">Purpose</w:t>
+      </w:r>
+    </w:p>
+    <w:p>
+      <w:pPr>
+        <w:spacing w:after="120" w:before="0" w:line="276"/>
+        <w:jc w:val="left"/>
+      </w:pPr>
+      <w:r>
+        <w:rPr>
+          <w:rFonts w:ascii="Calibri" w:cs="Calibri" w:eastAsia="Calibri" w:hAnsi="Calibri"/>
+          <w:b w:val="false"/>
+          <w:bCs w:val="false"/>
+          <w:i w:val="false"/>
+          <w:iCs w:val="false"/>
+          <w:color w:val="1A1A1A"/>
+          <w:sz w:val="21"/>
+          <w:szCs w:val="21"/>
+        </w:rPr>
+        <w:t xml:space="preserve">To direct rehabilitation services through an individualized, measurable, participant-centered plan.</w:t>
+      </w:r>
+    </w:p>
+    <w:p>
+      <w:pPr>
+        <w:spacing w:after="60" w:before="0" w:line="276"/>
+        <w:jc w:val="left"/>
+      </w:pPr>
+      <w:r>
+        <w:rPr>
+          <w:rFonts w:ascii="Calibri" w:cs="Calibri" w:eastAsia="Calibri" w:hAnsi="Calibri"/>
+          <w:b/>
+          <w:bCs/>
+          <w:i w:val="false"/>
+          <w:iCs w:val="false"/>
+          <w:color w:val="3E5871"/>
+          <w:sz w:val="21"/>
+          <w:szCs w:val="21"/>
+        </w:rPr>
+        <w:t xml:space="preserve">Policy</w:t>
+      </w:r>
+    </w:p>
+    <w:p>
+      <w:pPr>
+        <w:spacing w:after="120" w:before="0" w:line="276"/>
+        <w:jc w:val="left"/>
+      </w:pPr>
+      <w:r>
+        <w:rPr>
+          <w:rFonts w:ascii="Calibri" w:cs="Calibri" w:eastAsia="Calibri" w:hAnsi="Calibri"/>
+          <w:b w:val="false"/>
+          <w:bCs w:val="false"/>
+          <w:i w:val="false"/>
+          <w:iCs w:val="false"/>
+          <w:color w:val="1A1A1A"/>
+          <w:sz w:val="21"/>
+          <w:szCs w:val="21"/>
+        </w:rPr>
+        <w:t xml:space="preserve">The interdisciplinary team develops an individualized rehabilitation/program plan with measurable, functional goals oriented to independence and community integration, developed with the participant’s participation, and reviewed and updated on a defined schedule and on significant change. This plan complements any person-centered support/service plan the participant already carries.</w:t>
+      </w:r>
+    </w:p>
+    <w:p>
+      <w:pPr>
+        <w:spacing w:after="60" w:before="0" w:line="276"/>
+        <w:jc w:val="left"/>
+      </w:pPr>
+      <w:r>
+        <w:rPr>
+          <w:rFonts w:ascii="Calibri" w:cs="Calibri" w:eastAsia="Calibri" w:hAnsi="Calibri"/>
+          <w:b/>
+          <w:bCs/>
+          <w:i w:val="false"/>
+          <w:iCs w:val="false"/>
+          <w:color w:val="3E5871"/>
+          <w:sz w:val="21"/>
+          <w:szCs w:val="21"/>
+        </w:rPr>
+        <w:t xml:space="preserve">Procedure</w:t>
+      </w:r>
+    </w:p>
+    <w:p>
+      <w:pPr>
+        <w:spacing w:after="70" w:line="276"/>
+        <w:ind w:left="460" w:hanging="300"/>
+      </w:pPr>
+      <w:r>
+        <w:rPr>
+          <w:rFonts w:ascii="Calibri" w:cs="Calibri" w:eastAsia="Calibri" w:hAnsi="Calibri"/>
+          <w:b/>
+          <w:bCs/>
+          <w:i w:val="false"/>
+          <w:iCs w:val="false"/>
+          <w:color w:val="3E5871"/>
+          <w:sz w:val="21"/>
+          <w:szCs w:val="21"/>
+        </w:rPr>
+        <w:t xml:space="preserve">1.  </w:t>
+      </w:r>
+      <w:r>
+        <w:rPr>
+          <w:rFonts w:ascii="Calibri" w:cs="Calibri" w:eastAsia="Calibri" w:hAnsi="Calibri"/>
+          <w:b w:val="false"/>
+          <w:bCs w:val="false"/>
+          <w:i w:val="false"/>
+          <w:iCs w:val="false"/>
+          <w:color w:val="1A1A1A"/>
+          <w:sz w:val="21"/>
+          <w:szCs w:val="21"/>
+        </w:rPr>
+        <w:t xml:space="preserve">Develop the plan with the participant and the interdisciplinary team, with measurable goals.</w:t>
+      </w:r>
+    </w:p>
+    <w:p>
+      <w:pPr>
+        <w:spacing w:after="70" w:line="276"/>
+        <w:ind w:left="460" w:hanging="300"/>
+      </w:pPr>
+      <w:r>
+        <w:rPr>
+          <w:rFonts w:ascii="Calibri" w:cs="Calibri" w:eastAsia="Calibri" w:hAnsi="Calibri"/>
+          <w:b/>
+          <w:bCs/>
+          <w:i w:val="false"/>
+          <w:iCs w:val="false"/>
+          <w:color w:val="3E5871"/>
+          <w:sz w:val="21"/>
+          <w:szCs w:val="21"/>
+        </w:rPr>
+        <w:t xml:space="preserve">2.  </w:t>
+      </w:r>
+      <w:r>
+        <w:rPr>
+          <w:rFonts w:ascii="Calibri" w:cs="Calibri" w:eastAsia="Calibri" w:hAnsi="Calibri"/>
+          <w:b w:val="false"/>
+          <w:bCs w:val="false"/>
+          <w:i w:val="false"/>
+          <w:iCs w:val="false"/>
+          <w:color w:val="1A1A1A"/>
+          <w:sz w:val="21"/>
+          <w:szCs w:val="21"/>
+        </w:rPr>
+        <w:t xml:space="preserve">Identify services, responsible disciplines, and target dates.</w:t>
+      </w:r>
+    </w:p>
+    <w:p>
+      <w:pPr>
+        <w:spacing w:after="70" w:line="276"/>
+        <w:ind w:left="460" w:hanging="300"/>
+      </w:pPr>
+      <w:r>
+        <w:rPr>
+          <w:rFonts w:ascii="Calibri" w:cs="Calibri" w:eastAsia="Calibri" w:hAnsi="Calibri"/>
+          <w:b/>
+          <w:bCs/>
+          <w:i w:val="false"/>
+          <w:iCs w:val="false"/>
+          <w:color w:val="3E5871"/>
+          <w:sz w:val="21"/>
+          <w:szCs w:val="21"/>
+        </w:rPr>
+        <w:t xml:space="preserve">3.  </w:t>
+      </w:r>
+      <w:r>
+        <w:rPr>
+          <w:rFonts w:ascii="Calibri" w:cs="Calibri" w:eastAsia="Calibri" w:hAnsi="Calibri"/>
+          <w:b w:val="false"/>
+          <w:bCs w:val="false"/>
+          <w:i w:val="false"/>
+          <w:iCs w:val="false"/>
+          <w:color w:val="1A1A1A"/>
+          <w:sz w:val="21"/>
+          <w:szCs w:val="21"/>
+        </w:rPr>
+        <w:t xml:space="preserve">Review and update the plan on schedule and on significant change.</w:t>
+      </w:r>
+    </w:p>
+    <w:p>
+      <w:pPr>
+        <w:spacing w:after="70" w:line="276"/>
+        <w:ind w:left="460" w:hanging="300"/>
+      </w:pPr>
+      <w:r>
+        <w:rPr>
+          <w:rFonts w:ascii="Calibri" w:cs="Calibri" w:eastAsia="Calibri" w:hAnsi="Calibri"/>
+          <w:b/>
+          <w:bCs/>
+          <w:i w:val="false"/>
+          <w:iCs w:val="false"/>
+          <w:color w:val="3E5871"/>
+          <w:sz w:val="21"/>
+          <w:szCs w:val="21"/>
+        </w:rPr>
+        <w:t xml:space="preserve">4.  </w:t>
+      </w:r>
+      <w:r>
+        <w:rPr>
+          <w:rFonts w:ascii="Calibri" w:cs="Calibri" w:eastAsia="Calibri" w:hAnsi="Calibri"/>
+          <w:b w:val="false"/>
+          <w:bCs w:val="false"/>
+          <w:i w:val="false"/>
+          <w:iCs w:val="false"/>
+          <w:color w:val="1A1A1A"/>
+          <w:sz w:val="21"/>
+          <w:szCs w:val="21"/>
+        </w:rPr>
+        <w:t xml:space="preserve">Document participant participation and progress toward goals.</w:t>
+      </w:r>
+    </w:p>
+    <w:p>
+      <w:pPr>
+        <w:spacing w:after="60" w:before="0" w:line="276"/>
+        <w:jc w:val="left"/>
+      </w:pPr>
+      <w:r>
+        <w:rPr>
+          <w:rFonts w:ascii="Calibri" w:cs="Calibri" w:eastAsia="Calibri" w:hAnsi="Calibri"/>
+          <w:b/>
+          <w:bCs/>
+          <w:i w:val="false"/>
+          <w:iCs w:val="false"/>
+          <w:color w:val="3E5871"/>
+          <w:sz w:val="21"/>
+          <w:szCs w:val="21"/>
+        </w:rPr>
+        <w:t xml:space="preserve">Related Forms</w:t>
+      </w:r>
+    </w:p>
+    <w:p>
+      <w:pPr>
+        <w:spacing w:after="120" w:before="0" w:line="276"/>
+        <w:jc w:val="left"/>
+      </w:pPr>
+      <w:r>
+        <w:rPr>
+          <w:rFonts w:ascii="Calibri" w:cs="Calibri" w:eastAsia="Calibri" w:hAnsi="Calibri"/>
+          <w:b w:val="false"/>
+          <w:bCs w:val="false"/>
+          <w:i w:val="false"/>
+          <w:iCs w:val="false"/>
+          <w:color w:val="1A1A1A"/>
+          <w:sz w:val="21"/>
+          <w:szCs w:val="21"/>
+        </w:rPr>
+        <w:t xml:space="preserve">Individualized Rehabilitation/Program Plan · Plan Review Record</w:t>
+      </w:r>
+    </w:p>
+    <w:p>
+      <w:pPr>
+        <w:spacing w:after="60" w:before="0" w:line="276"/>
+        <w:jc w:val="left"/>
+      </w:pPr>
+      <w:r>
+        <w:rPr>
+          <w:rFonts w:ascii="Calibri" w:cs="Calibri" w:eastAsia="Calibri" w:hAnsi="Calibri"/>
+          <w:b/>
+          <w:bCs/>
+          <w:i w:val="false"/>
+          <w:iCs w:val="false"/>
+          <w:color w:val="3E5871"/>
+          <w:sz w:val="21"/>
+          <w:szCs w:val="21"/>
+        </w:rPr>
+        <w:t xml:space="preserve">Document History</w:t>
+      </w:r>
+    </w:p>
+    <w:tbl>
+      <w:tblPr>
+        <w:tblW w:type="dxa" w:w="9360"/>
+        <w:tblBorders>
+          <w:top w:val="single" w:color="9DB1C7" w:sz="4"/>
+          <w:left w:val="single" w:color="9DB1C7" w:sz="4"/>
+          <w:bottom w:val="single" w:color="9DB1C7" w:sz="4"/>
+          <w:right w:val="single" w:color="9DB1C7" w:sz="4"/>
+          <w:insideH w:val="single" w:color="9DB1C7" w:sz="4"/>
+          <w:insideV w:val="single" w:color="9DB1C7" w:sz="4"/>
+        </w:tblBorders>
+      </w:tblPr>
+      <w:tblGrid>
+        <w:gridCol w:w="1100"/>
+        <w:gridCol w:w="1700"/>
+        <w:gridCol w:w="4260"/>
+        <w:gridCol w:w="2300"/>
+      </w:tblGrid>
+      <w:tr>
+        <w:trPr>
+          <w:tblHeader/>
+        </w:trPr>
+        <w:tc>
+          <w:tcPr>
+            <w:tcW w:type="dxa" w:w="1100"/>
+            <w:shd w:fill="3E5871" w:color="auto" w:val="clear"/>
+            <w:tcMar>
+              <w:top w:type="dxa" w:w="50"/>
+              <w:left w:type="dxa" w:w="100"/>
+              <w:bottom w:type="dxa" w:w="50"/>
+              <w:right w:type="dxa" w:w="100"/>
+            </w:tcMar>
+          </w:tcPr>
+          <w:p>
+            <w:pPr>
+              <w:spacing w:after="0" w:before="0" w:line="276"/>
+              <w:jc w:val="left"/>
+            </w:pPr>
+            <w:r>
+              <w:rPr>
+                <w:rFonts w:ascii="Calibri" w:cs="Calibri" w:eastAsia="Calibri" w:hAnsi="Calibri"/>
+                <w:b/>
+                <w:bCs/>
+                <w:i w:val="false"/>
+                <w:iCs w:val="false"/>
+                <w:color w:val="FFFFFF"/>
+                <w:sz w:val="18"/>
+                <w:szCs w:val="18"/>
+              </w:rPr>
+              <w:t xml:space="preserve">Version</w:t>
+            </w:r>
+          </w:p>
+        </w:tc>
+        <w:tc>
+          <w:tcPr>
+            <w:tcW w:type="dxa" w:w="1700"/>
+            <w:shd w:fill="3E5871" w:color="auto" w:val="clear"/>
+            <w:tcMar>
+              <w:top w:type="dxa" w:w="50"/>
+              <w:left w:type="dxa" w:w="100"/>
+              <w:bottom w:type="dxa" w:w="50"/>
+              <w:right w:type="dxa" w:w="100"/>
+            </w:tcMar>
+          </w:tcPr>
+          <w:p>
+            <w:pPr>
+              <w:spacing w:after="0" w:before="0" w:line="276"/>
+              <w:jc w:val="left"/>
+            </w:pPr>
+            <w:r>
+              <w:rPr>
+                <w:rFonts w:ascii="Calibri" w:cs="Calibri" w:eastAsia="Calibri" w:hAnsi="Calibri"/>
+                <w:b/>
+                <w:bCs/>
+                <w:i w:val="false"/>
+                <w:iCs w:val="false"/>
+                <w:color w:val="FFFFFF"/>
+                <w:sz w:val="18"/>
+                <w:szCs w:val="18"/>
+              </w:rPr>
+              <w:t xml:space="preserve">Date</w:t>
+            </w:r>
+          </w:p>
+        </w:tc>
+        <w:tc>
+          <w:tcPr>
+            <w:tcW w:type="dxa" w:w="4260"/>
+            <w:shd w:fill="3E5871" w:color="auto" w:val="clear"/>
+            <w:tcMar>
+              <w:top w:type="dxa" w:w="50"/>
+              <w:left w:type="dxa" w:w="100"/>
+              <w:bottom w:type="dxa" w:w="50"/>
+              <w:right w:type="dxa" w:w="100"/>
+            </w:tcMar>
+          </w:tcPr>
+          <w:p>
+            <w:pPr>
+              <w:spacing w:after="0" w:before="0" w:line="276"/>
+              <w:jc w:val="left"/>
+            </w:pPr>
+            <w:r>
+              <w:rPr>
+                <w:rFonts w:ascii="Calibri" w:cs="Calibri" w:eastAsia="Calibri" w:hAnsi="Calibri"/>
+                <w:b/>
+                <w:bCs/>
+                <w:i w:val="false"/>
+                <w:iCs w:val="false"/>
+                <w:color w:val="FFFFFF"/>
+                <w:sz w:val="18"/>
+                <w:szCs w:val="18"/>
+              </w:rPr>
+              <w:t xml:space="preserve">Description</w:t>
+            </w:r>
+          </w:p>
+        </w:tc>
+        <w:tc>
+          <w:tcPr>
+            <w:tcW w:type="dxa" w:w="2300"/>
+            <w:shd w:fill="3E5871" w:color="auto" w:val="clear"/>
+            <w:tcMar>
+              <w:top w:type="dxa" w:w="50"/>
+              <w:left w:type="dxa" w:w="100"/>
+              <w:bottom w:type="dxa" w:w="50"/>
+              <w:right w:type="dxa" w:w="100"/>
+            </w:tcMar>
+          </w:tcPr>
+          <w:p>
+            <w:pPr>
+              <w:spacing w:after="0" w:before="0" w:line="276"/>
+              <w:jc w:val="left"/>
+            </w:pPr>
+            <w:r>
+              <w:rPr>
+                <w:rFonts w:ascii="Calibri" w:cs="Calibri" w:eastAsia="Calibri" w:hAnsi="Calibri"/>
+                <w:b/>
+                <w:bCs/>
+                <w:i w:val="false"/>
+                <w:iCs w:val="false"/>
+                <w:color w:val="FFFFFF"/>
+                <w:sz w:val="18"/>
+                <w:szCs w:val="18"/>
+              </w:rPr>
+              <w:t xml:space="preserve">Approved By</w:t>
+            </w:r>
+          </w:p>
+        </w:tc>
+      </w:tr>
+      <w:tr>
+        <w:tc>
+          <w:tcPr>
+            <w:tcW w:type="dxa" w:w="1100"/>
+            <w:tcMar>
+              <w:top w:type="dxa" w:w="60"/>
+              <w:left w:type="dxa" w:w="110"/>
+              <w:bottom w:type="dxa" w:w="60"/>
+              <w:right w:type="dxa" w:w="110"/>
+            </w:tcMar>
+            <w:vAlign w:val="center"/>
+          </w:tcPr>
+          <w:p>
+            <w:pPr>
+              <w:spacing w:after="0" w:before="0" w:line="276"/>
+              <w:jc w:val="left"/>
+            </w:pPr>
+            <w:r>
+              <w:rPr>
+                <w:rFonts w:ascii="Calibri" w:cs="Calibri" w:eastAsia="Calibri" w:hAnsi="Calibri"/>
+                <w:b w:val="false"/>
+                <w:bCs w:val="false"/>
+                <w:i w:val="false"/>
+                <w:iCs w:val="false"/>
+                <w:color w:val="1A1A1A"/>
+                <w:sz w:val="18"/>
+                <w:szCs w:val="18"/>
+              </w:rPr>
+              <w:t xml:space="preserve">1.0</w:t>
+            </w:r>
+          </w:p>
+        </w:tc>
+        <w:tc>
+          <w:tcPr>
+            <w:tcW w:type="dxa" w:w="1700"/>
+            <w:tcMar>
+              <w:top w:type="dxa" w:w="60"/>
+              <w:left w:type="dxa" w:w="110"/>
+              <w:bottom w:type="dxa" w:w="60"/>
+              <w:right w:type="dxa" w:w="110"/>
+            </w:tcMar>
+            <w:vAlign w:val="center"/>
+          </w:tcPr>
+          <w:p>
+            <w:pPr>
+              <w:spacing w:after="0" w:before="0" w:line="276"/>
+              <w:jc w:val="left"/>
+            </w:pPr>
+            <w:r>
+              <w:rPr>
+                <w:rFonts w:ascii="Calibri" w:cs="Calibri" w:eastAsia="Calibri" w:hAnsi="Calibri"/>
+                <w:b w:val="false"/>
+                <w:bCs w:val="false"/>
+                <w:i w:val="false"/>
+                <w:iCs w:val="false"/>
+                <w:color w:val="1A1A1A"/>
+                <w:sz w:val="18"/>
+                <w:szCs w:val="18"/>
+              </w:rPr>
+              <w:t xml:space="preserve">[MM/DD/YYYY]</w:t>
+            </w:r>
+          </w:p>
+        </w:tc>
+        <w:tc>
+          <w:tcPr>
+            <w:tcW w:type="dxa" w:w="4260"/>
+            <w:tcMar>
+              <w:top w:type="dxa" w:w="60"/>
+              <w:left w:type="dxa" w:w="110"/>
+              <w:bottom w:type="dxa" w:w="60"/>
+              <w:right w:type="dxa" w:w="110"/>
+            </w:tcMar>
+            <w:vAlign w:val="center"/>
+          </w:tcPr>
+          <w:p>
+            <w:pPr>
+              <w:spacing w:after="0" w:before="0" w:line="276"/>
+              <w:jc w:val="left"/>
+            </w:pPr>
+            <w:r>
+              <w:rPr>
+                <w:rFonts w:ascii="Calibri" w:cs="Calibri" w:eastAsia="Calibri" w:hAnsi="Calibri"/>
+                <w:b w:val="false"/>
+                <w:bCs w:val="false"/>
+                <w:i w:val="false"/>
+                <w:iCs w:val="false"/>
+                <w:color w:val="1A1A1A"/>
+                <w:sz w:val="18"/>
+                <w:szCs w:val="18"/>
+              </w:rPr>
+              <w:t xml:space="preserve">Initial policy</w:t>
+            </w:r>
+          </w:p>
+        </w:tc>
+        <w:tc>
+          <w:tcPr>
+            <w:tcW w:type="dxa" w:w="2300"/>
+            <w:tcMar>
+              <w:top w:type="dxa" w:w="60"/>
+              <w:left w:type="dxa" w:w="110"/>
+              <w:bottom w:type="dxa" w:w="60"/>
+              <w:right w:type="dxa" w:w="110"/>
+            </w:tcMar>
+            <w:vAlign w:val="center"/>
+          </w:tcPr>
+          <w:p>
+            <w:pPr>
+              <w:spacing w:after="0" w:before="0" w:line="276"/>
+              <w:jc w:val="left"/>
+            </w:pPr>
+            <w:r>
+              <w:rPr>
+                <w:rFonts w:ascii="Calibri" w:cs="Calibri" w:eastAsia="Calibri" w:hAnsi="Calibri"/>
+                <w:b w:val="false"/>
+                <w:bCs w:val="false"/>
+                <w:i w:val="false"/>
+                <w:iCs w:val="false"/>
+                <w:color w:val="1A1A1A"/>
+                <w:sz w:val="18"/>
+                <w:szCs w:val="18"/>
+              </w:rPr>
+              <w:t xml:space="preserve">[Administrator Name]</w:t>
+            </w:r>
+          </w:p>
+        </w:tc>
+      </w:tr>
+    </w:tbl>
+    <w:p>
+      <w:pPr>
+        <w:spacing w:after="60" w:before="0" w:line="276"/>
+        <w:jc w:val="left"/>
+      </w:pPr>
+      <w:r>
+        <w:rPr>
+          <w:rFonts w:ascii="Calibri" w:cs="Calibri" w:eastAsia="Calibri" w:hAnsi="Calibri"/>
+          <w:b w:val="false"/>
+          <w:bCs w:val="false"/>
+          <w:i w:val="false"/>
+          <w:iCs w:val="false"/>
+          <w:color w:val="1A1A1A"/>
+          <w:sz w:val="6"/>
+          <w:szCs w:val="6"/>
+        </w:rPr>
+        <w:t xml:space="preserve"/>
+      </w:r>
+    </w:p>
+    <w:p>
+      <w:r>
+        <w:br w:type="page"/>
+      </w:r>
+    </w:p>
+    <w:p>
+      <w:pPr>
+        <w:keepNext/>
+        <w:spacing w:after="100" w:before="240"/>
+      </w:pPr>
+      <w:r>
+        <w:rPr>
+          <w:rFonts w:ascii="Calibri" w:cs="Calibri" w:eastAsia="Calibri" w:hAnsi="Calibri"/>
+          <w:b/>
+          <w:bCs/>
+          <w:i w:val="false"/>
+          <w:iCs w:val="false"/>
+          <w:color w:val="1F3A5F"/>
+          <w:sz w:val="24"/>
+          <w:szCs w:val="24"/>
+        </w:rPr>
+        <w:t xml:space="preserve">Policy 6.02 — Community Re-Entry and Discharge / Transition Planning</w:t>
+      </w:r>
+    </w:p>
+    <w:tbl>
+      <w:tblPr>
+        <w:tblW w:type="dxa" w:w="9360"/>
+        <w:tblBorders>
+          <w:top w:val="single" w:color="9DB1C7" w:sz="4"/>
+          <w:left w:val="single" w:color="9DB1C7" w:sz="4"/>
+          <w:bottom w:val="single" w:color="9DB1C7" w:sz="4"/>
+          <w:right w:val="single" w:color="9DB1C7" w:sz="4"/>
+          <w:insideH w:val="single" w:color="9DB1C7" w:sz="4"/>
+          <w:insideV w:val="single" w:color="9DB1C7" w:sz="4"/>
+        </w:tblBorders>
+      </w:tblPr>
+      <w:tblGrid>
+        <w:gridCol w:w="2000"/>
+        <w:gridCol w:w="7360"/>
+      </w:tblGrid>
+      <w:tr>
+        <w:tc>
+          <w:tcPr>
+            <w:tcW w:type="dxa" w:w="2000"/>
+            <w:shd w:fill="EAF0F6" w:color="auto" w:val="clear"/>
+            <w:tcMar>
+              <w:top w:type="dxa" w:w="60"/>
+              <w:left w:type="dxa" w:w="110"/>
+              <w:bottom w:type="dxa" w:w="60"/>
+              <w:right w:type="dxa" w:w="110"/>
+            </w:tcMar>
+            <w:vAlign w:val="center"/>
+          </w:tcPr>
+          <w:p>
+            <w:pPr>
+              <w:spacing w:after="0" w:before="0" w:line="276"/>
+              <w:jc w:val="left"/>
+            </w:pPr>
+            <w:r>
+              <w:rPr>
+                <w:rFonts w:ascii="Calibri" w:cs="Calibri" w:eastAsia="Calibri" w:hAnsi="Calibri"/>
+                <w:b/>
+                <w:bCs/>
+                <w:i w:val="false"/>
+                <w:iCs w:val="false"/>
+                <w:color w:val="3E5871"/>
+                <w:sz w:val="20"/>
+                <w:szCs w:val="20"/>
+              </w:rPr>
+              <w:t xml:space="preserve">Subject</w:t>
+            </w:r>
+          </w:p>
+        </w:tc>
+        <w:tc>
+          <w:tcPr>
+            <w:tcW w:type="dxa" w:w="7360"/>
+            <w:tcMar>
+              <w:top w:type="dxa" w:w="60"/>
+              <w:left w:type="dxa" w:w="110"/>
+              <w:bottom w:type="dxa" w:w="60"/>
+              <w:right w:type="dxa" w:w="110"/>
+            </w:tcMar>
+            <w:vAlign w:val="center"/>
+          </w:tcPr>
+          <w:p>
+            <w:pPr>
+              <w:spacing w:after="0" w:before="0" w:line="276"/>
+              <w:jc w:val="left"/>
+            </w:pPr>
+            <w:r>
+              <w:rPr>
+                <w:rFonts w:ascii="Calibri" w:cs="Calibri" w:eastAsia="Calibri" w:hAnsi="Calibri"/>
+                <w:b w:val="false"/>
+                <w:bCs w:val="false"/>
+                <w:i w:val="false"/>
+                <w:iCs w:val="false"/>
+                <w:color w:val="1A1A1A"/>
+                <w:sz w:val="20"/>
+                <w:szCs w:val="20"/>
+              </w:rPr>
+              <w:t xml:space="preserve">Community Re-Entry and Discharge / Transition Planning</w:t>
+            </w:r>
+          </w:p>
+        </w:tc>
+      </w:tr>
+      <w:tr>
+        <w:tc>
+          <w:tcPr>
+            <w:tcW w:type="dxa" w:w="2000"/>
+            <w:shd w:fill="EAF0F6" w:color="auto" w:val="clear"/>
+            <w:tcMar>
+              <w:top w:type="dxa" w:w="60"/>
+              <w:left w:type="dxa" w:w="110"/>
+              <w:bottom w:type="dxa" w:w="60"/>
+              <w:right w:type="dxa" w:w="110"/>
+            </w:tcMar>
+            <w:vAlign w:val="center"/>
+          </w:tcPr>
+          <w:p>
+            <w:pPr>
+              <w:spacing w:after="0" w:before="0" w:line="276"/>
+              <w:jc w:val="left"/>
+            </w:pPr>
+            <w:r>
+              <w:rPr>
+                <w:rFonts w:ascii="Calibri" w:cs="Calibri" w:eastAsia="Calibri" w:hAnsi="Calibri"/>
+                <w:b/>
+                <w:bCs/>
+                <w:i w:val="false"/>
+                <w:iCs w:val="false"/>
+                <w:color w:val="3E5871"/>
+                <w:sz w:val="20"/>
+                <w:szCs w:val="20"/>
+              </w:rPr>
+              <w:t xml:space="preserve">Department</w:t>
+            </w:r>
+          </w:p>
+        </w:tc>
+        <w:tc>
+          <w:tcPr>
+            <w:tcW w:type="dxa" w:w="7360"/>
+            <w:tcMar>
+              <w:top w:type="dxa" w:w="60"/>
+              <w:left w:type="dxa" w:w="110"/>
+              <w:bottom w:type="dxa" w:w="60"/>
+              <w:right w:type="dxa" w:w="110"/>
+            </w:tcMar>
+            <w:vAlign w:val="center"/>
+          </w:tcPr>
+          <w:p>
+            <w:pPr>
+              <w:spacing w:after="0" w:before="0" w:line="276"/>
+              <w:jc w:val="left"/>
+            </w:pPr>
+            <w:r>
+              <w:rPr>
+                <w:rFonts w:ascii="Calibri" w:cs="Calibri" w:eastAsia="Calibri" w:hAnsi="Calibri"/>
+                <w:b w:val="false"/>
+                <w:bCs w:val="false"/>
+                <w:i w:val="false"/>
+                <w:iCs w:val="false"/>
+                <w:color w:val="1A1A1A"/>
+                <w:sz w:val="20"/>
+                <w:szCs w:val="20"/>
+              </w:rPr>
+              <w:t xml:space="preserve">[Facility Name] — Program Evaluation / Quality</w:t>
+            </w:r>
+          </w:p>
+        </w:tc>
+      </w:tr>
+      <w:tr>
+        <w:tc>
+          <w:tcPr>
+            <w:tcW w:type="dxa" w:w="2000"/>
+            <w:shd w:fill="EAF0F6" w:color="auto" w:val="clear"/>
+            <w:tcMar>
+              <w:top w:type="dxa" w:w="60"/>
+              <w:left w:type="dxa" w:w="110"/>
+              <w:bottom w:type="dxa" w:w="60"/>
+              <w:right w:type="dxa" w:w="110"/>
+            </w:tcMar>
+            <w:vAlign w:val="center"/>
+          </w:tcPr>
+          <w:p>
+            <w:pPr>
+              <w:spacing w:after="0" w:before="0" w:line="276"/>
+              <w:jc w:val="left"/>
+            </w:pPr>
+            <w:r>
+              <w:rPr>
+                <w:rFonts w:ascii="Calibri" w:cs="Calibri" w:eastAsia="Calibri" w:hAnsi="Calibri"/>
+                <w:b/>
+                <w:bCs/>
+                <w:i w:val="false"/>
+                <w:iCs w:val="false"/>
+                <w:color w:val="3E5871"/>
+                <w:sz w:val="20"/>
+                <w:szCs w:val="20"/>
+              </w:rPr>
+              <w:t xml:space="preserve">Reference</w:t>
+            </w:r>
+          </w:p>
+        </w:tc>
+        <w:tc>
+          <w:tcPr>
+            <w:tcW w:type="dxa" w:w="7360"/>
+            <w:tcMar>
+              <w:top w:type="dxa" w:w="60"/>
+              <w:left w:type="dxa" w:w="110"/>
+              <w:bottom w:type="dxa" w:w="60"/>
+              <w:right w:type="dxa" w:w="110"/>
+            </w:tcMar>
+            <w:vAlign w:val="center"/>
+          </w:tcPr>
+          <w:p>
+            <w:pPr>
+              <w:spacing w:after="0" w:before="0" w:line="276"/>
+              <w:jc w:val="left"/>
+            </w:pPr>
+            <w:r>
+              <w:rPr>
+                <w:rFonts w:ascii="Calibri" w:cs="Calibri" w:eastAsia="Calibri" w:hAnsi="Calibri"/>
+                <w:b w:val="false"/>
+                <w:bCs w:val="false"/>
+                <w:i w:val="false"/>
+                <w:iCs w:val="false"/>
+                <w:color w:val="1A1A1A"/>
+                <w:sz w:val="20"/>
+                <w:szCs w:val="20"/>
+              </w:rPr>
+              <w:t xml:space="preserve">6 CCR 1011-1, Chapter 7; national rehabilitation accreditation standards</w:t>
+            </w:r>
+          </w:p>
+        </w:tc>
+      </w:tr>
+      <w:tr>
+        <w:tc>
+          <w:tcPr>
+            <w:tcW w:type="dxa" w:w="2000"/>
+            <w:shd w:fill="EAF0F6" w:color="auto" w:val="clear"/>
+            <w:tcMar>
+              <w:top w:type="dxa" w:w="60"/>
+              <w:left w:type="dxa" w:w="110"/>
+              <w:bottom w:type="dxa" w:w="60"/>
+              <w:right w:type="dxa" w:w="110"/>
+            </w:tcMar>
+            <w:vAlign w:val="center"/>
+          </w:tcPr>
+          <w:p>
+            <w:pPr>
+              <w:spacing w:after="0" w:before="0" w:line="276"/>
+              <w:jc w:val="left"/>
+            </w:pPr>
+            <w:r>
+              <w:rPr>
+                <w:rFonts w:ascii="Calibri" w:cs="Calibri" w:eastAsia="Calibri" w:hAnsi="Calibri"/>
+                <w:b/>
+                <w:bCs/>
+                <w:i w:val="false"/>
+                <w:iCs w:val="false"/>
+                <w:color w:val="3E5871"/>
+                <w:sz w:val="20"/>
+                <w:szCs w:val="20"/>
+              </w:rPr>
+              <w:t xml:space="preserve">Effective Date</w:t>
+            </w:r>
+          </w:p>
+        </w:tc>
+        <w:tc>
+          <w:tcPr>
+            <w:tcW w:type="dxa" w:w="7360"/>
+            <w:tcMar>
+              <w:top w:type="dxa" w:w="60"/>
+              <w:left w:type="dxa" w:w="110"/>
+              <w:bottom w:type="dxa" w:w="60"/>
+              <w:right w:type="dxa" w:w="110"/>
+            </w:tcMar>
+            <w:vAlign w:val="center"/>
+          </w:tcPr>
+          <w:p>
+            <w:pPr>
+              <w:spacing w:after="0" w:before="0" w:line="276"/>
+              <w:jc w:val="left"/>
+            </w:pPr>
+            <w:r>
+              <w:rPr>
+                <w:rFonts w:ascii="Calibri" w:cs="Calibri" w:eastAsia="Calibri" w:hAnsi="Calibri"/>
+                <w:b w:val="false"/>
+                <w:bCs w:val="false"/>
+                <w:i w:val="false"/>
+                <w:iCs w:val="false"/>
+                <w:color w:val="1A1A1A"/>
+                <w:sz w:val="20"/>
+                <w:szCs w:val="20"/>
+              </w:rPr>
+              <w:t xml:space="preserve">[MM/DD/YYYY]</w:t>
+            </w:r>
+          </w:p>
+        </w:tc>
+      </w:tr>
+      <w:tr>
+        <w:tc>
+          <w:tcPr>
+            <w:tcW w:type="dxa" w:w="2000"/>
+            <w:shd w:fill="EAF0F6" w:color="auto" w:val="clear"/>
+            <w:tcMar>
+              <w:top w:type="dxa" w:w="60"/>
+              <w:left w:type="dxa" w:w="110"/>
+              <w:bottom w:type="dxa" w:w="60"/>
+              <w:right w:type="dxa" w:w="110"/>
+            </w:tcMar>
+            <w:vAlign w:val="center"/>
+          </w:tcPr>
+          <w:p>
+            <w:pPr>
+              <w:spacing w:after="0" w:before="0" w:line="276"/>
+              <w:jc w:val="left"/>
+            </w:pPr>
+            <w:r>
+              <w:rPr>
+                <w:rFonts w:ascii="Calibri" w:cs="Calibri" w:eastAsia="Calibri" w:hAnsi="Calibri"/>
+                <w:b/>
+                <w:bCs/>
+                <w:i w:val="false"/>
+                <w:iCs w:val="false"/>
+                <w:color w:val="3E5871"/>
+                <w:sz w:val="20"/>
+                <w:szCs w:val="20"/>
+              </w:rPr>
+              <w:t xml:space="preserve">Revision Dates</w:t>
+            </w:r>
+          </w:p>
+        </w:tc>
+        <w:tc>
+          <w:tcPr>
+            <w:tcW w:type="dxa" w:w="7360"/>
+            <w:tcMar>
+              <w:top w:type="dxa" w:w="60"/>
+              <w:left w:type="dxa" w:w="110"/>
+              <w:bottom w:type="dxa" w:w="60"/>
+              <w:right w:type="dxa" w:w="110"/>
+            </w:tcMar>
+            <w:vAlign w:val="center"/>
+          </w:tcPr>
+          <w:p>
+            <w:pPr>
+              <w:spacing w:after="0" w:before="0" w:line="276"/>
+              <w:jc w:val="left"/>
+            </w:pPr>
+            <w:r>
+              <w:rPr>
+                <w:rFonts w:ascii="Calibri" w:cs="Calibri" w:eastAsia="Calibri" w:hAnsi="Calibri"/>
+                <w:b w:val="false"/>
+                <w:bCs w:val="false"/>
+                <w:i w:val="false"/>
+                <w:iCs w:val="false"/>
+                <w:color w:val="1A1A1A"/>
+                <w:sz w:val="20"/>
+                <w:szCs w:val="20"/>
+              </w:rPr>
+              <w:t xml:space="preserve">[MM/DD/YYYY]</w:t>
+            </w:r>
+          </w:p>
+        </w:tc>
+      </w:tr>
+      <w:tr>
+        <w:tc>
+          <w:tcPr>
+            <w:tcW w:type="dxa" w:w="2000"/>
+            <w:shd w:fill="EAF0F6" w:color="auto" w:val="clear"/>
+            <w:tcMar>
+              <w:top w:type="dxa" w:w="60"/>
+              <w:left w:type="dxa" w:w="110"/>
+              <w:bottom w:type="dxa" w:w="60"/>
+              <w:right w:type="dxa" w:w="110"/>
+            </w:tcMar>
+            <w:vAlign w:val="center"/>
+          </w:tcPr>
+          <w:p>
+            <w:pPr>
+              <w:spacing w:after="0" w:before="0" w:line="276"/>
+              <w:jc w:val="left"/>
+            </w:pPr>
+            <w:r>
+              <w:rPr>
+                <w:rFonts w:ascii="Calibri" w:cs="Calibri" w:eastAsia="Calibri" w:hAnsi="Calibri"/>
+                <w:b/>
+                <w:bCs/>
+                <w:i w:val="false"/>
+                <w:iCs w:val="false"/>
+                <w:color w:val="3E5871"/>
+                <w:sz w:val="20"/>
+                <w:szCs w:val="20"/>
+              </w:rPr>
+              <w:t xml:space="preserve">Approved By</w:t>
+            </w:r>
+          </w:p>
+        </w:tc>
+        <w:tc>
+          <w:tcPr>
+            <w:tcW w:type="dxa" w:w="7360"/>
+            <w:tcMar>
+              <w:top w:type="dxa" w:w="60"/>
+              <w:left w:type="dxa" w:w="110"/>
+              <w:bottom w:type="dxa" w:w="60"/>
+              <w:right w:type="dxa" w:w="110"/>
+            </w:tcMar>
+            <w:vAlign w:val="center"/>
+          </w:tcPr>
+          <w:p>
+            <w:pPr>
+              <w:spacing w:after="0" w:before="0" w:line="276"/>
+              <w:jc w:val="left"/>
+            </w:pPr>
+            <w:r>
+              <w:rPr>
+                <w:rFonts w:ascii="Calibri" w:cs="Calibri" w:eastAsia="Calibri" w:hAnsi="Calibri"/>
+                <w:b w:val="false"/>
+                <w:bCs w:val="false"/>
+                <w:i w:val="false"/>
+                <w:iCs w:val="false"/>
+                <w:color w:val="1A1A1A"/>
+                <w:sz w:val="20"/>
+                <w:szCs w:val="20"/>
+              </w:rPr>
+              <w:t xml:space="preserve">____________________________   </w:t>
+            </w:r>
+            <w:r>
+              <w:rPr>
+                <w:rFonts w:ascii="Calibri" w:cs="Calibri" w:eastAsia="Calibri" w:hAnsi="Calibri"/>
+                <w:b w:val="false"/>
+                <w:bCs w:val="false"/>
+                <w:i w:val="false"/>
+                <w:iCs w:val="false"/>
+                <w:color w:val="1A1A1A"/>
+                <w:sz w:val="20"/>
+                <w:szCs w:val="20"/>
+              </w:rPr>
+              <w:t xml:space="preserve">[Administrator Name], Administrator</w:t>
+            </w:r>
+          </w:p>
+        </w:tc>
+      </w:tr>
+    </w:tbl>
+    <w:p>
+      <w:pPr>
+        <w:spacing w:after="60" w:before="0" w:line="276"/>
+        <w:jc w:val="left"/>
+      </w:pPr>
+      <w:r>
+        <w:rPr>
+          <w:rFonts w:ascii="Calibri" w:cs="Calibri" w:eastAsia="Calibri" w:hAnsi="Calibri"/>
+          <w:b w:val="false"/>
+          <w:bCs w:val="false"/>
+          <w:i w:val="false"/>
+          <w:iCs w:val="false"/>
+          <w:color w:val="1A1A1A"/>
+          <w:sz w:val="6"/>
+          <w:szCs w:val="6"/>
+        </w:rPr>
+        <w:t xml:space="preserve"/>
+      </w:r>
+    </w:p>
+    <w:p>
+      <w:pPr>
+        <w:spacing w:after="60" w:before="0" w:line="276"/>
+        <w:jc w:val="left"/>
+      </w:pPr>
+      <w:r>
+        <w:rPr>
+          <w:rFonts w:ascii="Calibri" w:cs="Calibri" w:eastAsia="Calibri" w:hAnsi="Calibri"/>
+          <w:b/>
+          <w:bCs/>
+          <w:i w:val="false"/>
+          <w:iCs w:val="false"/>
+          <w:color w:val="3E5871"/>
+          <w:sz w:val="21"/>
+          <w:szCs w:val="21"/>
+        </w:rPr>
+        <w:t xml:space="preserve">Purpose</w:t>
+      </w:r>
+    </w:p>
+    <w:p>
+      <w:pPr>
+        <w:spacing w:after="120" w:before="0" w:line="276"/>
+        <w:jc w:val="left"/>
+      </w:pPr>
+      <w:r>
+        <w:rPr>
+          <w:rFonts w:ascii="Calibri" w:cs="Calibri" w:eastAsia="Calibri" w:hAnsi="Calibri"/>
+          <w:b w:val="false"/>
+          <w:bCs w:val="false"/>
+          <w:i w:val="false"/>
+          <w:iCs w:val="false"/>
+          <w:color w:val="1A1A1A"/>
+          <w:sz w:val="21"/>
+          <w:szCs w:val="21"/>
+        </w:rPr>
+        <w:t xml:space="preserve">To plan from admission for a safe, supported transition toward greater independence and community integration.</w:t>
+      </w:r>
+    </w:p>
+    <w:p>
+      <w:pPr>
+        <w:spacing w:after="60" w:before="0" w:line="276"/>
+        <w:jc w:val="left"/>
+      </w:pPr>
+      <w:r>
+        <w:rPr>
+          <w:rFonts w:ascii="Calibri" w:cs="Calibri" w:eastAsia="Calibri" w:hAnsi="Calibri"/>
+          <w:b/>
+          <w:bCs/>
+          <w:i w:val="false"/>
+          <w:iCs w:val="false"/>
+          <w:color w:val="3E5871"/>
+          <w:sz w:val="21"/>
+          <w:szCs w:val="21"/>
+        </w:rPr>
+        <w:t xml:space="preserve">Policy</w:t>
+      </w:r>
+    </w:p>
+    <w:p>
+      <w:pPr>
+        <w:spacing w:after="120" w:before="0" w:line="276"/>
+        <w:jc w:val="left"/>
+      </w:pPr>
+      <w:r>
+        <w:rPr>
+          <w:rFonts w:ascii="Calibri" w:cs="Calibri" w:eastAsia="Calibri" w:hAnsi="Calibri"/>
+          <w:b w:val="false"/>
+          <w:bCs w:val="false"/>
+          <w:i w:val="false"/>
+          <w:iCs w:val="false"/>
+          <w:color w:val="1A1A1A"/>
+          <w:sz w:val="21"/>
+          <w:szCs w:val="21"/>
+        </w:rPr>
+        <w:t xml:space="preserve">From admission, each participant’s record includes a community re-entry / transition plan identifying the anticipated discharge or step-down setting, home and environmental modification needs, community support services, and follow-up plans, with supported community-integration activities and documented outcomes. Transfers and discharges are conducted with appropriate notice and a safe, coordinated transition.</w:t>
+      </w:r>
+    </w:p>
+    <w:p>
+      <w:pPr>
+        <w:spacing w:after="60" w:before="0" w:line="276"/>
+        <w:jc w:val="left"/>
+      </w:pPr>
+      <w:r>
+        <w:rPr>
+          <w:rFonts w:ascii="Calibri" w:cs="Calibri" w:eastAsia="Calibri" w:hAnsi="Calibri"/>
+          <w:b/>
+          <w:bCs/>
+          <w:i w:val="false"/>
+          <w:iCs w:val="false"/>
+          <w:color w:val="3E5871"/>
+          <w:sz w:val="21"/>
+          <w:szCs w:val="21"/>
+        </w:rPr>
+        <w:t xml:space="preserve">Procedure</w:t>
+      </w:r>
+    </w:p>
+    <w:p>
+      <w:pPr>
+        <w:spacing w:after="70" w:line="276"/>
+        <w:ind w:left="460" w:hanging="300"/>
+      </w:pPr>
+      <w:r>
+        <w:rPr>
+          <w:rFonts w:ascii="Calibri" w:cs="Calibri" w:eastAsia="Calibri" w:hAnsi="Calibri"/>
+          <w:b/>
+          <w:bCs/>
+          <w:i w:val="false"/>
+          <w:iCs w:val="false"/>
+          <w:color w:val="3E5871"/>
+          <w:sz w:val="21"/>
+          <w:szCs w:val="21"/>
+        </w:rPr>
+        <w:t xml:space="preserve">1.  </w:t>
+      </w:r>
+      <w:r>
+        <w:rPr>
+          <w:rFonts w:ascii="Calibri" w:cs="Calibri" w:eastAsia="Calibri" w:hAnsi="Calibri"/>
+          <w:b w:val="false"/>
+          <w:bCs w:val="false"/>
+          <w:i w:val="false"/>
+          <w:iCs w:val="false"/>
+          <w:color w:val="1A1A1A"/>
+          <w:sz w:val="21"/>
+          <w:szCs w:val="21"/>
+        </w:rPr>
+        <w:t xml:space="preserve">Begin community re-entry / transition planning at admission.</w:t>
+      </w:r>
+    </w:p>
+    <w:p>
+      <w:pPr>
+        <w:spacing w:after="70" w:line="276"/>
+        <w:ind w:left="460" w:hanging="300"/>
+      </w:pPr>
+      <w:r>
+        <w:rPr>
+          <w:rFonts w:ascii="Calibri" w:cs="Calibri" w:eastAsia="Calibri" w:hAnsi="Calibri"/>
+          <w:b/>
+          <w:bCs/>
+          <w:i w:val="false"/>
+          <w:iCs w:val="false"/>
+          <w:color w:val="3E5871"/>
+          <w:sz w:val="21"/>
+          <w:szCs w:val="21"/>
+        </w:rPr>
+        <w:t xml:space="preserve">2.  </w:t>
+      </w:r>
+      <w:r>
+        <w:rPr>
+          <w:rFonts w:ascii="Calibri" w:cs="Calibri" w:eastAsia="Calibri" w:hAnsi="Calibri"/>
+          <w:b w:val="false"/>
+          <w:bCs w:val="false"/>
+          <w:i w:val="false"/>
+          <w:iCs w:val="false"/>
+          <w:color w:val="1A1A1A"/>
+          <w:sz w:val="21"/>
+          <w:szCs w:val="21"/>
+        </w:rPr>
+        <w:t xml:space="preserve">Identify the discharge/step-down setting, home modifications, and community supports.</w:t>
+      </w:r>
+    </w:p>
+    <w:p>
+      <w:pPr>
+        <w:spacing w:after="70" w:line="276"/>
+        <w:ind w:left="460" w:hanging="300"/>
+      </w:pPr>
+      <w:r>
+        <w:rPr>
+          <w:rFonts w:ascii="Calibri" w:cs="Calibri" w:eastAsia="Calibri" w:hAnsi="Calibri"/>
+          <w:b/>
+          <w:bCs/>
+          <w:i w:val="false"/>
+          <w:iCs w:val="false"/>
+          <w:color w:val="3E5871"/>
+          <w:sz w:val="21"/>
+          <w:szCs w:val="21"/>
+        </w:rPr>
+        <w:t xml:space="preserve">3.  </w:t>
+      </w:r>
+      <w:r>
+        <w:rPr>
+          <w:rFonts w:ascii="Calibri" w:cs="Calibri" w:eastAsia="Calibri" w:hAnsi="Calibri"/>
+          <w:b w:val="false"/>
+          <w:bCs w:val="false"/>
+          <w:i w:val="false"/>
+          <w:iCs w:val="false"/>
+          <w:color w:val="1A1A1A"/>
+          <w:sz w:val="21"/>
+          <w:szCs w:val="21"/>
+        </w:rPr>
+        <w:t xml:space="preserve">Coordinate supported community-integration activities and document outcomes.</w:t>
+      </w:r>
+    </w:p>
+    <w:p>
+      <w:pPr>
+        <w:spacing w:after="70" w:line="276"/>
+        <w:ind w:left="460" w:hanging="300"/>
+      </w:pPr>
+      <w:r>
+        <w:rPr>
+          <w:rFonts w:ascii="Calibri" w:cs="Calibri" w:eastAsia="Calibri" w:hAnsi="Calibri"/>
+          <w:b/>
+          <w:bCs/>
+          <w:i w:val="false"/>
+          <w:iCs w:val="false"/>
+          <w:color w:val="3E5871"/>
+          <w:sz w:val="21"/>
+          <w:szCs w:val="21"/>
+        </w:rPr>
+        <w:t xml:space="preserve">4.  </w:t>
+      </w:r>
+      <w:r>
+        <w:rPr>
+          <w:rFonts w:ascii="Calibri" w:cs="Calibri" w:eastAsia="Calibri" w:hAnsi="Calibri"/>
+          <w:b w:val="false"/>
+          <w:bCs w:val="false"/>
+          <w:i w:val="false"/>
+          <w:iCs w:val="false"/>
+          <w:color w:val="1A1A1A"/>
+          <w:sz w:val="21"/>
+          <w:szCs w:val="21"/>
+        </w:rPr>
+        <w:t xml:space="preserve">Provide required notice and arrange follow-up services on transition.</w:t>
+      </w:r>
+    </w:p>
+    <w:p>
+      <w:pPr>
+        <w:spacing w:after="60" w:before="0" w:line="276"/>
+        <w:jc w:val="left"/>
+      </w:pPr>
+      <w:r>
+        <w:rPr>
+          <w:rFonts w:ascii="Calibri" w:cs="Calibri" w:eastAsia="Calibri" w:hAnsi="Calibri"/>
+          <w:b/>
+          <w:bCs/>
+          <w:i w:val="false"/>
+          <w:iCs w:val="false"/>
+          <w:color w:val="3E5871"/>
+          <w:sz w:val="21"/>
+          <w:szCs w:val="21"/>
+        </w:rPr>
+        <w:t xml:space="preserve">Related Forms</w:t>
+      </w:r>
+    </w:p>
+    <w:p>
+      <w:pPr>
+        <w:spacing w:after="120" w:before="0" w:line="276"/>
+        <w:jc w:val="left"/>
+      </w:pPr>
+      <w:r>
+        <w:rPr>
+          <w:rFonts w:ascii="Calibri" w:cs="Calibri" w:eastAsia="Calibri" w:hAnsi="Calibri"/>
+          <w:b w:val="false"/>
+          <w:bCs w:val="false"/>
+          <w:i w:val="false"/>
+          <w:iCs w:val="false"/>
+          <w:color w:val="1A1A1A"/>
+          <w:sz w:val="21"/>
+          <w:szCs w:val="21"/>
+        </w:rPr>
+        <w:t xml:space="preserve">Community Re-Entry / Transition Plan · Discharge Plan &amp; Disposition Record</w:t>
+      </w:r>
+    </w:p>
+    <w:p>
+      <w:pPr>
+        <w:spacing w:after="60" w:before="0" w:line="276"/>
+        <w:jc w:val="left"/>
+      </w:pPr>
+      <w:r>
+        <w:rPr>
+          <w:rFonts w:ascii="Calibri" w:cs="Calibri" w:eastAsia="Calibri" w:hAnsi="Calibri"/>
+          <w:b/>
+          <w:bCs/>
+          <w:i w:val="false"/>
+          <w:iCs w:val="false"/>
+          <w:color w:val="3E5871"/>
+          <w:sz w:val="21"/>
+          <w:szCs w:val="21"/>
+        </w:rPr>
+        <w:t xml:space="preserve">Document History</w:t>
+      </w:r>
+    </w:p>
+    <w:tbl>
+      <w:tblPr>
+        <w:tblW w:type="dxa" w:w="9360"/>
+        <w:tblBorders>
+          <w:top w:val="single" w:color="9DB1C7" w:sz="4"/>
+          <w:left w:val="single" w:color="9DB1C7" w:sz="4"/>
+          <w:bottom w:val="single" w:color="9DB1C7" w:sz="4"/>
+          <w:right w:val="single" w:color="9DB1C7" w:sz="4"/>
+          <w:insideH w:val="single" w:color="9DB1C7" w:sz="4"/>
+          <w:insideV w:val="single" w:color="9DB1C7" w:sz="4"/>
+        </w:tblBorders>
+      </w:tblPr>
+      <w:tblGrid>
+        <w:gridCol w:w="1100"/>
+        <w:gridCol w:w="1700"/>
+        <w:gridCol w:w="4260"/>
+        <w:gridCol w:w="2300"/>
+      </w:tblGrid>
+      <w:tr>
+        <w:trPr>
+          <w:tblHeader/>
+        </w:trPr>
+        <w:tc>
+          <w:tcPr>
+            <w:tcW w:type="dxa" w:w="1100"/>
+            <w:shd w:fill="3E5871" w:color="auto" w:val="clear"/>
+            <w:tcMar>
+              <w:top w:type="dxa" w:w="50"/>
+              <w:left w:type="dxa" w:w="100"/>
+              <w:bottom w:type="dxa" w:w="50"/>
+              <w:right w:type="dxa" w:w="100"/>
+            </w:tcMar>
+          </w:tcPr>
+          <w:p>
+            <w:pPr>
+              <w:spacing w:after="0" w:before="0" w:line="276"/>
+              <w:jc w:val="left"/>
+            </w:pPr>
+            <w:r>
+              <w:rPr>
+                <w:rFonts w:ascii="Calibri" w:cs="Calibri" w:eastAsia="Calibri" w:hAnsi="Calibri"/>
+                <w:b/>
+                <w:bCs/>
+                <w:i w:val="false"/>
+                <w:iCs w:val="false"/>
+                <w:color w:val="FFFFFF"/>
+                <w:sz w:val="18"/>
+                <w:szCs w:val="18"/>
+              </w:rPr>
+              <w:t xml:space="preserve">Version</w:t>
+            </w:r>
+          </w:p>
+        </w:tc>
+        <w:tc>
+          <w:tcPr>
+            <w:tcW w:type="dxa" w:w="1700"/>
+            <w:shd w:fill="3E5871" w:color="auto" w:val="clear"/>
+            <w:tcMar>
+              <w:top w:type="dxa" w:w="50"/>
+              <w:left w:type="dxa" w:w="100"/>
+              <w:bottom w:type="dxa" w:w="50"/>
+              <w:right w:type="dxa" w:w="100"/>
+            </w:tcMar>
+          </w:tcPr>
+          <w:p>
+            <w:pPr>
+              <w:spacing w:after="0" w:before="0" w:line="276"/>
+              <w:jc w:val="left"/>
+            </w:pPr>
+            <w:r>
+              <w:rPr>
+                <w:rFonts w:ascii="Calibri" w:cs="Calibri" w:eastAsia="Calibri" w:hAnsi="Calibri"/>
+                <w:b/>
+                <w:bCs/>
+                <w:i w:val="false"/>
+                <w:iCs w:val="false"/>
+                <w:color w:val="FFFFFF"/>
+                <w:sz w:val="18"/>
+                <w:szCs w:val="18"/>
+              </w:rPr>
+              <w:t xml:space="preserve">Date</w:t>
+            </w:r>
+          </w:p>
+        </w:tc>
+        <w:tc>
+          <w:tcPr>
+            <w:tcW w:type="dxa" w:w="4260"/>
+            <w:shd w:fill="3E5871" w:color="auto" w:val="clear"/>
+            <w:tcMar>
+              <w:top w:type="dxa" w:w="50"/>
+              <w:left w:type="dxa" w:w="100"/>
+              <w:bottom w:type="dxa" w:w="50"/>
+              <w:right w:type="dxa" w:w="100"/>
+            </w:tcMar>
+          </w:tcPr>
+          <w:p>
+            <w:pPr>
+              <w:spacing w:after="0" w:before="0" w:line="276"/>
+              <w:jc w:val="left"/>
+            </w:pPr>
+            <w:r>
+              <w:rPr>
+                <w:rFonts w:ascii="Calibri" w:cs="Calibri" w:eastAsia="Calibri" w:hAnsi="Calibri"/>
+                <w:b/>
+                <w:bCs/>
+                <w:i w:val="false"/>
+                <w:iCs w:val="false"/>
+                <w:color w:val="FFFFFF"/>
+                <w:sz w:val="18"/>
+                <w:szCs w:val="18"/>
+              </w:rPr>
+              <w:t xml:space="preserve">Description</w:t>
+            </w:r>
+          </w:p>
+        </w:tc>
+        <w:tc>
+          <w:tcPr>
+            <w:tcW w:type="dxa" w:w="2300"/>
+            <w:shd w:fill="3E5871" w:color="auto" w:val="clear"/>
+            <w:tcMar>
+              <w:top w:type="dxa" w:w="50"/>
+              <w:left w:type="dxa" w:w="100"/>
+              <w:bottom w:type="dxa" w:w="50"/>
+              <w:right w:type="dxa" w:w="100"/>
+            </w:tcMar>
+          </w:tcPr>
+          <w:p>
+            <w:pPr>
+              <w:spacing w:after="0" w:before="0" w:line="276"/>
+              <w:jc w:val="left"/>
+            </w:pPr>
+            <w:r>
+              <w:rPr>
+                <w:rFonts w:ascii="Calibri" w:cs="Calibri" w:eastAsia="Calibri" w:hAnsi="Calibri"/>
+                <w:b/>
+                <w:bCs/>
+                <w:i w:val="false"/>
+                <w:iCs w:val="false"/>
+                <w:color w:val="FFFFFF"/>
+                <w:sz w:val="18"/>
+                <w:szCs w:val="18"/>
+              </w:rPr>
+              <w:t xml:space="preserve">Approved By</w:t>
+            </w:r>
+          </w:p>
+        </w:tc>
+      </w:tr>
+      <w:tr>
+        <w:tc>
+          <w:tcPr>
+            <w:tcW w:type="dxa" w:w="1100"/>
+            <w:tcMar>
+              <w:top w:type="dxa" w:w="60"/>
+              <w:left w:type="dxa" w:w="110"/>
+              <w:bottom w:type="dxa" w:w="60"/>
+              <w:right w:type="dxa" w:w="110"/>
+            </w:tcMar>
+            <w:vAlign w:val="center"/>
+          </w:tcPr>
+          <w:p>
+            <w:pPr>
+              <w:spacing w:after="0" w:before="0" w:line="276"/>
+              <w:jc w:val="left"/>
+            </w:pPr>
+            <w:r>
+              <w:rPr>
+                <w:rFonts w:ascii="Calibri" w:cs="Calibri" w:eastAsia="Calibri" w:hAnsi="Calibri"/>
+                <w:b w:val="false"/>
+                <w:bCs w:val="false"/>
+                <w:i w:val="false"/>
+                <w:iCs w:val="false"/>
+                <w:color w:val="1A1A1A"/>
+                <w:sz w:val="18"/>
+                <w:szCs w:val="18"/>
+              </w:rPr>
+              <w:t xml:space="preserve">1.0</w:t>
+            </w:r>
+          </w:p>
+        </w:tc>
+        <w:tc>
+          <w:tcPr>
+            <w:tcW w:type="dxa" w:w="1700"/>
+            <w:tcMar>
+              <w:top w:type="dxa" w:w="60"/>
+              <w:left w:type="dxa" w:w="110"/>
+              <w:bottom w:type="dxa" w:w="60"/>
+              <w:right w:type="dxa" w:w="110"/>
+            </w:tcMar>
+            <w:vAlign w:val="center"/>
+          </w:tcPr>
+          <w:p>
+            <w:pPr>
+              <w:spacing w:after="0" w:before="0" w:line="276"/>
+              <w:jc w:val="left"/>
+            </w:pPr>
+            <w:r>
+              <w:rPr>
+                <w:rFonts w:ascii="Calibri" w:cs="Calibri" w:eastAsia="Calibri" w:hAnsi="Calibri"/>
+                <w:b w:val="false"/>
+                <w:bCs w:val="false"/>
+                <w:i w:val="false"/>
+                <w:iCs w:val="false"/>
+                <w:color w:val="1A1A1A"/>
+                <w:sz w:val="18"/>
+                <w:szCs w:val="18"/>
+              </w:rPr>
+              <w:t xml:space="preserve">[MM/DD/YYYY]</w:t>
+            </w:r>
+          </w:p>
+        </w:tc>
+        <w:tc>
+          <w:tcPr>
+            <w:tcW w:type="dxa" w:w="4260"/>
+            <w:tcMar>
+              <w:top w:type="dxa" w:w="60"/>
+              <w:left w:type="dxa" w:w="110"/>
+              <w:bottom w:type="dxa" w:w="60"/>
+              <w:right w:type="dxa" w:w="110"/>
+            </w:tcMar>
+            <w:vAlign w:val="center"/>
+          </w:tcPr>
+          <w:p>
+            <w:pPr>
+              <w:spacing w:after="0" w:before="0" w:line="276"/>
+              <w:jc w:val="left"/>
+            </w:pPr>
+            <w:r>
+              <w:rPr>
+                <w:rFonts w:ascii="Calibri" w:cs="Calibri" w:eastAsia="Calibri" w:hAnsi="Calibri"/>
+                <w:b w:val="false"/>
+                <w:bCs w:val="false"/>
+                <w:i w:val="false"/>
+                <w:iCs w:val="false"/>
+                <w:color w:val="1A1A1A"/>
+                <w:sz w:val="18"/>
+                <w:szCs w:val="18"/>
+              </w:rPr>
+              <w:t xml:space="preserve">Initial policy</w:t>
+            </w:r>
+          </w:p>
+        </w:tc>
+        <w:tc>
+          <w:tcPr>
+            <w:tcW w:type="dxa" w:w="2300"/>
+            <w:tcMar>
+              <w:top w:type="dxa" w:w="60"/>
+              <w:left w:type="dxa" w:w="110"/>
+              <w:bottom w:type="dxa" w:w="60"/>
+              <w:right w:type="dxa" w:w="110"/>
+            </w:tcMar>
+            <w:vAlign w:val="center"/>
+          </w:tcPr>
+          <w:p>
+            <w:pPr>
+              <w:spacing w:after="0" w:before="0" w:line="276"/>
+              <w:jc w:val="left"/>
+            </w:pPr>
+            <w:r>
+              <w:rPr>
+                <w:rFonts w:ascii="Calibri" w:cs="Calibri" w:eastAsia="Calibri" w:hAnsi="Calibri"/>
+                <w:b w:val="false"/>
+                <w:bCs w:val="false"/>
+                <w:i w:val="false"/>
+                <w:iCs w:val="false"/>
+                <w:color w:val="1A1A1A"/>
+                <w:sz w:val="18"/>
+                <w:szCs w:val="18"/>
+              </w:rPr>
+              <w:t xml:space="preserve">[Administrator Name]</w:t>
+            </w:r>
+          </w:p>
+        </w:tc>
+      </w:tr>
+    </w:tbl>
+    <w:p>
+      <w:pPr>
+        <w:spacing w:after="60" w:before="0" w:line="276"/>
+        <w:jc w:val="left"/>
+      </w:pPr>
+      <w:r>
+        <w:rPr>
+          <w:rFonts w:ascii="Calibri" w:cs="Calibri" w:eastAsia="Calibri" w:hAnsi="Calibri"/>
+          <w:b w:val="false"/>
+          <w:bCs w:val="false"/>
+          <w:i w:val="false"/>
+          <w:iCs w:val="false"/>
+          <w:color w:val="1A1A1A"/>
+          <w:sz w:val="6"/>
+          <w:szCs w:val="6"/>
+        </w:rPr>
+        <w:t xml:space="preserve"/>
+      </w:r>
+    </w:p>
+    <w:p>
+      <w:r>
+        <w:br w:type="page"/>
+      </w:r>
+    </w:p>
+    <w:p>
+      <w:pPr>
+        <w:keepNext/>
+        <w:spacing w:after="100" w:before="240"/>
+      </w:pPr>
+      <w:r>
+        <w:rPr>
+          <w:rFonts w:ascii="Calibri" w:cs="Calibri" w:eastAsia="Calibri" w:hAnsi="Calibri"/>
+          <w:b/>
+          <w:bCs/>
+          <w:i w:val="false"/>
+          <w:iCs w:val="false"/>
+          <w:color w:val="1F3A5F"/>
+          <w:sz w:val="24"/>
+          <w:szCs w:val="24"/>
+        </w:rPr>
+        <w:t xml:space="preserve">Policy 6.03 — Outcome Measurement and Program Evaluation</w:t>
+      </w:r>
+    </w:p>
+    <w:tbl>
+      <w:tblPr>
+        <w:tblW w:type="dxa" w:w="9360"/>
+        <w:tblBorders>
+          <w:top w:val="single" w:color="9DB1C7" w:sz="4"/>
+          <w:left w:val="single" w:color="9DB1C7" w:sz="4"/>
+          <w:bottom w:val="single" w:color="9DB1C7" w:sz="4"/>
+          <w:right w:val="single" w:color="9DB1C7" w:sz="4"/>
+          <w:insideH w:val="single" w:color="9DB1C7" w:sz="4"/>
+          <w:insideV w:val="single" w:color="9DB1C7" w:sz="4"/>
+        </w:tblBorders>
+      </w:tblPr>
+      <w:tblGrid>
+        <w:gridCol w:w="2000"/>
+        <w:gridCol w:w="7360"/>
+      </w:tblGrid>
+      <w:tr>
+        <w:tc>
+          <w:tcPr>
+            <w:tcW w:type="dxa" w:w="2000"/>
+            <w:shd w:fill="EAF0F6" w:color="auto" w:val="clear"/>
+            <w:tcMar>
+              <w:top w:type="dxa" w:w="60"/>
+              <w:left w:type="dxa" w:w="110"/>
+              <w:bottom w:type="dxa" w:w="60"/>
+              <w:right w:type="dxa" w:w="110"/>
+            </w:tcMar>
+            <w:vAlign w:val="center"/>
+          </w:tcPr>
+          <w:p>
+            <w:pPr>
+              <w:spacing w:after="0" w:before="0" w:line="276"/>
+              <w:jc w:val="left"/>
+            </w:pPr>
+            <w:r>
+              <w:rPr>
+                <w:rFonts w:ascii="Calibri" w:cs="Calibri" w:eastAsia="Calibri" w:hAnsi="Calibri"/>
+                <w:b/>
+                <w:bCs/>
+                <w:i w:val="false"/>
+                <w:iCs w:val="false"/>
+                <w:color w:val="3E5871"/>
+                <w:sz w:val="20"/>
+                <w:szCs w:val="20"/>
+              </w:rPr>
+              <w:t xml:space="preserve">Subject</w:t>
+            </w:r>
+          </w:p>
+        </w:tc>
+        <w:tc>
+          <w:tcPr>
+            <w:tcW w:type="dxa" w:w="7360"/>
+            <w:tcMar>
+              <w:top w:type="dxa" w:w="60"/>
+              <w:left w:type="dxa" w:w="110"/>
+              <w:bottom w:type="dxa" w:w="60"/>
+              <w:right w:type="dxa" w:w="110"/>
+            </w:tcMar>
+            <w:vAlign w:val="center"/>
+          </w:tcPr>
+          <w:p>
+            <w:pPr>
+              <w:spacing w:after="0" w:before="0" w:line="276"/>
+              <w:jc w:val="left"/>
+            </w:pPr>
+            <w:r>
+              <w:rPr>
+                <w:rFonts w:ascii="Calibri" w:cs="Calibri" w:eastAsia="Calibri" w:hAnsi="Calibri"/>
+                <w:b w:val="false"/>
+                <w:bCs w:val="false"/>
+                <w:i w:val="false"/>
+                <w:iCs w:val="false"/>
+                <w:color w:val="1A1A1A"/>
+                <w:sz w:val="20"/>
+                <w:szCs w:val="20"/>
+              </w:rPr>
+              <w:t xml:space="preserve">Outcome Measurement and Program Evaluation</w:t>
+            </w:r>
+          </w:p>
+        </w:tc>
+      </w:tr>
+      <w:tr>
+        <w:tc>
+          <w:tcPr>
+            <w:tcW w:type="dxa" w:w="2000"/>
+            <w:shd w:fill="EAF0F6" w:color="auto" w:val="clear"/>
+            <w:tcMar>
+              <w:top w:type="dxa" w:w="60"/>
+              <w:left w:type="dxa" w:w="110"/>
+              <w:bottom w:type="dxa" w:w="60"/>
+              <w:right w:type="dxa" w:w="110"/>
+            </w:tcMar>
+            <w:vAlign w:val="center"/>
+          </w:tcPr>
+          <w:p>
+            <w:pPr>
+              <w:spacing w:after="0" w:before="0" w:line="276"/>
+              <w:jc w:val="left"/>
+            </w:pPr>
+            <w:r>
+              <w:rPr>
+                <w:rFonts w:ascii="Calibri" w:cs="Calibri" w:eastAsia="Calibri" w:hAnsi="Calibri"/>
+                <w:b/>
+                <w:bCs/>
+                <w:i w:val="false"/>
+                <w:iCs w:val="false"/>
+                <w:color w:val="3E5871"/>
+                <w:sz w:val="20"/>
+                <w:szCs w:val="20"/>
+              </w:rPr>
+              <w:t xml:space="preserve">Department</w:t>
+            </w:r>
+          </w:p>
+        </w:tc>
+        <w:tc>
+          <w:tcPr>
+            <w:tcW w:type="dxa" w:w="7360"/>
+            <w:tcMar>
+              <w:top w:type="dxa" w:w="60"/>
+              <w:left w:type="dxa" w:w="110"/>
+              <w:bottom w:type="dxa" w:w="60"/>
+              <w:right w:type="dxa" w:w="110"/>
+            </w:tcMar>
+            <w:vAlign w:val="center"/>
+          </w:tcPr>
+          <w:p>
+            <w:pPr>
+              <w:spacing w:after="0" w:before="0" w:line="276"/>
+              <w:jc w:val="left"/>
+            </w:pPr>
+            <w:r>
+              <w:rPr>
+                <w:rFonts w:ascii="Calibri" w:cs="Calibri" w:eastAsia="Calibri" w:hAnsi="Calibri"/>
+                <w:b w:val="false"/>
+                <w:bCs w:val="false"/>
+                <w:i w:val="false"/>
+                <w:iCs w:val="false"/>
+                <w:color w:val="1A1A1A"/>
+                <w:sz w:val="20"/>
+                <w:szCs w:val="20"/>
+              </w:rPr>
+              <w:t xml:space="preserve">[Facility Name] — Program Evaluation / Quality</w:t>
+            </w:r>
+          </w:p>
+        </w:tc>
+      </w:tr>
+      <w:tr>
+        <w:tc>
+          <w:tcPr>
+            <w:tcW w:type="dxa" w:w="2000"/>
+            <w:shd w:fill="EAF0F6" w:color="auto" w:val="clear"/>
+            <w:tcMar>
+              <w:top w:type="dxa" w:w="60"/>
+              <w:left w:type="dxa" w:w="110"/>
+              <w:bottom w:type="dxa" w:w="60"/>
+              <w:right w:type="dxa" w:w="110"/>
+            </w:tcMar>
+            <w:vAlign w:val="center"/>
+          </w:tcPr>
+          <w:p>
+            <w:pPr>
+              <w:spacing w:after="0" w:before="0" w:line="276"/>
+              <w:jc w:val="left"/>
+            </w:pPr>
+            <w:r>
+              <w:rPr>
+                <w:rFonts w:ascii="Calibri" w:cs="Calibri" w:eastAsia="Calibri" w:hAnsi="Calibri"/>
+                <w:b/>
+                <w:bCs/>
+                <w:i w:val="false"/>
+                <w:iCs w:val="false"/>
+                <w:color w:val="3E5871"/>
+                <w:sz w:val="20"/>
+                <w:szCs w:val="20"/>
+              </w:rPr>
+              <w:t xml:space="preserve">Reference</w:t>
+            </w:r>
+          </w:p>
+        </w:tc>
+        <w:tc>
+          <w:tcPr>
+            <w:tcW w:type="dxa" w:w="7360"/>
+            <w:tcMar>
+              <w:top w:type="dxa" w:w="60"/>
+              <w:left w:type="dxa" w:w="110"/>
+              <w:bottom w:type="dxa" w:w="60"/>
+              <w:right w:type="dxa" w:w="110"/>
+            </w:tcMar>
+            <w:vAlign w:val="center"/>
+          </w:tcPr>
+          <w:p>
+            <w:pPr>
+              <w:spacing w:after="0" w:before="0" w:line="276"/>
+              <w:jc w:val="left"/>
+            </w:pPr>
+            <w:r>
+              <w:rPr>
+                <w:rFonts w:ascii="Calibri" w:cs="Calibri" w:eastAsia="Calibri" w:hAnsi="Calibri"/>
+                <w:b w:val="false"/>
+                <w:bCs w:val="false"/>
+                <w:i w:val="false"/>
+                <w:iCs w:val="false"/>
+                <w:color w:val="1A1A1A"/>
+                <w:sz w:val="20"/>
+                <w:szCs w:val="20"/>
+              </w:rPr>
+              <w:t xml:space="preserve">National rehabilitation accreditation standards; facility quality program</w:t>
+            </w:r>
+          </w:p>
+        </w:tc>
+      </w:tr>
+      <w:tr>
+        <w:tc>
+          <w:tcPr>
+            <w:tcW w:type="dxa" w:w="2000"/>
+            <w:shd w:fill="EAF0F6" w:color="auto" w:val="clear"/>
+            <w:tcMar>
+              <w:top w:type="dxa" w:w="60"/>
+              <w:left w:type="dxa" w:w="110"/>
+              <w:bottom w:type="dxa" w:w="60"/>
+              <w:right w:type="dxa" w:w="110"/>
+            </w:tcMar>
+            <w:vAlign w:val="center"/>
+          </w:tcPr>
+          <w:p>
+            <w:pPr>
+              <w:spacing w:after="0" w:before="0" w:line="276"/>
+              <w:jc w:val="left"/>
+            </w:pPr>
+            <w:r>
+              <w:rPr>
+                <w:rFonts w:ascii="Calibri" w:cs="Calibri" w:eastAsia="Calibri" w:hAnsi="Calibri"/>
+                <w:b/>
+                <w:bCs/>
+                <w:i w:val="false"/>
+                <w:iCs w:val="false"/>
+                <w:color w:val="3E5871"/>
+                <w:sz w:val="20"/>
+                <w:szCs w:val="20"/>
+              </w:rPr>
+              <w:t xml:space="preserve">Effective Date</w:t>
+            </w:r>
+          </w:p>
+        </w:tc>
+        <w:tc>
+          <w:tcPr>
+            <w:tcW w:type="dxa" w:w="7360"/>
+            <w:tcMar>
+              <w:top w:type="dxa" w:w="60"/>
+              <w:left w:type="dxa" w:w="110"/>
+              <w:bottom w:type="dxa" w:w="60"/>
+              <w:right w:type="dxa" w:w="110"/>
+            </w:tcMar>
+            <w:vAlign w:val="center"/>
+          </w:tcPr>
+          <w:p>
+            <w:pPr>
+              <w:spacing w:after="0" w:before="0" w:line="276"/>
+              <w:jc w:val="left"/>
+            </w:pPr>
+            <w:r>
+              <w:rPr>
+                <w:rFonts w:ascii="Calibri" w:cs="Calibri" w:eastAsia="Calibri" w:hAnsi="Calibri"/>
+                <w:b w:val="false"/>
+                <w:bCs w:val="false"/>
+                <w:i w:val="false"/>
+                <w:iCs w:val="false"/>
+                <w:color w:val="1A1A1A"/>
+                <w:sz w:val="20"/>
+                <w:szCs w:val="20"/>
+              </w:rPr>
+              <w:t xml:space="preserve">[MM/DD/YYYY]</w:t>
+            </w:r>
+          </w:p>
+        </w:tc>
+      </w:tr>
+      <w:tr>
+        <w:tc>
+          <w:tcPr>
+            <w:tcW w:type="dxa" w:w="2000"/>
+            <w:shd w:fill="EAF0F6" w:color="auto" w:val="clear"/>
+            <w:tcMar>
+              <w:top w:type="dxa" w:w="60"/>
+              <w:left w:type="dxa" w:w="110"/>
+              <w:bottom w:type="dxa" w:w="60"/>
+              <w:right w:type="dxa" w:w="110"/>
+            </w:tcMar>
+            <w:vAlign w:val="center"/>
+          </w:tcPr>
+          <w:p>
+            <w:pPr>
+              <w:spacing w:after="0" w:before="0" w:line="276"/>
+              <w:jc w:val="left"/>
+            </w:pPr>
+            <w:r>
+              <w:rPr>
+                <w:rFonts w:ascii="Calibri" w:cs="Calibri" w:eastAsia="Calibri" w:hAnsi="Calibri"/>
+                <w:b/>
+                <w:bCs/>
+                <w:i w:val="false"/>
+                <w:iCs w:val="false"/>
+                <w:color w:val="3E5871"/>
+                <w:sz w:val="20"/>
+                <w:szCs w:val="20"/>
+              </w:rPr>
+              <w:t xml:space="preserve">Revision Dates</w:t>
+            </w:r>
+          </w:p>
+        </w:tc>
+        <w:tc>
+          <w:tcPr>
+            <w:tcW w:type="dxa" w:w="7360"/>
+            <w:tcMar>
+              <w:top w:type="dxa" w:w="60"/>
+              <w:left w:type="dxa" w:w="110"/>
+              <w:bottom w:type="dxa" w:w="60"/>
+              <w:right w:type="dxa" w:w="110"/>
+            </w:tcMar>
+            <w:vAlign w:val="center"/>
+          </w:tcPr>
+          <w:p>
+            <w:pPr>
+              <w:spacing w:after="0" w:before="0" w:line="276"/>
+              <w:jc w:val="left"/>
+            </w:pPr>
+            <w:r>
+              <w:rPr>
+                <w:rFonts w:ascii="Calibri" w:cs="Calibri" w:eastAsia="Calibri" w:hAnsi="Calibri"/>
+                <w:b w:val="false"/>
+                <w:bCs w:val="false"/>
+                <w:i w:val="false"/>
+                <w:iCs w:val="false"/>
+                <w:color w:val="1A1A1A"/>
+                <w:sz w:val="20"/>
+                <w:szCs w:val="20"/>
+              </w:rPr>
+              <w:t xml:space="preserve">[MM/DD/YYYY]</w:t>
+            </w:r>
+          </w:p>
+        </w:tc>
+      </w:tr>
+      <w:tr>
+        <w:tc>
+          <w:tcPr>
+            <w:tcW w:type="dxa" w:w="2000"/>
+            <w:shd w:fill="EAF0F6" w:color="auto" w:val="clear"/>
+            <w:tcMar>
+              <w:top w:type="dxa" w:w="60"/>
+              <w:left w:type="dxa" w:w="110"/>
+              <w:bottom w:type="dxa" w:w="60"/>
+              <w:right w:type="dxa" w:w="110"/>
+            </w:tcMar>
+            <w:vAlign w:val="center"/>
+          </w:tcPr>
+          <w:p>
+            <w:pPr>
+              <w:spacing w:after="0" w:before="0" w:line="276"/>
+              <w:jc w:val="left"/>
+            </w:pPr>
+            <w:r>
+              <w:rPr>
+                <w:rFonts w:ascii="Calibri" w:cs="Calibri" w:eastAsia="Calibri" w:hAnsi="Calibri"/>
+                <w:b/>
+                <w:bCs/>
+                <w:i w:val="false"/>
+                <w:iCs w:val="false"/>
+                <w:color w:val="3E5871"/>
+                <w:sz w:val="20"/>
+                <w:szCs w:val="20"/>
+              </w:rPr>
+              <w:t xml:space="preserve">Approved By</w:t>
+            </w:r>
+          </w:p>
+        </w:tc>
+        <w:tc>
+          <w:tcPr>
+            <w:tcW w:type="dxa" w:w="7360"/>
+            <w:tcMar>
+              <w:top w:type="dxa" w:w="60"/>
+              <w:left w:type="dxa" w:w="110"/>
+              <w:bottom w:type="dxa" w:w="60"/>
+              <w:right w:type="dxa" w:w="110"/>
+            </w:tcMar>
+            <w:vAlign w:val="center"/>
+          </w:tcPr>
+          <w:p>
+            <w:pPr>
+              <w:spacing w:after="0" w:before="0" w:line="276"/>
+              <w:jc w:val="left"/>
+            </w:pPr>
+            <w:r>
+              <w:rPr>
+                <w:rFonts w:ascii="Calibri" w:cs="Calibri" w:eastAsia="Calibri" w:hAnsi="Calibri"/>
+                <w:b w:val="false"/>
+                <w:bCs w:val="false"/>
+                <w:i w:val="false"/>
+                <w:iCs w:val="false"/>
+                <w:color w:val="1A1A1A"/>
+                <w:sz w:val="20"/>
+                <w:szCs w:val="20"/>
+              </w:rPr>
+              <w:t xml:space="preserve">____________________________   </w:t>
+            </w:r>
+            <w:r>
+              <w:rPr>
+                <w:rFonts w:ascii="Calibri" w:cs="Calibri" w:eastAsia="Calibri" w:hAnsi="Calibri"/>
+                <w:b w:val="false"/>
+                <w:bCs w:val="false"/>
+                <w:i w:val="false"/>
+                <w:iCs w:val="false"/>
+                <w:color w:val="1A1A1A"/>
+                <w:sz w:val="20"/>
+                <w:szCs w:val="20"/>
+              </w:rPr>
+              <w:t xml:space="preserve">[Administrator Name], Administrator</w:t>
+            </w:r>
+          </w:p>
+        </w:tc>
+      </w:tr>
+    </w:tbl>
+    <w:p>
+      <w:pPr>
+        <w:spacing w:after="60" w:before="0" w:line="276"/>
+        <w:jc w:val="left"/>
+      </w:pPr>
+      <w:r>
+        <w:rPr>
+          <w:rFonts w:ascii="Calibri" w:cs="Calibri" w:eastAsia="Calibri" w:hAnsi="Calibri"/>
+          <w:b w:val="false"/>
+          <w:bCs w:val="false"/>
+          <w:i w:val="false"/>
+          <w:iCs w:val="false"/>
+          <w:color w:val="1A1A1A"/>
+          <w:sz w:val="6"/>
+          <w:szCs w:val="6"/>
+        </w:rPr>
+        <w:t xml:space="preserve"/>
+      </w:r>
+    </w:p>
+    <w:p>
+      <w:pPr>
+        <w:spacing w:after="60" w:before="0" w:line="276"/>
+        <w:jc w:val="left"/>
+      </w:pPr>
+      <w:r>
+        <w:rPr>
+          <w:rFonts w:ascii="Calibri" w:cs="Calibri" w:eastAsia="Calibri" w:hAnsi="Calibri"/>
+          <w:b/>
+          <w:bCs/>
+          <w:i w:val="false"/>
+          <w:iCs w:val="false"/>
+          <w:color w:val="3E5871"/>
+          <w:sz w:val="21"/>
+          <w:szCs w:val="21"/>
+        </w:rPr>
+        <w:t xml:space="preserve">Purpose</w:t>
+      </w:r>
+    </w:p>
+    <w:p>
+      <w:pPr>
+        <w:spacing w:after="120" w:before="0" w:line="276"/>
+        <w:jc w:val="left"/>
+      </w:pPr>
+      <w:r>
+        <w:rPr>
+          <w:rFonts w:ascii="Calibri" w:cs="Calibri" w:eastAsia="Calibri" w:hAnsi="Calibri"/>
+          <w:b w:val="false"/>
+          <w:bCs w:val="false"/>
+          <w:i w:val="false"/>
+          <w:iCs w:val="false"/>
+          <w:color w:val="1A1A1A"/>
+          <w:sz w:val="21"/>
+          <w:szCs w:val="21"/>
+        </w:rPr>
+        <w:t xml:space="preserve">To measure program-level outcomes, not only individual results.</w:t>
+      </w:r>
+    </w:p>
+    <w:p>
+      <w:pPr>
+        <w:spacing w:after="60" w:before="0" w:line="276"/>
+        <w:jc w:val="left"/>
+      </w:pPr>
+      <w:r>
+        <w:rPr>
+          <w:rFonts w:ascii="Calibri" w:cs="Calibri" w:eastAsia="Calibri" w:hAnsi="Calibri"/>
+          <w:b/>
+          <w:bCs/>
+          <w:i w:val="false"/>
+          <w:iCs w:val="false"/>
+          <w:color w:val="3E5871"/>
+          <w:sz w:val="21"/>
+          <w:szCs w:val="21"/>
+        </w:rPr>
+        <w:t xml:space="preserve">Policy</w:t>
+      </w:r>
+    </w:p>
+    <w:p>
+      <w:pPr>
+        <w:spacing w:after="120" w:before="0" w:line="276"/>
+        <w:jc w:val="left"/>
+      </w:pPr>
+      <w:r>
+        <w:rPr>
+          <w:rFonts w:ascii="Calibri" w:cs="Calibri" w:eastAsia="Calibri" w:hAnsi="Calibri"/>
+          <w:b w:val="false"/>
+          <w:bCs w:val="false"/>
+          <w:i w:val="false"/>
+          <w:iCs w:val="false"/>
+          <w:color w:val="1A1A1A"/>
+          <w:sz w:val="21"/>
+          <w:szCs w:val="21"/>
+        </w:rPr>
+        <w:t xml:space="preserve">The facility collects and analyzes program-level outcome data, which may include aggregate functional-gain data (such as FIM or Disability Rating Scale change scores), length-of-stay tracking, and discharge-disposition tracking, and uses the analysis to improve the program.</w:t>
+      </w:r>
+    </w:p>
+    <w:p>
+      <w:pPr>
+        <w:spacing w:after="60" w:before="0" w:line="276"/>
+        <w:jc w:val="left"/>
+      </w:pPr>
+      <w:r>
+        <w:rPr>
+          <w:rFonts w:ascii="Calibri" w:cs="Calibri" w:eastAsia="Calibri" w:hAnsi="Calibri"/>
+          <w:b/>
+          <w:bCs/>
+          <w:i w:val="false"/>
+          <w:iCs w:val="false"/>
+          <w:color w:val="3E5871"/>
+          <w:sz w:val="21"/>
+          <w:szCs w:val="21"/>
+        </w:rPr>
+        <w:t xml:space="preserve">Procedure</w:t>
+      </w:r>
+    </w:p>
+    <w:p>
+      <w:pPr>
+        <w:spacing w:after="70" w:line="276"/>
+        <w:ind w:left="460" w:hanging="300"/>
+      </w:pPr>
+      <w:r>
+        <w:rPr>
+          <w:rFonts w:ascii="Calibri" w:cs="Calibri" w:eastAsia="Calibri" w:hAnsi="Calibri"/>
+          <w:b/>
+          <w:bCs/>
+          <w:i w:val="false"/>
+          <w:iCs w:val="false"/>
+          <w:color w:val="3E5871"/>
+          <w:sz w:val="21"/>
+          <w:szCs w:val="21"/>
+        </w:rPr>
+        <w:t xml:space="preserve">1.  </w:t>
+      </w:r>
+      <w:r>
+        <w:rPr>
+          <w:rFonts w:ascii="Calibri" w:cs="Calibri" w:eastAsia="Calibri" w:hAnsi="Calibri"/>
+          <w:b w:val="false"/>
+          <w:bCs w:val="false"/>
+          <w:i w:val="false"/>
+          <w:iCs w:val="false"/>
+          <w:color w:val="1A1A1A"/>
+          <w:sz w:val="21"/>
+          <w:szCs w:val="21"/>
+        </w:rPr>
+        <w:t xml:space="preserve">Define outcome measures and data-collection methods.</w:t>
+      </w:r>
+    </w:p>
+    <w:p>
+      <w:pPr>
+        <w:spacing w:after="70" w:line="276"/>
+        <w:ind w:left="460" w:hanging="300"/>
+      </w:pPr>
+      <w:r>
+        <w:rPr>
+          <w:rFonts w:ascii="Calibri" w:cs="Calibri" w:eastAsia="Calibri" w:hAnsi="Calibri"/>
+          <w:b/>
+          <w:bCs/>
+          <w:i w:val="false"/>
+          <w:iCs w:val="false"/>
+          <w:color w:val="3E5871"/>
+          <w:sz w:val="21"/>
+          <w:szCs w:val="21"/>
+        </w:rPr>
+        <w:t xml:space="preserve">2.  </w:t>
+      </w:r>
+      <w:r>
+        <w:rPr>
+          <w:rFonts w:ascii="Calibri" w:cs="Calibri" w:eastAsia="Calibri" w:hAnsi="Calibri"/>
+          <w:b w:val="false"/>
+          <w:bCs w:val="false"/>
+          <w:i w:val="false"/>
+          <w:iCs w:val="false"/>
+          <w:color w:val="1A1A1A"/>
+          <w:sz w:val="21"/>
+          <w:szCs w:val="21"/>
+        </w:rPr>
+        <w:t xml:space="preserve">Collect and aggregate functional-gain, length-of-stay, and disposition data.</w:t>
+      </w:r>
+    </w:p>
+    <w:p>
+      <w:pPr>
+        <w:spacing w:after="70" w:line="276"/>
+        <w:ind w:left="460" w:hanging="300"/>
+      </w:pPr>
+      <w:r>
+        <w:rPr>
+          <w:rFonts w:ascii="Calibri" w:cs="Calibri" w:eastAsia="Calibri" w:hAnsi="Calibri"/>
+          <w:b/>
+          <w:bCs/>
+          <w:i w:val="false"/>
+          <w:iCs w:val="false"/>
+          <w:color w:val="3E5871"/>
+          <w:sz w:val="21"/>
+          <w:szCs w:val="21"/>
+        </w:rPr>
+        <w:t xml:space="preserve">3.  </w:t>
+      </w:r>
+      <w:r>
+        <w:rPr>
+          <w:rFonts w:ascii="Calibri" w:cs="Calibri" w:eastAsia="Calibri" w:hAnsi="Calibri"/>
+          <w:b w:val="false"/>
+          <w:bCs w:val="false"/>
+          <w:i w:val="false"/>
+          <w:iCs w:val="false"/>
+          <w:color w:val="1A1A1A"/>
+          <w:sz w:val="21"/>
+          <w:szCs w:val="21"/>
+        </w:rPr>
+        <w:t xml:space="preserve">Analyze results and set improvement targets.</w:t>
+      </w:r>
+    </w:p>
+    <w:p>
+      <w:pPr>
+        <w:spacing w:after="70" w:line="276"/>
+        <w:ind w:left="460" w:hanging="300"/>
+      </w:pPr>
+      <w:r>
+        <w:rPr>
+          <w:rFonts w:ascii="Calibri" w:cs="Calibri" w:eastAsia="Calibri" w:hAnsi="Calibri"/>
+          <w:b/>
+          <w:bCs/>
+          <w:i w:val="false"/>
+          <w:iCs w:val="false"/>
+          <w:color w:val="3E5871"/>
+          <w:sz w:val="21"/>
+          <w:szCs w:val="21"/>
+        </w:rPr>
+        <w:t xml:space="preserve">4.  </w:t>
+      </w:r>
+      <w:r>
+        <w:rPr>
+          <w:rFonts w:ascii="Calibri" w:cs="Calibri" w:eastAsia="Calibri" w:hAnsi="Calibri"/>
+          <w:b w:val="false"/>
+          <w:bCs w:val="false"/>
+          <w:i w:val="false"/>
+          <w:iCs w:val="false"/>
+          <w:color w:val="1A1A1A"/>
+          <w:sz w:val="21"/>
+          <w:szCs w:val="21"/>
+        </w:rPr>
+        <w:t xml:space="preserve">Report outcomes to leadership and use them to improve services.</w:t>
+      </w:r>
+    </w:p>
+    <w:p>
+      <w:pPr>
+        <w:spacing w:after="60" w:before="0" w:line="276"/>
+        <w:jc w:val="left"/>
+      </w:pPr>
+      <w:r>
+        <w:rPr>
+          <w:rFonts w:ascii="Calibri" w:cs="Calibri" w:eastAsia="Calibri" w:hAnsi="Calibri"/>
+          <w:b/>
+          <w:bCs/>
+          <w:i w:val="false"/>
+          <w:iCs w:val="false"/>
+          <w:color w:val="3E5871"/>
+          <w:sz w:val="21"/>
+          <w:szCs w:val="21"/>
+        </w:rPr>
+        <w:t xml:space="preserve">Related Forms</w:t>
+      </w:r>
+    </w:p>
+    <w:p>
+      <w:pPr>
+        <w:spacing w:after="120" w:before="0" w:line="276"/>
+        <w:jc w:val="left"/>
+      </w:pPr>
+      <w:r>
+        <w:rPr>
+          <w:rFonts w:ascii="Calibri" w:cs="Calibri" w:eastAsia="Calibri" w:hAnsi="Calibri"/>
+          <w:b w:val="false"/>
+          <w:bCs w:val="false"/>
+          <w:i w:val="false"/>
+          <w:iCs w:val="false"/>
+          <w:color w:val="1A1A1A"/>
+          <w:sz w:val="21"/>
+          <w:szCs w:val="21"/>
+        </w:rPr>
+        <w:t xml:space="preserve">Outcome Measures Dashboard · Program Evaluation Report</w:t>
+      </w:r>
+    </w:p>
+    <w:p>
+      <w:pPr>
+        <w:spacing w:after="60" w:before="0" w:line="276"/>
+        <w:jc w:val="left"/>
+      </w:pPr>
+      <w:r>
+        <w:rPr>
+          <w:rFonts w:ascii="Calibri" w:cs="Calibri" w:eastAsia="Calibri" w:hAnsi="Calibri"/>
+          <w:b/>
+          <w:bCs/>
+          <w:i w:val="false"/>
+          <w:iCs w:val="false"/>
+          <w:color w:val="3E5871"/>
+          <w:sz w:val="21"/>
+          <w:szCs w:val="21"/>
+        </w:rPr>
+        <w:t xml:space="preserve">Document History</w:t>
+      </w:r>
+    </w:p>
+    <w:tbl>
+      <w:tblPr>
+        <w:tblW w:type="dxa" w:w="9360"/>
+        <w:tblBorders>
+          <w:top w:val="single" w:color="9DB1C7" w:sz="4"/>
+          <w:left w:val="single" w:color="9DB1C7" w:sz="4"/>
+          <w:bottom w:val="single" w:color="9DB1C7" w:sz="4"/>
+          <w:right w:val="single" w:color="9DB1C7" w:sz="4"/>
+          <w:insideH w:val="single" w:color="9DB1C7" w:sz="4"/>
+          <w:insideV w:val="single" w:color="9DB1C7" w:sz="4"/>
+        </w:tblBorders>
+      </w:tblPr>
+      <w:tblGrid>
+        <w:gridCol w:w="1100"/>
+        <w:gridCol w:w="1700"/>
+        <w:gridCol w:w="4260"/>
+        <w:gridCol w:w="2300"/>
+      </w:tblGrid>
+      <w:tr>
+        <w:trPr>
+          <w:tblHeader/>
+        </w:trPr>
+        <w:tc>
+          <w:tcPr>
+            <w:tcW w:type="dxa" w:w="1100"/>
+            <w:shd w:fill="3E5871" w:color="auto" w:val="clear"/>
+            <w:tcMar>
+              <w:top w:type="dxa" w:w="50"/>
+              <w:left w:type="dxa" w:w="100"/>
+              <w:bottom w:type="dxa" w:w="50"/>
+              <w:right w:type="dxa" w:w="100"/>
+            </w:tcMar>
+          </w:tcPr>
+          <w:p>
+            <w:pPr>
+              <w:spacing w:after="0" w:before="0" w:line="276"/>
+              <w:jc w:val="left"/>
+            </w:pPr>
+            <w:r>
+              <w:rPr>
+                <w:rFonts w:ascii="Calibri" w:cs="Calibri" w:eastAsia="Calibri" w:hAnsi="Calibri"/>
+                <w:b/>
+                <w:bCs/>
+                <w:i w:val="false"/>
+                <w:iCs w:val="false"/>
+                <w:color w:val="FFFFFF"/>
+                <w:sz w:val="18"/>
+                <w:szCs w:val="18"/>
+              </w:rPr>
+              <w:t xml:space="preserve">Version</w:t>
+            </w:r>
+          </w:p>
+        </w:tc>
+        <w:tc>
+          <w:tcPr>
+            <w:tcW w:type="dxa" w:w="1700"/>
+            <w:shd w:fill="3E5871" w:color="auto" w:val="clear"/>
+            <w:tcMar>
+              <w:top w:type="dxa" w:w="50"/>
+              <w:left w:type="dxa" w:w="100"/>
+              <w:bottom w:type="dxa" w:w="50"/>
+              <w:right w:type="dxa" w:w="100"/>
+            </w:tcMar>
+          </w:tcPr>
+          <w:p>
+            <w:pPr>
+              <w:spacing w:after="0" w:before="0" w:line="276"/>
+              <w:jc w:val="left"/>
+            </w:pPr>
+            <w:r>
+              <w:rPr>
+                <w:rFonts w:ascii="Calibri" w:cs="Calibri" w:eastAsia="Calibri" w:hAnsi="Calibri"/>
+                <w:b/>
+                <w:bCs/>
+                <w:i w:val="false"/>
+                <w:iCs w:val="false"/>
+                <w:color w:val="FFFFFF"/>
+                <w:sz w:val="18"/>
+                <w:szCs w:val="18"/>
+              </w:rPr>
+              <w:t xml:space="preserve">Date</w:t>
+            </w:r>
+          </w:p>
+        </w:tc>
+        <w:tc>
+          <w:tcPr>
+            <w:tcW w:type="dxa" w:w="4260"/>
+            <w:shd w:fill="3E5871" w:color="auto" w:val="clear"/>
+            <w:tcMar>
+              <w:top w:type="dxa" w:w="50"/>
+              <w:left w:type="dxa" w:w="100"/>
+              <w:bottom w:type="dxa" w:w="50"/>
+              <w:right w:type="dxa" w:w="100"/>
+            </w:tcMar>
+          </w:tcPr>
+          <w:p>
+            <w:pPr>
+              <w:spacing w:after="0" w:before="0" w:line="276"/>
+              <w:jc w:val="left"/>
+            </w:pPr>
+            <w:r>
+              <w:rPr>
+                <w:rFonts w:ascii="Calibri" w:cs="Calibri" w:eastAsia="Calibri" w:hAnsi="Calibri"/>
+                <w:b/>
+                <w:bCs/>
+                <w:i w:val="false"/>
+                <w:iCs w:val="false"/>
+                <w:color w:val="FFFFFF"/>
+                <w:sz w:val="18"/>
+                <w:szCs w:val="18"/>
+              </w:rPr>
+              <w:t xml:space="preserve">Description</w:t>
+            </w:r>
+          </w:p>
+        </w:tc>
+        <w:tc>
+          <w:tcPr>
+            <w:tcW w:type="dxa" w:w="2300"/>
+            <w:shd w:fill="3E5871" w:color="auto" w:val="clear"/>
+            <w:tcMar>
+              <w:top w:type="dxa" w:w="50"/>
+              <w:left w:type="dxa" w:w="100"/>
+              <w:bottom w:type="dxa" w:w="50"/>
+              <w:right w:type="dxa" w:w="100"/>
+            </w:tcMar>
+          </w:tcPr>
+          <w:p>
+            <w:pPr>
+              <w:spacing w:after="0" w:before="0" w:line="276"/>
+              <w:jc w:val="left"/>
+            </w:pPr>
+            <w:r>
+              <w:rPr>
+                <w:rFonts w:ascii="Calibri" w:cs="Calibri" w:eastAsia="Calibri" w:hAnsi="Calibri"/>
+                <w:b/>
+                <w:bCs/>
+                <w:i w:val="false"/>
+                <w:iCs w:val="false"/>
+                <w:color w:val="FFFFFF"/>
+                <w:sz w:val="18"/>
+                <w:szCs w:val="18"/>
+              </w:rPr>
+              <w:t xml:space="preserve">Approved By</w:t>
+            </w:r>
+          </w:p>
+        </w:tc>
+      </w:tr>
+      <w:tr>
+        <w:tc>
+          <w:tcPr>
+            <w:tcW w:type="dxa" w:w="1100"/>
+            <w:tcMar>
+              <w:top w:type="dxa" w:w="60"/>
+              <w:left w:type="dxa" w:w="110"/>
+              <w:bottom w:type="dxa" w:w="60"/>
+              <w:right w:type="dxa" w:w="110"/>
+            </w:tcMar>
+            <w:vAlign w:val="center"/>
+          </w:tcPr>
+          <w:p>
+            <w:pPr>
+              <w:spacing w:after="0" w:before="0" w:line="276"/>
+              <w:jc w:val="left"/>
+            </w:pPr>
+            <w:r>
+              <w:rPr>
+                <w:rFonts w:ascii="Calibri" w:cs="Calibri" w:eastAsia="Calibri" w:hAnsi="Calibri"/>
+                <w:b w:val="false"/>
+                <w:bCs w:val="false"/>
+                <w:i w:val="false"/>
+                <w:iCs w:val="false"/>
+                <w:color w:val="1A1A1A"/>
+                <w:sz w:val="18"/>
+                <w:szCs w:val="18"/>
+              </w:rPr>
+              <w:t xml:space="preserve">1.0</w:t>
+            </w:r>
+          </w:p>
+        </w:tc>
+        <w:tc>
+          <w:tcPr>
+            <w:tcW w:type="dxa" w:w="1700"/>
+            <w:tcMar>
+              <w:top w:type="dxa" w:w="60"/>
+              <w:left w:type="dxa" w:w="110"/>
+              <w:bottom w:type="dxa" w:w="60"/>
+              <w:right w:type="dxa" w:w="110"/>
+            </w:tcMar>
+            <w:vAlign w:val="center"/>
+          </w:tcPr>
+          <w:p>
+            <w:pPr>
+              <w:spacing w:after="0" w:before="0" w:line="276"/>
+              <w:jc w:val="left"/>
+            </w:pPr>
+            <w:r>
+              <w:rPr>
+                <w:rFonts w:ascii="Calibri" w:cs="Calibri" w:eastAsia="Calibri" w:hAnsi="Calibri"/>
+                <w:b w:val="false"/>
+                <w:bCs w:val="false"/>
+                <w:i w:val="false"/>
+                <w:iCs w:val="false"/>
+                <w:color w:val="1A1A1A"/>
+                <w:sz w:val="18"/>
+                <w:szCs w:val="18"/>
+              </w:rPr>
+              <w:t xml:space="preserve">[MM/DD/YYYY]</w:t>
+            </w:r>
+          </w:p>
+        </w:tc>
+        <w:tc>
+          <w:tcPr>
+            <w:tcW w:type="dxa" w:w="4260"/>
+            <w:tcMar>
+              <w:top w:type="dxa" w:w="60"/>
+              <w:left w:type="dxa" w:w="110"/>
+              <w:bottom w:type="dxa" w:w="60"/>
+              <w:right w:type="dxa" w:w="110"/>
+            </w:tcMar>
+            <w:vAlign w:val="center"/>
+          </w:tcPr>
+          <w:p>
+            <w:pPr>
+              <w:spacing w:after="0" w:before="0" w:line="276"/>
+              <w:jc w:val="left"/>
+            </w:pPr>
+            <w:r>
+              <w:rPr>
+                <w:rFonts w:ascii="Calibri" w:cs="Calibri" w:eastAsia="Calibri" w:hAnsi="Calibri"/>
+                <w:b w:val="false"/>
+                <w:bCs w:val="false"/>
+                <w:i w:val="false"/>
+                <w:iCs w:val="false"/>
+                <w:color w:val="1A1A1A"/>
+                <w:sz w:val="18"/>
+                <w:szCs w:val="18"/>
+              </w:rPr>
+              <w:t xml:space="preserve">Initial policy</w:t>
+            </w:r>
+          </w:p>
+        </w:tc>
+        <w:tc>
+          <w:tcPr>
+            <w:tcW w:type="dxa" w:w="2300"/>
+            <w:tcMar>
+              <w:top w:type="dxa" w:w="60"/>
+              <w:left w:type="dxa" w:w="110"/>
+              <w:bottom w:type="dxa" w:w="60"/>
+              <w:right w:type="dxa" w:w="110"/>
+            </w:tcMar>
+            <w:vAlign w:val="center"/>
+          </w:tcPr>
+          <w:p>
+            <w:pPr>
+              <w:spacing w:after="0" w:before="0" w:line="276"/>
+              <w:jc w:val="left"/>
+            </w:pPr>
+            <w:r>
+              <w:rPr>
+                <w:rFonts w:ascii="Calibri" w:cs="Calibri" w:eastAsia="Calibri" w:hAnsi="Calibri"/>
+                <w:b w:val="false"/>
+                <w:bCs w:val="false"/>
+                <w:i w:val="false"/>
+                <w:iCs w:val="false"/>
+                <w:color w:val="1A1A1A"/>
+                <w:sz w:val="18"/>
+                <w:szCs w:val="18"/>
+              </w:rPr>
+              <w:t xml:space="preserve">[Administrator Name]</w:t>
+            </w:r>
+          </w:p>
+        </w:tc>
+      </w:tr>
+    </w:tbl>
+    <w:p>
+      <w:pPr>
+        <w:spacing w:after="60" w:before="0" w:line="276"/>
+        <w:jc w:val="left"/>
+      </w:pPr>
+      <w:r>
+        <w:rPr>
+          <w:rFonts w:ascii="Calibri" w:cs="Calibri" w:eastAsia="Calibri" w:hAnsi="Calibri"/>
+          <w:b w:val="false"/>
+          <w:bCs w:val="false"/>
+          <w:i w:val="false"/>
+          <w:iCs w:val="false"/>
+          <w:color w:val="1A1A1A"/>
+          <w:sz w:val="6"/>
+          <w:szCs w:val="6"/>
+        </w:rPr>
+        <w:t xml:space="preserve"/>
+      </w:r>
+    </w:p>
+    <w:p>
+      <w:r>
+        <w:br w:type="page"/>
+      </w:r>
+    </w:p>
+    <w:p>
+      <w:pPr>
+        <w:keepNext/>
+        <w:spacing w:after="100" w:before="240"/>
+      </w:pPr>
+      <w:r>
+        <w:rPr>
+          <w:rFonts w:ascii="Calibri" w:cs="Calibri" w:eastAsia="Calibri" w:hAnsi="Calibri"/>
+          <w:b/>
+          <w:bCs/>
+          <w:i w:val="false"/>
+          <w:iCs w:val="false"/>
+          <w:color w:val="1F3A5F"/>
+          <w:sz w:val="24"/>
+          <w:szCs w:val="24"/>
+        </w:rPr>
+        <w:t xml:space="preserve">Policy 6.04 — Post-Discharge Follow-Up and Benchmarking</w:t>
+      </w:r>
+    </w:p>
+    <w:tbl>
+      <w:tblPr>
+        <w:tblW w:type="dxa" w:w="9360"/>
+        <w:tblBorders>
+          <w:top w:val="single" w:color="9DB1C7" w:sz="4"/>
+          <w:left w:val="single" w:color="9DB1C7" w:sz="4"/>
+          <w:bottom w:val="single" w:color="9DB1C7" w:sz="4"/>
+          <w:right w:val="single" w:color="9DB1C7" w:sz="4"/>
+          <w:insideH w:val="single" w:color="9DB1C7" w:sz="4"/>
+          <w:insideV w:val="single" w:color="9DB1C7" w:sz="4"/>
+        </w:tblBorders>
+      </w:tblPr>
+      <w:tblGrid>
+        <w:gridCol w:w="2000"/>
+        <w:gridCol w:w="7360"/>
+      </w:tblGrid>
+      <w:tr>
+        <w:tc>
+          <w:tcPr>
+            <w:tcW w:type="dxa" w:w="2000"/>
+            <w:shd w:fill="EAF0F6" w:color="auto" w:val="clear"/>
+            <w:tcMar>
+              <w:top w:type="dxa" w:w="60"/>
+              <w:left w:type="dxa" w:w="110"/>
+              <w:bottom w:type="dxa" w:w="60"/>
+              <w:right w:type="dxa" w:w="110"/>
+            </w:tcMar>
+            <w:vAlign w:val="center"/>
+          </w:tcPr>
+          <w:p>
+            <w:pPr>
+              <w:spacing w:after="0" w:before="0" w:line="276"/>
+              <w:jc w:val="left"/>
+            </w:pPr>
+            <w:r>
+              <w:rPr>
+                <w:rFonts w:ascii="Calibri" w:cs="Calibri" w:eastAsia="Calibri" w:hAnsi="Calibri"/>
+                <w:b/>
+                <w:bCs/>
+                <w:i w:val="false"/>
+                <w:iCs w:val="false"/>
+                <w:color w:val="3E5871"/>
+                <w:sz w:val="20"/>
+                <w:szCs w:val="20"/>
+              </w:rPr>
+              <w:t xml:space="preserve">Subject</w:t>
+            </w:r>
+          </w:p>
+        </w:tc>
+        <w:tc>
+          <w:tcPr>
+            <w:tcW w:type="dxa" w:w="7360"/>
+            <w:tcMar>
+              <w:top w:type="dxa" w:w="60"/>
+              <w:left w:type="dxa" w:w="110"/>
+              <w:bottom w:type="dxa" w:w="60"/>
+              <w:right w:type="dxa" w:w="110"/>
+            </w:tcMar>
+            <w:vAlign w:val="center"/>
+          </w:tcPr>
+          <w:p>
+            <w:pPr>
+              <w:spacing w:after="0" w:before="0" w:line="276"/>
+              <w:jc w:val="left"/>
+            </w:pPr>
+            <w:r>
+              <w:rPr>
+                <w:rFonts w:ascii="Calibri" w:cs="Calibri" w:eastAsia="Calibri" w:hAnsi="Calibri"/>
+                <w:b w:val="false"/>
+                <w:bCs w:val="false"/>
+                <w:i w:val="false"/>
+                <w:iCs w:val="false"/>
+                <w:color w:val="1A1A1A"/>
+                <w:sz w:val="20"/>
+                <w:szCs w:val="20"/>
+              </w:rPr>
+              <w:t xml:space="preserve">Post-Discharge Follow-Up and Benchmarking</w:t>
+            </w:r>
+          </w:p>
+        </w:tc>
+      </w:tr>
+      <w:tr>
+        <w:tc>
+          <w:tcPr>
+            <w:tcW w:type="dxa" w:w="2000"/>
+            <w:shd w:fill="EAF0F6" w:color="auto" w:val="clear"/>
+            <w:tcMar>
+              <w:top w:type="dxa" w:w="60"/>
+              <w:left w:type="dxa" w:w="110"/>
+              <w:bottom w:type="dxa" w:w="60"/>
+              <w:right w:type="dxa" w:w="110"/>
+            </w:tcMar>
+            <w:vAlign w:val="center"/>
+          </w:tcPr>
+          <w:p>
+            <w:pPr>
+              <w:spacing w:after="0" w:before="0" w:line="276"/>
+              <w:jc w:val="left"/>
+            </w:pPr>
+            <w:r>
+              <w:rPr>
+                <w:rFonts w:ascii="Calibri" w:cs="Calibri" w:eastAsia="Calibri" w:hAnsi="Calibri"/>
+                <w:b/>
+                <w:bCs/>
+                <w:i w:val="false"/>
+                <w:iCs w:val="false"/>
+                <w:color w:val="3E5871"/>
+                <w:sz w:val="20"/>
+                <w:szCs w:val="20"/>
+              </w:rPr>
+              <w:t xml:space="preserve">Department</w:t>
+            </w:r>
+          </w:p>
+        </w:tc>
+        <w:tc>
+          <w:tcPr>
+            <w:tcW w:type="dxa" w:w="7360"/>
+            <w:tcMar>
+              <w:top w:type="dxa" w:w="60"/>
+              <w:left w:type="dxa" w:w="110"/>
+              <w:bottom w:type="dxa" w:w="60"/>
+              <w:right w:type="dxa" w:w="110"/>
+            </w:tcMar>
+            <w:vAlign w:val="center"/>
+          </w:tcPr>
+          <w:p>
+            <w:pPr>
+              <w:spacing w:after="0" w:before="0" w:line="276"/>
+              <w:jc w:val="left"/>
+            </w:pPr>
+            <w:r>
+              <w:rPr>
+                <w:rFonts w:ascii="Calibri" w:cs="Calibri" w:eastAsia="Calibri" w:hAnsi="Calibri"/>
+                <w:b w:val="false"/>
+                <w:bCs w:val="false"/>
+                <w:i w:val="false"/>
+                <w:iCs w:val="false"/>
+                <w:color w:val="1A1A1A"/>
+                <w:sz w:val="20"/>
+                <w:szCs w:val="20"/>
+              </w:rPr>
+              <w:t xml:space="preserve">[Facility Name] — Program Evaluation / Quality</w:t>
+            </w:r>
+          </w:p>
+        </w:tc>
+      </w:tr>
+      <w:tr>
+        <w:tc>
+          <w:tcPr>
+            <w:tcW w:type="dxa" w:w="2000"/>
+            <w:shd w:fill="EAF0F6" w:color="auto" w:val="clear"/>
+            <w:tcMar>
+              <w:top w:type="dxa" w:w="60"/>
+              <w:left w:type="dxa" w:w="110"/>
+              <w:bottom w:type="dxa" w:w="60"/>
+              <w:right w:type="dxa" w:w="110"/>
+            </w:tcMar>
+            <w:vAlign w:val="center"/>
+          </w:tcPr>
+          <w:p>
+            <w:pPr>
+              <w:spacing w:after="0" w:before="0" w:line="276"/>
+              <w:jc w:val="left"/>
+            </w:pPr>
+            <w:r>
+              <w:rPr>
+                <w:rFonts w:ascii="Calibri" w:cs="Calibri" w:eastAsia="Calibri" w:hAnsi="Calibri"/>
+                <w:b/>
+                <w:bCs/>
+                <w:i w:val="false"/>
+                <w:iCs w:val="false"/>
+                <w:color w:val="3E5871"/>
+                <w:sz w:val="20"/>
+                <w:szCs w:val="20"/>
+              </w:rPr>
+              <w:t xml:space="preserve">Reference</w:t>
+            </w:r>
+          </w:p>
+        </w:tc>
+        <w:tc>
+          <w:tcPr>
+            <w:tcW w:type="dxa" w:w="7360"/>
+            <w:tcMar>
+              <w:top w:type="dxa" w:w="60"/>
+              <w:left w:type="dxa" w:w="110"/>
+              <w:bottom w:type="dxa" w:w="60"/>
+              <w:right w:type="dxa" w:w="110"/>
+            </w:tcMar>
+            <w:vAlign w:val="center"/>
+          </w:tcPr>
+          <w:p>
+            <w:pPr>
+              <w:spacing w:after="0" w:before="0" w:line="276"/>
+              <w:jc w:val="left"/>
+            </w:pPr>
+            <w:r>
+              <w:rPr>
+                <w:rFonts w:ascii="Calibri" w:cs="Calibri" w:eastAsia="Calibri" w:hAnsi="Calibri"/>
+                <w:b w:val="false"/>
+                <w:bCs w:val="false"/>
+                <w:i w:val="false"/>
+                <w:iCs w:val="false"/>
+                <w:color w:val="1A1A1A"/>
+                <w:sz w:val="20"/>
+                <w:szCs w:val="20"/>
+              </w:rPr>
+              <w:t xml:space="preserve">National rehabilitation accreditation standards</w:t>
+            </w:r>
+          </w:p>
+        </w:tc>
+      </w:tr>
+      <w:tr>
+        <w:tc>
+          <w:tcPr>
+            <w:tcW w:type="dxa" w:w="2000"/>
+            <w:shd w:fill="EAF0F6" w:color="auto" w:val="clear"/>
+            <w:tcMar>
+              <w:top w:type="dxa" w:w="60"/>
+              <w:left w:type="dxa" w:w="110"/>
+              <w:bottom w:type="dxa" w:w="60"/>
+              <w:right w:type="dxa" w:w="110"/>
+            </w:tcMar>
+            <w:vAlign w:val="center"/>
+          </w:tcPr>
+          <w:p>
+            <w:pPr>
+              <w:spacing w:after="0" w:before="0" w:line="276"/>
+              <w:jc w:val="left"/>
+            </w:pPr>
+            <w:r>
+              <w:rPr>
+                <w:rFonts w:ascii="Calibri" w:cs="Calibri" w:eastAsia="Calibri" w:hAnsi="Calibri"/>
+                <w:b/>
+                <w:bCs/>
+                <w:i w:val="false"/>
+                <w:iCs w:val="false"/>
+                <w:color w:val="3E5871"/>
+                <w:sz w:val="20"/>
+                <w:szCs w:val="20"/>
+              </w:rPr>
+              <w:t xml:space="preserve">Effective Date</w:t>
+            </w:r>
+          </w:p>
+        </w:tc>
+        <w:tc>
+          <w:tcPr>
+            <w:tcW w:type="dxa" w:w="7360"/>
+            <w:tcMar>
+              <w:top w:type="dxa" w:w="60"/>
+              <w:left w:type="dxa" w:w="110"/>
+              <w:bottom w:type="dxa" w:w="60"/>
+              <w:right w:type="dxa" w:w="110"/>
+            </w:tcMar>
+            <w:vAlign w:val="center"/>
+          </w:tcPr>
+          <w:p>
+            <w:pPr>
+              <w:spacing w:after="0" w:before="0" w:line="276"/>
+              <w:jc w:val="left"/>
+            </w:pPr>
+            <w:r>
+              <w:rPr>
+                <w:rFonts w:ascii="Calibri" w:cs="Calibri" w:eastAsia="Calibri" w:hAnsi="Calibri"/>
+                <w:b w:val="false"/>
+                <w:bCs w:val="false"/>
+                <w:i w:val="false"/>
+                <w:iCs w:val="false"/>
+                <w:color w:val="1A1A1A"/>
+                <w:sz w:val="20"/>
+                <w:szCs w:val="20"/>
+              </w:rPr>
+              <w:t xml:space="preserve">[MM/DD/YYYY]</w:t>
+            </w:r>
+          </w:p>
+        </w:tc>
+      </w:tr>
+      <w:tr>
+        <w:tc>
+          <w:tcPr>
+            <w:tcW w:type="dxa" w:w="2000"/>
+            <w:shd w:fill="EAF0F6" w:color="auto" w:val="clear"/>
+            <w:tcMar>
+              <w:top w:type="dxa" w:w="60"/>
+              <w:left w:type="dxa" w:w="110"/>
+              <w:bottom w:type="dxa" w:w="60"/>
+              <w:right w:type="dxa" w:w="110"/>
+            </w:tcMar>
+            <w:vAlign w:val="center"/>
+          </w:tcPr>
+          <w:p>
+            <w:pPr>
+              <w:spacing w:after="0" w:before="0" w:line="276"/>
+              <w:jc w:val="left"/>
+            </w:pPr>
+            <w:r>
+              <w:rPr>
+                <w:rFonts w:ascii="Calibri" w:cs="Calibri" w:eastAsia="Calibri" w:hAnsi="Calibri"/>
+                <w:b/>
+                <w:bCs/>
+                <w:i w:val="false"/>
+                <w:iCs w:val="false"/>
+                <w:color w:val="3E5871"/>
+                <w:sz w:val="20"/>
+                <w:szCs w:val="20"/>
+              </w:rPr>
+              <w:t xml:space="preserve">Revision Dates</w:t>
+            </w:r>
+          </w:p>
+        </w:tc>
+        <w:tc>
+          <w:tcPr>
+            <w:tcW w:type="dxa" w:w="7360"/>
+            <w:tcMar>
+              <w:top w:type="dxa" w:w="60"/>
+              <w:left w:type="dxa" w:w="110"/>
+              <w:bottom w:type="dxa" w:w="60"/>
+              <w:right w:type="dxa" w:w="110"/>
+            </w:tcMar>
+            <w:vAlign w:val="center"/>
+          </w:tcPr>
+          <w:p>
+            <w:pPr>
+              <w:spacing w:after="0" w:before="0" w:line="276"/>
+              <w:jc w:val="left"/>
+            </w:pPr>
+            <w:r>
+              <w:rPr>
+                <w:rFonts w:ascii="Calibri" w:cs="Calibri" w:eastAsia="Calibri" w:hAnsi="Calibri"/>
+                <w:b w:val="false"/>
+                <w:bCs w:val="false"/>
+                <w:i w:val="false"/>
+                <w:iCs w:val="false"/>
+                <w:color w:val="1A1A1A"/>
+                <w:sz w:val="20"/>
+                <w:szCs w:val="20"/>
+              </w:rPr>
+              <w:t xml:space="preserve">[MM/DD/YYYY]</w:t>
+            </w:r>
+          </w:p>
+        </w:tc>
+      </w:tr>
+      <w:tr>
+        <w:tc>
+          <w:tcPr>
+            <w:tcW w:type="dxa" w:w="2000"/>
+            <w:shd w:fill="EAF0F6" w:color="auto" w:val="clear"/>
+            <w:tcMar>
+              <w:top w:type="dxa" w:w="60"/>
+              <w:left w:type="dxa" w:w="110"/>
+              <w:bottom w:type="dxa" w:w="60"/>
+              <w:right w:type="dxa" w:w="110"/>
+            </w:tcMar>
+            <w:vAlign w:val="center"/>
+          </w:tcPr>
+          <w:p>
+            <w:pPr>
+              <w:spacing w:after="0" w:before="0" w:line="276"/>
+              <w:jc w:val="left"/>
+            </w:pPr>
+            <w:r>
+              <w:rPr>
+                <w:rFonts w:ascii="Calibri" w:cs="Calibri" w:eastAsia="Calibri" w:hAnsi="Calibri"/>
+                <w:b/>
+                <w:bCs/>
+                <w:i w:val="false"/>
+                <w:iCs w:val="false"/>
+                <w:color w:val="3E5871"/>
+                <w:sz w:val="20"/>
+                <w:szCs w:val="20"/>
+              </w:rPr>
+              <w:t xml:space="preserve">Approved By</w:t>
+            </w:r>
+          </w:p>
+        </w:tc>
+        <w:tc>
+          <w:tcPr>
+            <w:tcW w:type="dxa" w:w="7360"/>
+            <w:tcMar>
+              <w:top w:type="dxa" w:w="60"/>
+              <w:left w:type="dxa" w:w="110"/>
+              <w:bottom w:type="dxa" w:w="60"/>
+              <w:right w:type="dxa" w:w="110"/>
+            </w:tcMar>
+            <w:vAlign w:val="center"/>
+          </w:tcPr>
+          <w:p>
+            <w:pPr>
+              <w:spacing w:after="0" w:before="0" w:line="276"/>
+              <w:jc w:val="left"/>
+            </w:pPr>
+            <w:r>
+              <w:rPr>
+                <w:rFonts w:ascii="Calibri" w:cs="Calibri" w:eastAsia="Calibri" w:hAnsi="Calibri"/>
+                <w:b w:val="false"/>
+                <w:bCs w:val="false"/>
+                <w:i w:val="false"/>
+                <w:iCs w:val="false"/>
+                <w:color w:val="1A1A1A"/>
+                <w:sz w:val="20"/>
+                <w:szCs w:val="20"/>
+              </w:rPr>
+              <w:t xml:space="preserve">____________________________   </w:t>
+            </w:r>
+            <w:r>
+              <w:rPr>
+                <w:rFonts w:ascii="Calibri" w:cs="Calibri" w:eastAsia="Calibri" w:hAnsi="Calibri"/>
+                <w:b w:val="false"/>
+                <w:bCs w:val="false"/>
+                <w:i w:val="false"/>
+                <w:iCs w:val="false"/>
+                <w:color w:val="1A1A1A"/>
+                <w:sz w:val="20"/>
+                <w:szCs w:val="20"/>
+              </w:rPr>
+              <w:t xml:space="preserve">[Administrator Name], Administrator</w:t>
+            </w:r>
+          </w:p>
+        </w:tc>
+      </w:tr>
+    </w:tbl>
+    <w:p>
+      <w:pPr>
+        <w:spacing w:after="60" w:before="0" w:line="276"/>
+        <w:jc w:val="left"/>
+      </w:pPr>
+      <w:r>
+        <w:rPr>
+          <w:rFonts w:ascii="Calibri" w:cs="Calibri" w:eastAsia="Calibri" w:hAnsi="Calibri"/>
+          <w:b w:val="false"/>
+          <w:bCs w:val="false"/>
+          <w:i w:val="false"/>
+          <w:iCs w:val="false"/>
+          <w:color w:val="1A1A1A"/>
+          <w:sz w:val="6"/>
+          <w:szCs w:val="6"/>
+        </w:rPr>
+        <w:t xml:space="preserve"/>
+      </w:r>
+    </w:p>
+    <w:p>
+      <w:pPr>
+        <w:spacing w:after="60" w:before="0" w:line="276"/>
+        <w:jc w:val="left"/>
+      </w:pPr>
+      <w:r>
+        <w:rPr>
+          <w:rFonts w:ascii="Calibri" w:cs="Calibri" w:eastAsia="Calibri" w:hAnsi="Calibri"/>
+          <w:b/>
+          <w:bCs/>
+          <w:i w:val="false"/>
+          <w:iCs w:val="false"/>
+          <w:color w:val="3E5871"/>
+          <w:sz w:val="21"/>
+          <w:szCs w:val="21"/>
+        </w:rPr>
+        <w:t xml:space="preserve">Purpose</w:t>
+      </w:r>
+    </w:p>
+    <w:p>
+      <w:pPr>
+        <w:spacing w:after="120" w:before="0" w:line="276"/>
+        <w:jc w:val="left"/>
+      </w:pPr>
+      <w:r>
+        <w:rPr>
+          <w:rFonts w:ascii="Calibri" w:cs="Calibri" w:eastAsia="Calibri" w:hAnsi="Calibri"/>
+          <w:b w:val="false"/>
+          <w:bCs w:val="false"/>
+          <w:i w:val="false"/>
+          <w:iCs w:val="false"/>
+          <w:color w:val="1A1A1A"/>
+          <w:sz w:val="21"/>
+          <w:szCs w:val="21"/>
+        </w:rPr>
+        <w:t xml:space="preserve">To track outcomes after discharge and support sustained community integration.</w:t>
+      </w:r>
+    </w:p>
+    <w:p>
+      <w:pPr>
+        <w:spacing w:after="60" w:before="0" w:line="276"/>
+        <w:jc w:val="left"/>
+      </w:pPr>
+      <w:r>
+        <w:rPr>
+          <w:rFonts w:ascii="Calibri" w:cs="Calibri" w:eastAsia="Calibri" w:hAnsi="Calibri"/>
+          <w:b/>
+          <w:bCs/>
+          <w:i w:val="false"/>
+          <w:iCs w:val="false"/>
+          <w:color w:val="3E5871"/>
+          <w:sz w:val="21"/>
+          <w:szCs w:val="21"/>
+        </w:rPr>
+        <w:t xml:space="preserve">Policy</w:t>
+      </w:r>
+    </w:p>
+    <w:p>
+      <w:pPr>
+        <w:spacing w:after="120" w:before="0" w:line="276"/>
+        <w:jc w:val="left"/>
+      </w:pPr>
+      <w:r>
+        <w:rPr>
+          <w:rFonts w:ascii="Calibri" w:cs="Calibri" w:eastAsia="Calibri" w:hAnsi="Calibri"/>
+          <w:b w:val="false"/>
+          <w:bCs w:val="false"/>
+          <w:i w:val="false"/>
+          <w:iCs w:val="false"/>
+          <w:color w:val="1A1A1A"/>
+          <w:sz w:val="21"/>
+          <w:szCs w:val="21"/>
+        </w:rPr>
+        <w:t xml:space="preserve">The facility conducts post-discharge follow-up at defined intervals (such as 90 days and one year), tracks community-integration outcomes, and, where applicable, participates in a national outcomes/benchmarking database to compare its performance.</w:t>
+      </w:r>
+    </w:p>
+    <w:p>
+      <w:pPr>
+        <w:spacing w:after="60" w:before="0" w:line="276"/>
+        <w:jc w:val="left"/>
+      </w:pPr>
+      <w:r>
+        <w:rPr>
+          <w:rFonts w:ascii="Calibri" w:cs="Calibri" w:eastAsia="Calibri" w:hAnsi="Calibri"/>
+          <w:b/>
+          <w:bCs/>
+          <w:i w:val="false"/>
+          <w:iCs w:val="false"/>
+          <w:color w:val="3E5871"/>
+          <w:sz w:val="21"/>
+          <w:szCs w:val="21"/>
+        </w:rPr>
+        <w:t xml:space="preserve">Procedure</w:t>
+      </w:r>
+    </w:p>
+    <w:p>
+      <w:pPr>
+        <w:spacing w:after="70" w:line="276"/>
+        <w:ind w:left="460" w:hanging="300"/>
+      </w:pPr>
+      <w:r>
+        <w:rPr>
+          <w:rFonts w:ascii="Calibri" w:cs="Calibri" w:eastAsia="Calibri" w:hAnsi="Calibri"/>
+          <w:b/>
+          <w:bCs/>
+          <w:i w:val="false"/>
+          <w:iCs w:val="false"/>
+          <w:color w:val="3E5871"/>
+          <w:sz w:val="21"/>
+          <w:szCs w:val="21"/>
+        </w:rPr>
+        <w:t xml:space="preserve">1.  </w:t>
+      </w:r>
+      <w:r>
+        <w:rPr>
+          <w:rFonts w:ascii="Calibri" w:cs="Calibri" w:eastAsia="Calibri" w:hAnsi="Calibri"/>
+          <w:b w:val="false"/>
+          <w:bCs w:val="false"/>
+          <w:i w:val="false"/>
+          <w:iCs w:val="false"/>
+          <w:color w:val="1A1A1A"/>
+          <w:sz w:val="21"/>
+          <w:szCs w:val="21"/>
+        </w:rPr>
+        <w:t xml:space="preserve">Establish a follow-up schedule and method for each participant.</w:t>
+      </w:r>
+    </w:p>
+    <w:p>
+      <w:pPr>
+        <w:spacing w:after="70" w:line="276"/>
+        <w:ind w:left="460" w:hanging="300"/>
+      </w:pPr>
+      <w:r>
+        <w:rPr>
+          <w:rFonts w:ascii="Calibri" w:cs="Calibri" w:eastAsia="Calibri" w:hAnsi="Calibri"/>
+          <w:b/>
+          <w:bCs/>
+          <w:i w:val="false"/>
+          <w:iCs w:val="false"/>
+          <w:color w:val="3E5871"/>
+          <w:sz w:val="21"/>
+          <w:szCs w:val="21"/>
+        </w:rPr>
+        <w:t xml:space="preserve">2.  </w:t>
+      </w:r>
+      <w:r>
+        <w:rPr>
+          <w:rFonts w:ascii="Calibri" w:cs="Calibri" w:eastAsia="Calibri" w:hAnsi="Calibri"/>
+          <w:b w:val="false"/>
+          <w:bCs w:val="false"/>
+          <w:i w:val="false"/>
+          <w:iCs w:val="false"/>
+          <w:color w:val="1A1A1A"/>
+          <w:sz w:val="21"/>
+          <w:szCs w:val="21"/>
+        </w:rPr>
+        <w:t xml:space="preserve">Collect community-integration outcome data at defined intervals.</w:t>
+      </w:r>
+    </w:p>
+    <w:p>
+      <w:pPr>
+        <w:spacing w:after="70" w:line="276"/>
+        <w:ind w:left="460" w:hanging="300"/>
+      </w:pPr>
+      <w:r>
+        <w:rPr>
+          <w:rFonts w:ascii="Calibri" w:cs="Calibri" w:eastAsia="Calibri" w:hAnsi="Calibri"/>
+          <w:b/>
+          <w:bCs/>
+          <w:i w:val="false"/>
+          <w:iCs w:val="false"/>
+          <w:color w:val="3E5871"/>
+          <w:sz w:val="21"/>
+          <w:szCs w:val="21"/>
+        </w:rPr>
+        <w:t xml:space="preserve">3.  </w:t>
+      </w:r>
+      <w:r>
+        <w:rPr>
+          <w:rFonts w:ascii="Calibri" w:cs="Calibri" w:eastAsia="Calibri" w:hAnsi="Calibri"/>
+          <w:b w:val="false"/>
+          <w:bCs w:val="false"/>
+          <w:i w:val="false"/>
+          <w:iCs w:val="false"/>
+          <w:color w:val="1A1A1A"/>
+          <w:sz w:val="21"/>
+          <w:szCs w:val="21"/>
+        </w:rPr>
+        <w:t xml:space="preserve">Benchmark against comparable programs where data are available.</w:t>
+      </w:r>
+    </w:p>
+    <w:p>
+      <w:pPr>
+        <w:spacing w:after="70" w:line="276"/>
+        <w:ind w:left="460" w:hanging="300"/>
+      </w:pPr>
+      <w:r>
+        <w:rPr>
+          <w:rFonts w:ascii="Calibri" w:cs="Calibri" w:eastAsia="Calibri" w:hAnsi="Calibri"/>
+          <w:b/>
+          <w:bCs/>
+          <w:i w:val="false"/>
+          <w:iCs w:val="false"/>
+          <w:color w:val="3E5871"/>
+          <w:sz w:val="21"/>
+          <w:szCs w:val="21"/>
+        </w:rPr>
+        <w:t xml:space="preserve">4.  </w:t>
+      </w:r>
+      <w:r>
+        <w:rPr>
+          <w:rFonts w:ascii="Calibri" w:cs="Calibri" w:eastAsia="Calibri" w:hAnsi="Calibri"/>
+          <w:b w:val="false"/>
+          <w:bCs w:val="false"/>
+          <w:i w:val="false"/>
+          <w:iCs w:val="false"/>
+          <w:color w:val="1A1A1A"/>
+          <w:sz w:val="21"/>
+          <w:szCs w:val="21"/>
+        </w:rPr>
+        <w:t xml:space="preserve">Use follow-up findings to improve discharge and re-entry planning.</w:t>
+      </w:r>
+    </w:p>
+    <w:p>
+      <w:pPr>
+        <w:spacing w:after="60" w:before="0" w:line="276"/>
+        <w:jc w:val="left"/>
+      </w:pPr>
+      <w:r>
+        <w:rPr>
+          <w:rFonts w:ascii="Calibri" w:cs="Calibri" w:eastAsia="Calibri" w:hAnsi="Calibri"/>
+          <w:b/>
+          <w:bCs/>
+          <w:i w:val="false"/>
+          <w:iCs w:val="false"/>
+          <w:color w:val="3E5871"/>
+          <w:sz w:val="21"/>
+          <w:szCs w:val="21"/>
+        </w:rPr>
+        <w:t xml:space="preserve">Related Forms</w:t>
+      </w:r>
+    </w:p>
+    <w:p>
+      <w:pPr>
+        <w:spacing w:after="120" w:before="0" w:line="276"/>
+        <w:jc w:val="left"/>
+      </w:pPr>
+      <w:r>
+        <w:rPr>
+          <w:rFonts w:ascii="Calibri" w:cs="Calibri" w:eastAsia="Calibri" w:hAnsi="Calibri"/>
+          <w:b w:val="false"/>
+          <w:bCs w:val="false"/>
+          <w:i w:val="false"/>
+          <w:iCs w:val="false"/>
+          <w:color w:val="1A1A1A"/>
+          <w:sz w:val="21"/>
+          <w:szCs w:val="21"/>
+        </w:rPr>
+        <w:t xml:space="preserve">Follow-Up Contact Log · Community-Integration Outcome Record</w:t>
+      </w:r>
+    </w:p>
+    <w:p>
+      <w:pPr>
+        <w:spacing w:after="60" w:before="0" w:line="276"/>
+        <w:jc w:val="left"/>
+      </w:pPr>
+      <w:r>
+        <w:rPr>
+          <w:rFonts w:ascii="Calibri" w:cs="Calibri" w:eastAsia="Calibri" w:hAnsi="Calibri"/>
+          <w:b/>
+          <w:bCs/>
+          <w:i w:val="false"/>
+          <w:iCs w:val="false"/>
+          <w:color w:val="3E5871"/>
+          <w:sz w:val="21"/>
+          <w:szCs w:val="21"/>
+        </w:rPr>
+        <w:t xml:space="preserve">Document History</w:t>
+      </w:r>
+    </w:p>
+    <w:tbl>
+      <w:tblPr>
+        <w:tblW w:type="dxa" w:w="9360"/>
+        <w:tblBorders>
+          <w:top w:val="single" w:color="9DB1C7" w:sz="4"/>
+          <w:left w:val="single" w:color="9DB1C7" w:sz="4"/>
+          <w:bottom w:val="single" w:color="9DB1C7" w:sz="4"/>
+          <w:right w:val="single" w:color="9DB1C7" w:sz="4"/>
+          <w:insideH w:val="single" w:color="9DB1C7" w:sz="4"/>
+          <w:insideV w:val="single" w:color="9DB1C7" w:sz="4"/>
+        </w:tblBorders>
+      </w:tblPr>
+      <w:tblGrid>
+        <w:gridCol w:w="1100"/>
+        <w:gridCol w:w="1700"/>
+        <w:gridCol w:w="4260"/>
+        <w:gridCol w:w="2300"/>
+      </w:tblGrid>
+      <w:tr>
+        <w:trPr>
+          <w:tblHeader/>
+        </w:trPr>
+        <w:tc>
+          <w:tcPr>
+            <w:tcW w:type="dxa" w:w="1100"/>
+            <w:shd w:fill="3E5871" w:color="auto" w:val="clear"/>
+            <w:tcMar>
+              <w:top w:type="dxa" w:w="50"/>
+              <w:left w:type="dxa" w:w="100"/>
+              <w:bottom w:type="dxa" w:w="50"/>
+              <w:right w:type="dxa" w:w="100"/>
+            </w:tcMar>
+          </w:tcPr>
+          <w:p>
+            <w:pPr>
+              <w:spacing w:after="0" w:before="0" w:line="276"/>
+              <w:jc w:val="left"/>
+            </w:pPr>
+            <w:r>
+              <w:rPr>
+                <w:rFonts w:ascii="Calibri" w:cs="Calibri" w:eastAsia="Calibri" w:hAnsi="Calibri"/>
+                <w:b/>
+                <w:bCs/>
+                <w:i w:val="false"/>
+                <w:iCs w:val="false"/>
+                <w:color w:val="FFFFFF"/>
+                <w:sz w:val="18"/>
+                <w:szCs w:val="18"/>
+              </w:rPr>
+              <w:t xml:space="preserve">Version</w:t>
+            </w:r>
+          </w:p>
+        </w:tc>
+        <w:tc>
+          <w:tcPr>
+            <w:tcW w:type="dxa" w:w="1700"/>
+            <w:shd w:fill="3E5871" w:color="auto" w:val="clear"/>
+            <w:tcMar>
+              <w:top w:type="dxa" w:w="50"/>
+              <w:left w:type="dxa" w:w="100"/>
+              <w:bottom w:type="dxa" w:w="50"/>
+              <w:right w:type="dxa" w:w="100"/>
+            </w:tcMar>
+          </w:tcPr>
+          <w:p>
+            <w:pPr>
+              <w:spacing w:after="0" w:before="0" w:line="276"/>
+              <w:jc w:val="left"/>
+            </w:pPr>
+            <w:r>
+              <w:rPr>
+                <w:rFonts w:ascii="Calibri" w:cs="Calibri" w:eastAsia="Calibri" w:hAnsi="Calibri"/>
+                <w:b/>
+                <w:bCs/>
+                <w:i w:val="false"/>
+                <w:iCs w:val="false"/>
+                <w:color w:val="FFFFFF"/>
+                <w:sz w:val="18"/>
+                <w:szCs w:val="18"/>
+              </w:rPr>
+              <w:t xml:space="preserve">Date</w:t>
+            </w:r>
+          </w:p>
+        </w:tc>
+        <w:tc>
+          <w:tcPr>
+            <w:tcW w:type="dxa" w:w="4260"/>
+            <w:shd w:fill="3E5871" w:color="auto" w:val="clear"/>
+            <w:tcMar>
+              <w:top w:type="dxa" w:w="50"/>
+              <w:left w:type="dxa" w:w="100"/>
+              <w:bottom w:type="dxa" w:w="50"/>
+              <w:right w:type="dxa" w:w="100"/>
+            </w:tcMar>
+          </w:tcPr>
+          <w:p>
+            <w:pPr>
+              <w:spacing w:after="0" w:before="0" w:line="276"/>
+              <w:jc w:val="left"/>
+            </w:pPr>
+            <w:r>
+              <w:rPr>
+                <w:rFonts w:ascii="Calibri" w:cs="Calibri" w:eastAsia="Calibri" w:hAnsi="Calibri"/>
+                <w:b/>
+                <w:bCs/>
+                <w:i w:val="false"/>
+                <w:iCs w:val="false"/>
+                <w:color w:val="FFFFFF"/>
+                <w:sz w:val="18"/>
+                <w:szCs w:val="18"/>
+              </w:rPr>
+              <w:t xml:space="preserve">Description</w:t>
+            </w:r>
+          </w:p>
+        </w:tc>
+        <w:tc>
+          <w:tcPr>
+            <w:tcW w:type="dxa" w:w="2300"/>
+            <w:shd w:fill="3E5871" w:color="auto" w:val="clear"/>
+            <w:tcMar>
+              <w:top w:type="dxa" w:w="50"/>
+              <w:left w:type="dxa" w:w="100"/>
+              <w:bottom w:type="dxa" w:w="50"/>
+              <w:right w:type="dxa" w:w="100"/>
+            </w:tcMar>
+          </w:tcPr>
+          <w:p>
+            <w:pPr>
+              <w:spacing w:after="0" w:before="0" w:line="276"/>
+              <w:jc w:val="left"/>
+            </w:pPr>
+            <w:r>
+              <w:rPr>
+                <w:rFonts w:ascii="Calibri" w:cs="Calibri" w:eastAsia="Calibri" w:hAnsi="Calibri"/>
+                <w:b/>
+                <w:bCs/>
+                <w:i w:val="false"/>
+                <w:iCs w:val="false"/>
+                <w:color w:val="FFFFFF"/>
+                <w:sz w:val="18"/>
+                <w:szCs w:val="18"/>
+              </w:rPr>
+              <w:t xml:space="preserve">Approved By</w:t>
+            </w:r>
+          </w:p>
+        </w:tc>
+      </w:tr>
+      <w:tr>
+        <w:tc>
+          <w:tcPr>
+            <w:tcW w:type="dxa" w:w="1100"/>
+            <w:tcMar>
+              <w:top w:type="dxa" w:w="60"/>
+              <w:left w:type="dxa" w:w="110"/>
+              <w:bottom w:type="dxa" w:w="60"/>
+              <w:right w:type="dxa" w:w="110"/>
+            </w:tcMar>
+            <w:vAlign w:val="center"/>
+          </w:tcPr>
+          <w:p>
+            <w:pPr>
+              <w:spacing w:after="0" w:before="0" w:line="276"/>
+              <w:jc w:val="left"/>
+            </w:pPr>
+            <w:r>
+              <w:rPr>
+                <w:rFonts w:ascii="Calibri" w:cs="Calibri" w:eastAsia="Calibri" w:hAnsi="Calibri"/>
+                <w:b w:val="false"/>
+                <w:bCs w:val="false"/>
+                <w:i w:val="false"/>
+                <w:iCs w:val="false"/>
+                <w:color w:val="1A1A1A"/>
+                <w:sz w:val="18"/>
+                <w:szCs w:val="18"/>
+              </w:rPr>
+              <w:t xml:space="preserve">1.0</w:t>
+            </w:r>
+          </w:p>
+        </w:tc>
+        <w:tc>
+          <w:tcPr>
+            <w:tcW w:type="dxa" w:w="1700"/>
+            <w:tcMar>
+              <w:top w:type="dxa" w:w="60"/>
+              <w:left w:type="dxa" w:w="110"/>
+              <w:bottom w:type="dxa" w:w="60"/>
+              <w:right w:type="dxa" w:w="110"/>
+            </w:tcMar>
+            <w:vAlign w:val="center"/>
+          </w:tcPr>
+          <w:p>
+            <w:pPr>
+              <w:spacing w:after="0" w:before="0" w:line="276"/>
+              <w:jc w:val="left"/>
+            </w:pPr>
+            <w:r>
+              <w:rPr>
+                <w:rFonts w:ascii="Calibri" w:cs="Calibri" w:eastAsia="Calibri" w:hAnsi="Calibri"/>
+                <w:b w:val="false"/>
+                <w:bCs w:val="false"/>
+                <w:i w:val="false"/>
+                <w:iCs w:val="false"/>
+                <w:color w:val="1A1A1A"/>
+                <w:sz w:val="18"/>
+                <w:szCs w:val="18"/>
+              </w:rPr>
+              <w:t xml:space="preserve">[MM/DD/YYYY]</w:t>
+            </w:r>
+          </w:p>
+        </w:tc>
+        <w:tc>
+          <w:tcPr>
+            <w:tcW w:type="dxa" w:w="4260"/>
+            <w:tcMar>
+              <w:top w:type="dxa" w:w="60"/>
+              <w:left w:type="dxa" w:w="110"/>
+              <w:bottom w:type="dxa" w:w="60"/>
+              <w:right w:type="dxa" w:w="110"/>
+            </w:tcMar>
+            <w:vAlign w:val="center"/>
+          </w:tcPr>
+          <w:p>
+            <w:pPr>
+              <w:spacing w:after="0" w:before="0" w:line="276"/>
+              <w:jc w:val="left"/>
+            </w:pPr>
+            <w:r>
+              <w:rPr>
+                <w:rFonts w:ascii="Calibri" w:cs="Calibri" w:eastAsia="Calibri" w:hAnsi="Calibri"/>
+                <w:b w:val="false"/>
+                <w:bCs w:val="false"/>
+                <w:i w:val="false"/>
+                <w:iCs w:val="false"/>
+                <w:color w:val="1A1A1A"/>
+                <w:sz w:val="18"/>
+                <w:szCs w:val="18"/>
+              </w:rPr>
+              <w:t xml:space="preserve">Initial policy</w:t>
+            </w:r>
+          </w:p>
+        </w:tc>
+        <w:tc>
+          <w:tcPr>
+            <w:tcW w:type="dxa" w:w="2300"/>
+            <w:tcMar>
+              <w:top w:type="dxa" w:w="60"/>
+              <w:left w:type="dxa" w:w="110"/>
+              <w:bottom w:type="dxa" w:w="60"/>
+              <w:right w:type="dxa" w:w="110"/>
+            </w:tcMar>
+            <w:vAlign w:val="center"/>
+          </w:tcPr>
+          <w:p>
+            <w:pPr>
+              <w:spacing w:after="0" w:before="0" w:line="276"/>
+              <w:jc w:val="left"/>
+            </w:pPr>
+            <w:r>
+              <w:rPr>
+                <w:rFonts w:ascii="Calibri" w:cs="Calibri" w:eastAsia="Calibri" w:hAnsi="Calibri"/>
+                <w:b w:val="false"/>
+                <w:bCs w:val="false"/>
+                <w:i w:val="false"/>
+                <w:iCs w:val="false"/>
+                <w:color w:val="1A1A1A"/>
+                <w:sz w:val="18"/>
+                <w:szCs w:val="18"/>
+              </w:rPr>
+              <w:t xml:space="preserve">[Administrator Name]</w:t>
+            </w:r>
+          </w:p>
+        </w:tc>
+      </w:tr>
+    </w:tbl>
+    <w:p>
+      <w:pPr>
+        <w:spacing w:after="60" w:before="0" w:line="276"/>
+        <w:jc w:val="left"/>
+      </w:pPr>
+      <w:r>
+        <w:rPr>
+          <w:rFonts w:ascii="Calibri" w:cs="Calibri" w:eastAsia="Calibri" w:hAnsi="Calibri"/>
+          <w:b w:val="false"/>
+          <w:bCs w:val="false"/>
+          <w:i w:val="false"/>
+          <w:iCs w:val="false"/>
+          <w:color w:val="1A1A1A"/>
+          <w:sz w:val="6"/>
+          <w:szCs w:val="6"/>
+        </w:rPr>
+        <w:t xml:space="preserve"/>
+      </w:r>
+    </w:p>
+    <w:p>
+      <w:r>
+        <w:br w:type="page"/>
+      </w:r>
+    </w:p>
+    <w:p>
+      <w:pPr>
+        <w:keepNext/>
+        <w:spacing w:after="100" w:before="240"/>
+      </w:pPr>
+      <w:r>
+        <w:rPr>
+          <w:rFonts w:ascii="Calibri" w:cs="Calibri" w:eastAsia="Calibri" w:hAnsi="Calibri"/>
+          <w:b/>
+          <w:bCs/>
+          <w:i w:val="false"/>
+          <w:iCs w:val="false"/>
+          <w:color w:val="1F3A5F"/>
+          <w:sz w:val="24"/>
+          <w:szCs w:val="24"/>
+        </w:rPr>
+        <w:t xml:space="preserve">Policy 6.05 — Accreditation Readiness and Person-Centered Practice</w:t>
+      </w:r>
+    </w:p>
+    <w:tbl>
+      <w:tblPr>
+        <w:tblW w:type="dxa" w:w="9360"/>
+        <w:tblBorders>
+          <w:top w:val="single" w:color="9DB1C7" w:sz="4"/>
+          <w:left w:val="single" w:color="9DB1C7" w:sz="4"/>
+          <w:bottom w:val="single" w:color="9DB1C7" w:sz="4"/>
+          <w:right w:val="single" w:color="9DB1C7" w:sz="4"/>
+          <w:insideH w:val="single" w:color="9DB1C7" w:sz="4"/>
+          <w:insideV w:val="single" w:color="9DB1C7" w:sz="4"/>
+        </w:tblBorders>
+      </w:tblPr>
+      <w:tblGrid>
+        <w:gridCol w:w="2000"/>
+        <w:gridCol w:w="7360"/>
+      </w:tblGrid>
+      <w:tr>
+        <w:tc>
+          <w:tcPr>
+            <w:tcW w:type="dxa" w:w="2000"/>
+            <w:shd w:fill="EAF0F6" w:color="auto" w:val="clear"/>
+            <w:tcMar>
+              <w:top w:type="dxa" w:w="60"/>
+              <w:left w:type="dxa" w:w="110"/>
+              <w:bottom w:type="dxa" w:w="60"/>
+              <w:right w:type="dxa" w:w="110"/>
+            </w:tcMar>
+            <w:vAlign w:val="center"/>
+          </w:tcPr>
+          <w:p>
+            <w:pPr>
+              <w:spacing w:after="0" w:before="0" w:line="276"/>
+              <w:jc w:val="left"/>
+            </w:pPr>
+            <w:r>
+              <w:rPr>
+                <w:rFonts w:ascii="Calibri" w:cs="Calibri" w:eastAsia="Calibri" w:hAnsi="Calibri"/>
+                <w:b/>
+                <w:bCs/>
+                <w:i w:val="false"/>
+                <w:iCs w:val="false"/>
+                <w:color w:val="3E5871"/>
+                <w:sz w:val="20"/>
+                <w:szCs w:val="20"/>
+              </w:rPr>
+              <w:t xml:space="preserve">Subject</w:t>
+            </w:r>
+          </w:p>
+        </w:tc>
+        <w:tc>
+          <w:tcPr>
+            <w:tcW w:type="dxa" w:w="7360"/>
+            <w:tcMar>
+              <w:top w:type="dxa" w:w="60"/>
+              <w:left w:type="dxa" w:w="110"/>
+              <w:bottom w:type="dxa" w:w="60"/>
+              <w:right w:type="dxa" w:w="110"/>
+            </w:tcMar>
+            <w:vAlign w:val="center"/>
+          </w:tcPr>
+          <w:p>
+            <w:pPr>
+              <w:spacing w:after="0" w:before="0" w:line="276"/>
+              <w:jc w:val="left"/>
+            </w:pPr>
+            <w:r>
+              <w:rPr>
+                <w:rFonts w:ascii="Calibri" w:cs="Calibri" w:eastAsia="Calibri" w:hAnsi="Calibri"/>
+                <w:b w:val="false"/>
+                <w:bCs w:val="false"/>
+                <w:i w:val="false"/>
+                <w:iCs w:val="false"/>
+                <w:color w:val="1A1A1A"/>
+                <w:sz w:val="20"/>
+                <w:szCs w:val="20"/>
+              </w:rPr>
+              <w:t xml:space="preserve">Accreditation Readiness and Person-Centered Practice</w:t>
+            </w:r>
+          </w:p>
+        </w:tc>
+      </w:tr>
+      <w:tr>
+        <w:tc>
+          <w:tcPr>
+            <w:tcW w:type="dxa" w:w="2000"/>
+            <w:shd w:fill="EAF0F6" w:color="auto" w:val="clear"/>
+            <w:tcMar>
+              <w:top w:type="dxa" w:w="60"/>
+              <w:left w:type="dxa" w:w="110"/>
+              <w:bottom w:type="dxa" w:w="60"/>
+              <w:right w:type="dxa" w:w="110"/>
+            </w:tcMar>
+            <w:vAlign w:val="center"/>
+          </w:tcPr>
+          <w:p>
+            <w:pPr>
+              <w:spacing w:after="0" w:before="0" w:line="276"/>
+              <w:jc w:val="left"/>
+            </w:pPr>
+            <w:r>
+              <w:rPr>
+                <w:rFonts w:ascii="Calibri" w:cs="Calibri" w:eastAsia="Calibri" w:hAnsi="Calibri"/>
+                <w:b/>
+                <w:bCs/>
+                <w:i w:val="false"/>
+                <w:iCs w:val="false"/>
+                <w:color w:val="3E5871"/>
+                <w:sz w:val="20"/>
+                <w:szCs w:val="20"/>
+              </w:rPr>
+              <w:t xml:space="preserve">Department</w:t>
+            </w:r>
+          </w:p>
+        </w:tc>
+        <w:tc>
+          <w:tcPr>
+            <w:tcW w:type="dxa" w:w="7360"/>
+            <w:tcMar>
+              <w:top w:type="dxa" w:w="60"/>
+              <w:left w:type="dxa" w:w="110"/>
+              <w:bottom w:type="dxa" w:w="60"/>
+              <w:right w:type="dxa" w:w="110"/>
+            </w:tcMar>
+            <w:vAlign w:val="center"/>
+          </w:tcPr>
+          <w:p>
+            <w:pPr>
+              <w:spacing w:after="0" w:before="0" w:line="276"/>
+              <w:jc w:val="left"/>
+            </w:pPr>
+            <w:r>
+              <w:rPr>
+                <w:rFonts w:ascii="Calibri" w:cs="Calibri" w:eastAsia="Calibri" w:hAnsi="Calibri"/>
+                <w:b w:val="false"/>
+                <w:bCs w:val="false"/>
+                <w:i w:val="false"/>
+                <w:iCs w:val="false"/>
+                <w:color w:val="1A1A1A"/>
+                <w:sz w:val="20"/>
+                <w:szCs w:val="20"/>
+              </w:rPr>
+              <w:t xml:space="preserve">[Facility Name] — Program Evaluation / Quality</w:t>
+            </w:r>
+          </w:p>
+        </w:tc>
+      </w:tr>
+      <w:tr>
+        <w:tc>
+          <w:tcPr>
+            <w:tcW w:type="dxa" w:w="2000"/>
+            <w:shd w:fill="EAF0F6" w:color="auto" w:val="clear"/>
+            <w:tcMar>
+              <w:top w:type="dxa" w:w="60"/>
+              <w:left w:type="dxa" w:w="110"/>
+              <w:bottom w:type="dxa" w:w="60"/>
+              <w:right w:type="dxa" w:w="110"/>
+            </w:tcMar>
+            <w:vAlign w:val="center"/>
+          </w:tcPr>
+          <w:p>
+            <w:pPr>
+              <w:spacing w:after="0" w:before="0" w:line="276"/>
+              <w:jc w:val="left"/>
+            </w:pPr>
+            <w:r>
+              <w:rPr>
+                <w:rFonts w:ascii="Calibri" w:cs="Calibri" w:eastAsia="Calibri" w:hAnsi="Calibri"/>
+                <w:b/>
+                <w:bCs/>
+                <w:i w:val="false"/>
+                <w:iCs w:val="false"/>
+                <w:color w:val="3E5871"/>
+                <w:sz w:val="20"/>
+                <w:szCs w:val="20"/>
+              </w:rPr>
+              <w:t xml:space="preserve">Reference</w:t>
+            </w:r>
+          </w:p>
+        </w:tc>
+        <w:tc>
+          <w:tcPr>
+            <w:tcW w:type="dxa" w:w="7360"/>
+            <w:tcMar>
+              <w:top w:type="dxa" w:w="60"/>
+              <w:left w:type="dxa" w:w="110"/>
+              <w:bottom w:type="dxa" w:w="60"/>
+              <w:right w:type="dxa" w:w="110"/>
+            </w:tcMar>
+            <w:vAlign w:val="center"/>
+          </w:tcPr>
+          <w:p>
+            <w:pPr>
+              <w:spacing w:after="0" w:before="0" w:line="276"/>
+              <w:jc w:val="left"/>
+            </w:pPr>
+            <w:r>
+              <w:rPr>
+                <w:rFonts w:ascii="Calibri" w:cs="Calibri" w:eastAsia="Calibri" w:hAnsi="Calibri"/>
+                <w:b w:val="false"/>
+                <w:bCs w:val="false"/>
+                <w:i w:val="false"/>
+                <w:iCs w:val="false"/>
+                <w:color w:val="1A1A1A"/>
+                <w:sz w:val="20"/>
+                <w:szCs w:val="20"/>
+              </w:rPr>
+              <w:t xml:space="preserve">National rehabilitation accreditation standards; 6 CCR 1011-1, Chapter 7</w:t>
+            </w:r>
+          </w:p>
+        </w:tc>
+      </w:tr>
+      <w:tr>
+        <w:tc>
+          <w:tcPr>
+            <w:tcW w:type="dxa" w:w="2000"/>
+            <w:shd w:fill="EAF0F6" w:color="auto" w:val="clear"/>
+            <w:tcMar>
+              <w:top w:type="dxa" w:w="60"/>
+              <w:left w:type="dxa" w:w="110"/>
+              <w:bottom w:type="dxa" w:w="60"/>
+              <w:right w:type="dxa" w:w="110"/>
+            </w:tcMar>
+            <w:vAlign w:val="center"/>
+          </w:tcPr>
+          <w:p>
+            <w:pPr>
+              <w:spacing w:after="0" w:before="0" w:line="276"/>
+              <w:jc w:val="left"/>
+            </w:pPr>
+            <w:r>
+              <w:rPr>
+                <w:rFonts w:ascii="Calibri" w:cs="Calibri" w:eastAsia="Calibri" w:hAnsi="Calibri"/>
+                <w:b/>
+                <w:bCs/>
+                <w:i w:val="false"/>
+                <w:iCs w:val="false"/>
+                <w:color w:val="3E5871"/>
+                <w:sz w:val="20"/>
+                <w:szCs w:val="20"/>
+              </w:rPr>
+              <w:t xml:space="preserve">Effective Date</w:t>
+            </w:r>
+          </w:p>
+        </w:tc>
+        <w:tc>
+          <w:tcPr>
+            <w:tcW w:type="dxa" w:w="7360"/>
+            <w:tcMar>
+              <w:top w:type="dxa" w:w="60"/>
+              <w:left w:type="dxa" w:w="110"/>
+              <w:bottom w:type="dxa" w:w="60"/>
+              <w:right w:type="dxa" w:w="110"/>
+            </w:tcMar>
+            <w:vAlign w:val="center"/>
+          </w:tcPr>
+          <w:p>
+            <w:pPr>
+              <w:spacing w:after="0" w:before="0" w:line="276"/>
+              <w:jc w:val="left"/>
+            </w:pPr>
+            <w:r>
+              <w:rPr>
+                <w:rFonts w:ascii="Calibri" w:cs="Calibri" w:eastAsia="Calibri" w:hAnsi="Calibri"/>
+                <w:b w:val="false"/>
+                <w:bCs w:val="false"/>
+                <w:i w:val="false"/>
+                <w:iCs w:val="false"/>
+                <w:color w:val="1A1A1A"/>
+                <w:sz w:val="20"/>
+                <w:szCs w:val="20"/>
+              </w:rPr>
+              <w:t xml:space="preserve">[MM/DD/YYYY]</w:t>
+            </w:r>
+          </w:p>
+        </w:tc>
+      </w:tr>
+      <w:tr>
+        <w:tc>
+          <w:tcPr>
+            <w:tcW w:type="dxa" w:w="2000"/>
+            <w:shd w:fill="EAF0F6" w:color="auto" w:val="clear"/>
+            <w:tcMar>
+              <w:top w:type="dxa" w:w="60"/>
+              <w:left w:type="dxa" w:w="110"/>
+              <w:bottom w:type="dxa" w:w="60"/>
+              <w:right w:type="dxa" w:w="110"/>
+            </w:tcMar>
+            <w:vAlign w:val="center"/>
+          </w:tcPr>
+          <w:p>
+            <w:pPr>
+              <w:spacing w:after="0" w:before="0" w:line="276"/>
+              <w:jc w:val="left"/>
+            </w:pPr>
+            <w:r>
+              <w:rPr>
+                <w:rFonts w:ascii="Calibri" w:cs="Calibri" w:eastAsia="Calibri" w:hAnsi="Calibri"/>
+                <w:b/>
+                <w:bCs/>
+                <w:i w:val="false"/>
+                <w:iCs w:val="false"/>
+                <w:color w:val="3E5871"/>
+                <w:sz w:val="20"/>
+                <w:szCs w:val="20"/>
+              </w:rPr>
+              <w:t xml:space="preserve">Revision Dates</w:t>
+            </w:r>
+          </w:p>
+        </w:tc>
+        <w:tc>
+          <w:tcPr>
+            <w:tcW w:type="dxa" w:w="7360"/>
+            <w:tcMar>
+              <w:top w:type="dxa" w:w="60"/>
+              <w:left w:type="dxa" w:w="110"/>
+              <w:bottom w:type="dxa" w:w="60"/>
+              <w:right w:type="dxa" w:w="110"/>
+            </w:tcMar>
+            <w:vAlign w:val="center"/>
+          </w:tcPr>
+          <w:p>
+            <w:pPr>
+              <w:spacing w:after="0" w:before="0" w:line="276"/>
+              <w:jc w:val="left"/>
+            </w:pPr>
+            <w:r>
+              <w:rPr>
+                <w:rFonts w:ascii="Calibri" w:cs="Calibri" w:eastAsia="Calibri" w:hAnsi="Calibri"/>
+                <w:b w:val="false"/>
+                <w:bCs w:val="false"/>
+                <w:i w:val="false"/>
+                <w:iCs w:val="false"/>
+                <w:color w:val="1A1A1A"/>
+                <w:sz w:val="20"/>
+                <w:szCs w:val="20"/>
+              </w:rPr>
+              <w:t xml:space="preserve">[MM/DD/YYYY]</w:t>
+            </w:r>
+          </w:p>
+        </w:tc>
+      </w:tr>
+      <w:tr>
+        <w:tc>
+          <w:tcPr>
+            <w:tcW w:type="dxa" w:w="2000"/>
+            <w:shd w:fill="EAF0F6" w:color="auto" w:val="clear"/>
+            <w:tcMar>
+              <w:top w:type="dxa" w:w="60"/>
+              <w:left w:type="dxa" w:w="110"/>
+              <w:bottom w:type="dxa" w:w="60"/>
+              <w:right w:type="dxa" w:w="110"/>
+            </w:tcMar>
+            <w:vAlign w:val="center"/>
+          </w:tcPr>
+          <w:p>
+            <w:pPr>
+              <w:spacing w:after="0" w:before="0" w:line="276"/>
+              <w:jc w:val="left"/>
+            </w:pPr>
+            <w:r>
+              <w:rPr>
+                <w:rFonts w:ascii="Calibri" w:cs="Calibri" w:eastAsia="Calibri" w:hAnsi="Calibri"/>
+                <w:b/>
+                <w:bCs/>
+                <w:i w:val="false"/>
+                <w:iCs w:val="false"/>
+                <w:color w:val="3E5871"/>
+                <w:sz w:val="20"/>
+                <w:szCs w:val="20"/>
+              </w:rPr>
+              <w:t xml:space="preserve">Approved By</w:t>
+            </w:r>
+          </w:p>
+        </w:tc>
+        <w:tc>
+          <w:tcPr>
+            <w:tcW w:type="dxa" w:w="7360"/>
+            <w:tcMar>
+              <w:top w:type="dxa" w:w="60"/>
+              <w:left w:type="dxa" w:w="110"/>
+              <w:bottom w:type="dxa" w:w="60"/>
+              <w:right w:type="dxa" w:w="110"/>
+            </w:tcMar>
+            <w:vAlign w:val="center"/>
+          </w:tcPr>
+          <w:p>
+            <w:pPr>
+              <w:spacing w:after="0" w:before="0" w:line="276"/>
+              <w:jc w:val="left"/>
+            </w:pPr>
+            <w:r>
+              <w:rPr>
+                <w:rFonts w:ascii="Calibri" w:cs="Calibri" w:eastAsia="Calibri" w:hAnsi="Calibri"/>
+                <w:b w:val="false"/>
+                <w:bCs w:val="false"/>
+                <w:i w:val="false"/>
+                <w:iCs w:val="false"/>
+                <w:color w:val="1A1A1A"/>
+                <w:sz w:val="20"/>
+                <w:szCs w:val="20"/>
+              </w:rPr>
+              <w:t xml:space="preserve">____________________________   </w:t>
+            </w:r>
+            <w:r>
+              <w:rPr>
+                <w:rFonts w:ascii="Calibri" w:cs="Calibri" w:eastAsia="Calibri" w:hAnsi="Calibri"/>
+                <w:b w:val="false"/>
+                <w:bCs w:val="false"/>
+                <w:i w:val="false"/>
+                <w:iCs w:val="false"/>
+                <w:color w:val="1A1A1A"/>
+                <w:sz w:val="20"/>
+                <w:szCs w:val="20"/>
+              </w:rPr>
+              <w:t xml:space="preserve">[Administrator Name], Administrator</w:t>
+            </w:r>
+          </w:p>
+        </w:tc>
+      </w:tr>
+    </w:tbl>
+    <w:p>
+      <w:pPr>
+        <w:spacing w:after="60" w:before="0" w:line="276"/>
+        <w:jc w:val="left"/>
+      </w:pPr>
+      <w:r>
+        <w:rPr>
+          <w:rFonts w:ascii="Calibri" w:cs="Calibri" w:eastAsia="Calibri" w:hAnsi="Calibri"/>
+          <w:b w:val="false"/>
+          <w:bCs w:val="false"/>
+          <w:i w:val="false"/>
+          <w:iCs w:val="false"/>
+          <w:color w:val="1A1A1A"/>
+          <w:sz w:val="6"/>
+          <w:szCs w:val="6"/>
+        </w:rPr>
+        <w:t xml:space="preserve"/>
+      </w:r>
+    </w:p>
+    <w:p>
+      <w:pPr>
+        <w:spacing w:after="60" w:before="0" w:line="276"/>
+        <w:jc w:val="left"/>
+      </w:pPr>
+      <w:r>
+        <w:rPr>
+          <w:rFonts w:ascii="Calibri" w:cs="Calibri" w:eastAsia="Calibri" w:hAnsi="Calibri"/>
+          <w:b/>
+          <w:bCs/>
+          <w:i w:val="false"/>
+          <w:iCs w:val="false"/>
+          <w:color w:val="3E5871"/>
+          <w:sz w:val="21"/>
+          <w:szCs w:val="21"/>
+        </w:rPr>
+        <w:t xml:space="preserve">Purpose</w:t>
+      </w:r>
+    </w:p>
+    <w:p>
+      <w:pPr>
+        <w:spacing w:after="120" w:before="0" w:line="276"/>
+        <w:jc w:val="left"/>
+      </w:pPr>
+      <w:r>
+        <w:rPr>
+          <w:rFonts w:ascii="Calibri" w:cs="Calibri" w:eastAsia="Calibri" w:hAnsi="Calibri"/>
+          <w:b w:val="false"/>
+          <w:bCs w:val="false"/>
+          <w:i w:val="false"/>
+          <w:iCs w:val="false"/>
+          <w:color w:val="1A1A1A"/>
+          <w:sz w:val="21"/>
+          <w:szCs w:val="21"/>
+        </w:rPr>
+        <w:t xml:space="preserve">To maintain accessible, person-centered services and continuous readiness for state survey and accreditation review.</w:t>
+      </w:r>
+    </w:p>
+    <w:p>
+      <w:pPr>
+        <w:spacing w:after="60" w:before="0" w:line="276"/>
+        <w:jc w:val="left"/>
+      </w:pPr>
+      <w:r>
+        <w:rPr>
+          <w:rFonts w:ascii="Calibri" w:cs="Calibri" w:eastAsia="Calibri" w:hAnsi="Calibri"/>
+          <w:b/>
+          <w:bCs/>
+          <w:i w:val="false"/>
+          <w:iCs w:val="false"/>
+          <w:color w:val="3E5871"/>
+          <w:sz w:val="21"/>
+          <w:szCs w:val="21"/>
+        </w:rPr>
+        <w:t xml:space="preserve">Policy</w:t>
+      </w:r>
+    </w:p>
+    <w:p>
+      <w:pPr>
+        <w:spacing w:after="120" w:before="0" w:line="276"/>
+        <w:jc w:val="left"/>
+      </w:pPr>
+      <w:r>
+        <w:rPr>
+          <w:rFonts w:ascii="Calibri" w:cs="Calibri" w:eastAsia="Calibri" w:hAnsi="Calibri"/>
+          <w:b w:val="false"/>
+          <w:bCs w:val="false"/>
+          <w:i w:val="false"/>
+          <w:iCs w:val="false"/>
+          <w:color w:val="1A1A1A"/>
+          <w:sz w:val="21"/>
+          <w:szCs w:val="21"/>
+        </w:rPr>
+        <w:t xml:space="preserve">The facility identifies and reduces architectural, attitudinal, and communication barriers; delivers person-centered services reflecting each participant’s goals and preferences; and maintains continuous conformance with licensure requirements and national accreditation standards through periodic self-assessment, mock tracers, evidence organization, and correction of identified gaps, so it is prepared for the state survey and any accreditation review.</w:t>
+      </w:r>
+    </w:p>
+    <w:p>
+      <w:pPr>
+        <w:spacing w:after="60" w:before="0" w:line="276"/>
+        <w:jc w:val="left"/>
+      </w:pPr>
+      <w:r>
+        <w:rPr>
+          <w:rFonts w:ascii="Calibri" w:cs="Calibri" w:eastAsia="Calibri" w:hAnsi="Calibri"/>
+          <w:b/>
+          <w:bCs/>
+          <w:i w:val="false"/>
+          <w:iCs w:val="false"/>
+          <w:color w:val="3E5871"/>
+          <w:sz w:val="21"/>
+          <w:szCs w:val="21"/>
+        </w:rPr>
+        <w:t xml:space="preserve">Procedure</w:t>
+      </w:r>
+    </w:p>
+    <w:p>
+      <w:pPr>
+        <w:spacing w:after="70" w:line="276"/>
+        <w:ind w:left="460" w:hanging="300"/>
+      </w:pPr>
+      <w:r>
+        <w:rPr>
+          <w:rFonts w:ascii="Calibri" w:cs="Calibri" w:eastAsia="Calibri" w:hAnsi="Calibri"/>
+          <w:b/>
+          <w:bCs/>
+          <w:i w:val="false"/>
+          <w:iCs w:val="false"/>
+          <w:color w:val="3E5871"/>
+          <w:sz w:val="21"/>
+          <w:szCs w:val="21"/>
+        </w:rPr>
+        <w:t xml:space="preserve">1.  </w:t>
+      </w:r>
+      <w:r>
+        <w:rPr>
+          <w:rFonts w:ascii="Calibri" w:cs="Calibri" w:eastAsia="Calibri" w:hAnsi="Calibri"/>
+          <w:b w:val="false"/>
+          <w:bCs w:val="false"/>
+          <w:i w:val="false"/>
+          <w:iCs w:val="false"/>
+          <w:color w:val="1A1A1A"/>
+          <w:sz w:val="21"/>
+          <w:szCs w:val="21"/>
+        </w:rPr>
+        <w:t xml:space="preserve">Conduct periodic self-assessment against licensure and national accreditation standards.</w:t>
+      </w:r>
+    </w:p>
+    <w:p>
+      <w:pPr>
+        <w:spacing w:after="70" w:line="276"/>
+        <w:ind w:left="460" w:hanging="300"/>
+      </w:pPr>
+      <w:r>
+        <w:rPr>
+          <w:rFonts w:ascii="Calibri" w:cs="Calibri" w:eastAsia="Calibri" w:hAnsi="Calibri"/>
+          <w:b/>
+          <w:bCs/>
+          <w:i w:val="false"/>
+          <w:iCs w:val="false"/>
+          <w:color w:val="3E5871"/>
+          <w:sz w:val="21"/>
+          <w:szCs w:val="21"/>
+        </w:rPr>
+        <w:t xml:space="preserve">2.  </w:t>
+      </w:r>
+      <w:r>
+        <w:rPr>
+          <w:rFonts w:ascii="Calibri" w:cs="Calibri" w:eastAsia="Calibri" w:hAnsi="Calibri"/>
+          <w:b w:val="false"/>
+          <w:bCs w:val="false"/>
+          <w:i w:val="false"/>
+          <w:iCs w:val="false"/>
+          <w:color w:val="1A1A1A"/>
+          <w:sz w:val="21"/>
+          <w:szCs w:val="21"/>
+        </w:rPr>
+        <w:t xml:space="preserve">Reflect participant goals and preferences in the plan and provide communication accommodations.</w:t>
+      </w:r>
+    </w:p>
+    <w:p>
+      <w:pPr>
+        <w:spacing w:after="70" w:line="276"/>
+        <w:ind w:left="460" w:hanging="300"/>
+      </w:pPr>
+      <w:r>
+        <w:rPr>
+          <w:rFonts w:ascii="Calibri" w:cs="Calibri" w:eastAsia="Calibri" w:hAnsi="Calibri"/>
+          <w:b/>
+          <w:bCs/>
+          <w:i w:val="false"/>
+          <w:iCs w:val="false"/>
+          <w:color w:val="3E5871"/>
+          <w:sz w:val="21"/>
+          <w:szCs w:val="21"/>
+        </w:rPr>
+        <w:t xml:space="preserve">3.  </w:t>
+      </w:r>
+      <w:r>
+        <w:rPr>
+          <w:rFonts w:ascii="Calibri" w:cs="Calibri" w:eastAsia="Calibri" w:hAnsi="Calibri"/>
+          <w:b w:val="false"/>
+          <w:bCs w:val="false"/>
+          <w:i w:val="false"/>
+          <w:iCs w:val="false"/>
+          <w:color w:val="1A1A1A"/>
+          <w:sz w:val="21"/>
+          <w:szCs w:val="21"/>
+        </w:rPr>
+        <w:t xml:space="preserve">Run mock tracers and correct identified gaps.</w:t>
+      </w:r>
+    </w:p>
+    <w:p>
+      <w:pPr>
+        <w:spacing w:after="70" w:line="276"/>
+        <w:ind w:left="460" w:hanging="300"/>
+      </w:pPr>
+      <w:r>
+        <w:rPr>
+          <w:rFonts w:ascii="Calibri" w:cs="Calibri" w:eastAsia="Calibri" w:hAnsi="Calibri"/>
+          <w:b/>
+          <w:bCs/>
+          <w:i w:val="false"/>
+          <w:iCs w:val="false"/>
+          <w:color w:val="3E5871"/>
+          <w:sz w:val="21"/>
+          <w:szCs w:val="21"/>
+        </w:rPr>
+        <w:t xml:space="preserve">4.  </w:t>
+      </w:r>
+      <w:r>
+        <w:rPr>
+          <w:rFonts w:ascii="Calibri" w:cs="Calibri" w:eastAsia="Calibri" w:hAnsi="Calibri"/>
+          <w:b w:val="false"/>
+          <w:bCs w:val="false"/>
+          <w:i w:val="false"/>
+          <w:iCs w:val="false"/>
+          <w:color w:val="1A1A1A"/>
+          <w:sz w:val="21"/>
+          <w:szCs w:val="21"/>
+        </w:rPr>
+        <w:t xml:space="preserve">Maintain organized evidence (policies, records, outcome data) and track readiness through quality improvement.</w:t>
+      </w:r>
+    </w:p>
+    <w:p>
+      <w:pPr>
+        <w:spacing w:after="60" w:before="0" w:line="276"/>
+        <w:jc w:val="left"/>
+      </w:pPr>
+      <w:r>
+        <w:rPr>
+          <w:rFonts w:ascii="Calibri" w:cs="Calibri" w:eastAsia="Calibri" w:hAnsi="Calibri"/>
+          <w:b/>
+          <w:bCs/>
+          <w:i w:val="false"/>
+          <w:iCs w:val="false"/>
+          <w:color w:val="3E5871"/>
+          <w:sz w:val="21"/>
+          <w:szCs w:val="21"/>
+        </w:rPr>
+        <w:t xml:space="preserve">Related Forms</w:t>
+      </w:r>
+    </w:p>
+    <w:p>
+      <w:pPr>
+        <w:spacing w:after="120" w:before="0" w:line="276"/>
+        <w:jc w:val="left"/>
+      </w:pPr>
+      <w:r>
+        <w:rPr>
+          <w:rFonts w:ascii="Calibri" w:cs="Calibri" w:eastAsia="Calibri" w:hAnsi="Calibri"/>
+          <w:b w:val="false"/>
+          <w:bCs w:val="false"/>
+          <w:i w:val="false"/>
+          <w:iCs w:val="false"/>
+          <w:color w:val="1A1A1A"/>
+          <w:sz w:val="21"/>
+          <w:szCs w:val="21"/>
+        </w:rPr>
+        <w:t xml:space="preserve">Self-Assessment Checklist · Mock Tracer Record · Accessibility Review &amp; Plan</w:t>
+      </w:r>
+    </w:p>
+    <w:p>
+      <w:pPr>
+        <w:spacing w:after="60" w:before="0" w:line="276"/>
+        <w:jc w:val="left"/>
+      </w:pPr>
+      <w:r>
+        <w:rPr>
+          <w:rFonts w:ascii="Calibri" w:cs="Calibri" w:eastAsia="Calibri" w:hAnsi="Calibri"/>
+          <w:b/>
+          <w:bCs/>
+          <w:i w:val="false"/>
+          <w:iCs w:val="false"/>
+          <w:color w:val="3E5871"/>
+          <w:sz w:val="21"/>
+          <w:szCs w:val="21"/>
+        </w:rPr>
+        <w:t xml:space="preserve">Document History</w:t>
+      </w:r>
+    </w:p>
+    <w:tbl>
+      <w:tblPr>
+        <w:tblW w:type="dxa" w:w="9360"/>
+        <w:tblBorders>
+          <w:top w:val="single" w:color="9DB1C7" w:sz="4"/>
+          <w:left w:val="single" w:color="9DB1C7" w:sz="4"/>
+          <w:bottom w:val="single" w:color="9DB1C7" w:sz="4"/>
+          <w:right w:val="single" w:color="9DB1C7" w:sz="4"/>
+          <w:insideH w:val="single" w:color="9DB1C7" w:sz="4"/>
+          <w:insideV w:val="single" w:color="9DB1C7" w:sz="4"/>
+        </w:tblBorders>
+      </w:tblPr>
+      <w:tblGrid>
+        <w:gridCol w:w="1100"/>
+        <w:gridCol w:w="1700"/>
+        <w:gridCol w:w="4260"/>
+        <w:gridCol w:w="2300"/>
+      </w:tblGrid>
+      <w:tr>
+        <w:trPr>
+          <w:tblHeader/>
+        </w:trPr>
+        <w:tc>
+          <w:tcPr>
+            <w:tcW w:type="dxa" w:w="1100"/>
+            <w:shd w:fill="3E5871" w:color="auto" w:val="clear"/>
+            <w:tcMar>
+              <w:top w:type="dxa" w:w="50"/>
+              <w:left w:type="dxa" w:w="100"/>
+              <w:bottom w:type="dxa" w:w="50"/>
+              <w:right w:type="dxa" w:w="100"/>
+            </w:tcMar>
+          </w:tcPr>
+          <w:p>
+            <w:pPr>
+              <w:spacing w:after="0" w:before="0" w:line="276"/>
+              <w:jc w:val="left"/>
+            </w:pPr>
+            <w:r>
+              <w:rPr>
+                <w:rFonts w:ascii="Calibri" w:cs="Calibri" w:eastAsia="Calibri" w:hAnsi="Calibri"/>
+                <w:b/>
+                <w:bCs/>
+                <w:i w:val="false"/>
+                <w:iCs w:val="false"/>
+                <w:color w:val="FFFFFF"/>
+                <w:sz w:val="18"/>
+                <w:szCs w:val="18"/>
+              </w:rPr>
+              <w:t xml:space="preserve">Version</w:t>
+            </w:r>
+          </w:p>
+        </w:tc>
+        <w:tc>
+          <w:tcPr>
+            <w:tcW w:type="dxa" w:w="1700"/>
+            <w:shd w:fill="3E5871" w:color="auto" w:val="clear"/>
+            <w:tcMar>
+              <w:top w:type="dxa" w:w="50"/>
+              <w:left w:type="dxa" w:w="100"/>
+              <w:bottom w:type="dxa" w:w="50"/>
+              <w:right w:type="dxa" w:w="100"/>
+            </w:tcMar>
+          </w:tcPr>
+          <w:p>
+            <w:pPr>
+              <w:spacing w:after="0" w:before="0" w:line="276"/>
+              <w:jc w:val="left"/>
+            </w:pPr>
+            <w:r>
+              <w:rPr>
+                <w:rFonts w:ascii="Calibri" w:cs="Calibri" w:eastAsia="Calibri" w:hAnsi="Calibri"/>
+                <w:b/>
+                <w:bCs/>
+                <w:i w:val="false"/>
+                <w:iCs w:val="false"/>
+                <w:color w:val="FFFFFF"/>
+                <w:sz w:val="18"/>
+                <w:szCs w:val="18"/>
+              </w:rPr>
+              <w:t xml:space="preserve">Date</w:t>
+            </w:r>
+          </w:p>
+        </w:tc>
+        <w:tc>
+          <w:tcPr>
+            <w:tcW w:type="dxa" w:w="4260"/>
+            <w:shd w:fill="3E5871" w:color="auto" w:val="clear"/>
+            <w:tcMar>
+              <w:top w:type="dxa" w:w="50"/>
+              <w:left w:type="dxa" w:w="100"/>
+              <w:bottom w:type="dxa" w:w="50"/>
+              <w:right w:type="dxa" w:w="100"/>
+            </w:tcMar>
+          </w:tcPr>
+          <w:p>
+            <w:pPr>
+              <w:spacing w:after="0" w:before="0" w:line="276"/>
+              <w:jc w:val="left"/>
+            </w:pPr>
+            <w:r>
+              <w:rPr>
+                <w:rFonts w:ascii="Calibri" w:cs="Calibri" w:eastAsia="Calibri" w:hAnsi="Calibri"/>
+                <w:b/>
+                <w:bCs/>
+                <w:i w:val="false"/>
+                <w:iCs w:val="false"/>
+                <w:color w:val="FFFFFF"/>
+                <w:sz w:val="18"/>
+                <w:szCs w:val="18"/>
+              </w:rPr>
+              <w:t xml:space="preserve">Description</w:t>
+            </w:r>
+          </w:p>
+        </w:tc>
+        <w:tc>
+          <w:tcPr>
+            <w:tcW w:type="dxa" w:w="2300"/>
+            <w:shd w:fill="3E5871" w:color="auto" w:val="clear"/>
+            <w:tcMar>
+              <w:top w:type="dxa" w:w="50"/>
+              <w:left w:type="dxa" w:w="100"/>
+              <w:bottom w:type="dxa" w:w="50"/>
+              <w:right w:type="dxa" w:w="100"/>
+            </w:tcMar>
+          </w:tcPr>
+          <w:p>
+            <w:pPr>
+              <w:spacing w:after="0" w:before="0" w:line="276"/>
+              <w:jc w:val="left"/>
+            </w:pPr>
+            <w:r>
+              <w:rPr>
+                <w:rFonts w:ascii="Calibri" w:cs="Calibri" w:eastAsia="Calibri" w:hAnsi="Calibri"/>
+                <w:b/>
+                <w:bCs/>
+                <w:i w:val="false"/>
+                <w:iCs w:val="false"/>
+                <w:color w:val="FFFFFF"/>
+                <w:sz w:val="18"/>
+                <w:szCs w:val="18"/>
+              </w:rPr>
+              <w:t xml:space="preserve">Approved By</w:t>
+            </w:r>
+          </w:p>
+        </w:tc>
+      </w:tr>
+      <w:tr>
+        <w:tc>
+          <w:tcPr>
+            <w:tcW w:type="dxa" w:w="1100"/>
+            <w:tcMar>
+              <w:top w:type="dxa" w:w="60"/>
+              <w:left w:type="dxa" w:w="110"/>
+              <w:bottom w:type="dxa" w:w="60"/>
+              <w:right w:type="dxa" w:w="110"/>
+            </w:tcMar>
+            <w:vAlign w:val="center"/>
+          </w:tcPr>
+          <w:p>
+            <w:pPr>
+              <w:spacing w:after="0" w:before="0" w:line="276"/>
+              <w:jc w:val="left"/>
+            </w:pPr>
+            <w:r>
+              <w:rPr>
+                <w:rFonts w:ascii="Calibri" w:cs="Calibri" w:eastAsia="Calibri" w:hAnsi="Calibri"/>
+                <w:b w:val="false"/>
+                <w:bCs w:val="false"/>
+                <w:i w:val="false"/>
+                <w:iCs w:val="false"/>
+                <w:color w:val="1A1A1A"/>
+                <w:sz w:val="18"/>
+                <w:szCs w:val="18"/>
+              </w:rPr>
+              <w:t xml:space="preserve">1.0</w:t>
+            </w:r>
+          </w:p>
+        </w:tc>
+        <w:tc>
+          <w:tcPr>
+            <w:tcW w:type="dxa" w:w="1700"/>
+            <w:tcMar>
+              <w:top w:type="dxa" w:w="60"/>
+              <w:left w:type="dxa" w:w="110"/>
+              <w:bottom w:type="dxa" w:w="60"/>
+              <w:right w:type="dxa" w:w="110"/>
+            </w:tcMar>
+            <w:vAlign w:val="center"/>
+          </w:tcPr>
+          <w:p>
+            <w:pPr>
+              <w:spacing w:after="0" w:before="0" w:line="276"/>
+              <w:jc w:val="left"/>
+            </w:pPr>
+            <w:r>
+              <w:rPr>
+                <w:rFonts w:ascii="Calibri" w:cs="Calibri" w:eastAsia="Calibri" w:hAnsi="Calibri"/>
+                <w:b w:val="false"/>
+                <w:bCs w:val="false"/>
+                <w:i w:val="false"/>
+                <w:iCs w:val="false"/>
+                <w:color w:val="1A1A1A"/>
+                <w:sz w:val="18"/>
+                <w:szCs w:val="18"/>
+              </w:rPr>
+              <w:t xml:space="preserve">[MM/DD/YYYY]</w:t>
+            </w:r>
+          </w:p>
+        </w:tc>
+        <w:tc>
+          <w:tcPr>
+            <w:tcW w:type="dxa" w:w="4260"/>
+            <w:tcMar>
+              <w:top w:type="dxa" w:w="60"/>
+              <w:left w:type="dxa" w:w="110"/>
+              <w:bottom w:type="dxa" w:w="60"/>
+              <w:right w:type="dxa" w:w="110"/>
+            </w:tcMar>
+            <w:vAlign w:val="center"/>
+          </w:tcPr>
+          <w:p>
+            <w:pPr>
+              <w:spacing w:after="0" w:before="0" w:line="276"/>
+              <w:jc w:val="left"/>
+            </w:pPr>
+            <w:r>
+              <w:rPr>
+                <w:rFonts w:ascii="Calibri" w:cs="Calibri" w:eastAsia="Calibri" w:hAnsi="Calibri"/>
+                <w:b w:val="false"/>
+                <w:bCs w:val="false"/>
+                <w:i w:val="false"/>
+                <w:iCs w:val="false"/>
+                <w:color w:val="1A1A1A"/>
+                <w:sz w:val="18"/>
+                <w:szCs w:val="18"/>
+              </w:rPr>
+              <w:t xml:space="preserve">Initial policy</w:t>
+            </w:r>
+          </w:p>
+        </w:tc>
+        <w:tc>
+          <w:tcPr>
+            <w:tcW w:type="dxa" w:w="2300"/>
+            <w:tcMar>
+              <w:top w:type="dxa" w:w="60"/>
+              <w:left w:type="dxa" w:w="110"/>
+              <w:bottom w:type="dxa" w:w="60"/>
+              <w:right w:type="dxa" w:w="110"/>
+            </w:tcMar>
+            <w:vAlign w:val="center"/>
+          </w:tcPr>
+          <w:p>
+            <w:pPr>
+              <w:spacing w:after="0" w:before="0" w:line="276"/>
+              <w:jc w:val="left"/>
+            </w:pPr>
+            <w:r>
+              <w:rPr>
+                <w:rFonts w:ascii="Calibri" w:cs="Calibri" w:eastAsia="Calibri" w:hAnsi="Calibri"/>
+                <w:b w:val="false"/>
+                <w:bCs w:val="false"/>
+                <w:i w:val="false"/>
+                <w:iCs w:val="false"/>
+                <w:color w:val="1A1A1A"/>
+                <w:sz w:val="18"/>
+                <w:szCs w:val="18"/>
+              </w:rPr>
+              <w:t xml:space="preserve">[Administrator Name]</w:t>
+            </w:r>
+          </w:p>
+        </w:tc>
+      </w:tr>
+    </w:tbl>
+    <w:p>
+      <w:pPr>
+        <w:spacing w:after="60" w:before="0" w:line="276"/>
+        <w:jc w:val="left"/>
+      </w:pPr>
+      <w:r>
+        <w:rPr>
+          <w:rFonts w:ascii="Calibri" w:cs="Calibri" w:eastAsia="Calibri" w:hAnsi="Calibri"/>
+          <w:b w:val="false"/>
+          <w:bCs w:val="false"/>
+          <w:i w:val="false"/>
+          <w:iCs w:val="false"/>
+          <w:color w:val="1A1A1A"/>
+          <w:sz w:val="6"/>
+          <w:szCs w:val="6"/>
+        </w:rPr>
+        <w:t xml:space="preserve"/>
+      </w:r>
+    </w:p>
+    <w:p>
+      <w:r>
+        <w:br w:type="page"/>
+      </w:r>
+    </w:p>
     <w:sectPr>
       <w:pgSz w:w="12240" w:h="15840" w:orient="portrait"/>
       <w:pgMar w:top="1440" w:right="1440" w:bottom="1440" w:left="1440" w:header="708" w:footer="708" w:gutter="0"/>
